--- a/doc/Proyecto practicas DAM.docx
+++ b/doc/Proyecto practicas DAM.docx
@@ -110,7 +110,7 @@
     <w:p>
       <w:r>
         <w:pict w14:anchorId="2EB072EB">
-          <v:rect id="_x0000_i1056" style="width:0;height:1.5pt" o:hralign="center" o:hrstd="t" o:hrnoshade="t" o:hr="t" fillcolor="gray" stroked="f"/>
+          <v:rect id="_x0000_i1025" style="width:0;height:1.5pt" o:hralign="center" o:hrstd="t" o:hrnoshade="t" o:hr="t" fillcolor="gray" stroked="f"/>
         </w:pict>
       </w:r>
     </w:p>
@@ -328,78 +328,276 @@
         <w:rPr>
           <w:b/>
           <w:bCs/>
-        </w:rPr>
-      </w:pPr>
-    </w:p>
-    <w:p>
-      <w:pPr>
-        <w:rPr>
-          <w:b/>
-          <w:bCs/>
-        </w:rPr>
-      </w:pPr>
-    </w:p>
-    <w:p>
-      <w:pPr>
-        <w:rPr>
-          <w:b/>
-          <w:bCs/>
-        </w:rPr>
-      </w:pPr>
-    </w:p>
-    <w:p>
-      <w:pPr>
-        <w:rPr>
-          <w:b/>
-          <w:bCs/>
-        </w:rPr>
-      </w:pPr>
-    </w:p>
-    <w:p>
-      <w:pPr>
-        <w:rPr>
-          <w:b/>
-          <w:bCs/>
-        </w:rPr>
-      </w:pPr>
-    </w:p>
-    <w:p>
-      <w:pPr>
-        <w:rPr>
-          <w:b/>
-          <w:bCs/>
-        </w:rPr>
-      </w:pPr>
-    </w:p>
-    <w:p>
-      <w:pPr>
-        <w:rPr>
-          <w:b/>
-          <w:bCs/>
-        </w:rPr>
-      </w:pPr>
-    </w:p>
-    <w:p>
-      <w:pPr>
-        <w:rPr>
-          <w:b/>
-          <w:bCs/>
-        </w:rPr>
-      </w:pPr>
-    </w:p>
-    <w:p>
-      <w:pPr>
-        <w:rPr>
-          <w:b/>
-          <w:bCs/>
-        </w:rPr>
-      </w:pPr>
-      <w:r>
-        <w:rPr>
-          <w:b/>
-          <w:bCs/>
-        </w:rPr>
-        <w:lastRenderedPageBreak/>
+          <w:color w:val="4472C4" w:themeColor="accent1"/>
+        </w:rPr>
+      </w:pPr>
+      <w:r>
+        <w:rPr>
+          <w:b/>
+          <w:bCs/>
+          <w:color w:val="4472C4" w:themeColor="accent1"/>
+        </w:rPr>
+        <w:t>Empezamos instalando</w:t>
+      </w:r>
+      <w:r>
+        <w:rPr>
+          <w:b/>
+          <w:bCs/>
+          <w:color w:val="4472C4" w:themeColor="accent1"/>
+        </w:rPr>
+        <w:t xml:space="preserve"> las herramientas necesarias para empezar a programar</w:t>
+      </w:r>
+      <w:r>
+        <w:rPr>
+          <w:b/>
+          <w:bCs/>
+          <w:color w:val="4472C4" w:themeColor="accent1"/>
+        </w:rPr>
+        <w:t>,</w:t>
+      </w:r>
+      <w:r>
+        <w:rPr>
+          <w:b/>
+          <w:bCs/>
+          <w:color w:val="4472C4" w:themeColor="accent1"/>
+        </w:rPr>
+        <w:t xml:space="preserve"> Visual Studio Code y el JDK (21).</w:t>
+      </w:r>
+      <w:r>
+        <w:rPr>
+          <w:b/>
+          <w:bCs/>
+          <w:color w:val="4472C4" w:themeColor="accent1"/>
+        </w:rPr>
+        <w:t xml:space="preserve"> Trabajaremos con un proyecto de Maven.</w:t>
+      </w:r>
+    </w:p>
+    <w:p>
+      <w:pPr>
+        <w:rPr>
+          <w:b/>
+          <w:bCs/>
+          <w:color w:val="4472C4" w:themeColor="accent1"/>
+        </w:rPr>
+      </w:pPr>
+      <w:r>
+        <w:rPr>
+          <w:b/>
+          <w:bCs/>
+          <w:color w:val="4472C4" w:themeColor="accent1"/>
+        </w:rPr>
+        <w:t xml:space="preserve">Diseñamos la BD usando un archivo de </w:t>
+      </w:r>
+      <w:proofErr w:type="spellStart"/>
+      <w:r>
+        <w:rPr>
+          <w:b/>
+          <w:bCs/>
+          <w:color w:val="4472C4" w:themeColor="accent1"/>
+        </w:rPr>
+        <w:t>schema.sql</w:t>
+      </w:r>
+      <w:proofErr w:type="spellEnd"/>
+      <w:r>
+        <w:rPr>
+          <w:b/>
+          <w:bCs/>
+          <w:color w:val="4472C4" w:themeColor="accent1"/>
+        </w:rPr>
+        <w:t xml:space="preserve"> y creamos el archivo de DatabaseManager.java para poder realizar la conexión a la base de datos en SQLite, de momento estamos usando un archivo .</w:t>
+      </w:r>
+      <w:proofErr w:type="spellStart"/>
+      <w:r>
+        <w:rPr>
+          <w:b/>
+          <w:bCs/>
+          <w:color w:val="4472C4" w:themeColor="accent1"/>
+        </w:rPr>
+        <w:t>bd</w:t>
+      </w:r>
+      <w:proofErr w:type="spellEnd"/>
+      <w:r>
+        <w:rPr>
+          <w:b/>
+          <w:bCs/>
+          <w:color w:val="4472C4" w:themeColor="accent1"/>
+        </w:rPr>
+        <w:t xml:space="preserve"> para guardar los datos.</w:t>
+      </w:r>
+    </w:p>
+    <w:p>
+      <w:pPr>
+        <w:rPr>
+          <w:b/>
+          <w:bCs/>
+          <w:color w:val="4472C4" w:themeColor="accent1"/>
+        </w:rPr>
+      </w:pPr>
+      <w:r>
+        <w:rPr>
+          <w:b/>
+          <w:bCs/>
+          <w:color w:val="4472C4" w:themeColor="accent1"/>
+        </w:rPr>
+        <w:t xml:space="preserve">Creamos los archivos para cada tabla y sus respectivos </w:t>
+      </w:r>
+      <w:proofErr w:type="spellStart"/>
+      <w:r>
+        <w:rPr>
+          <w:b/>
+          <w:bCs/>
+          <w:color w:val="4472C4" w:themeColor="accent1"/>
+        </w:rPr>
+        <w:t>DAOs</w:t>
+      </w:r>
+      <w:proofErr w:type="spellEnd"/>
+      <w:r>
+        <w:rPr>
+          <w:b/>
+          <w:bCs/>
+          <w:color w:val="4472C4" w:themeColor="accent1"/>
+        </w:rPr>
+        <w:t>.</w:t>
+      </w:r>
+    </w:p>
+    <w:p>
+      <w:pPr>
+        <w:rPr>
+          <w:b/>
+          <w:bCs/>
+          <w:color w:val="4472C4" w:themeColor="accent1"/>
+        </w:rPr>
+      </w:pPr>
+      <w:r>
+        <w:rPr>
+          <w:b/>
+          <w:bCs/>
+          <w:color w:val="4472C4" w:themeColor="accent1"/>
+        </w:rPr>
+        <w:t xml:space="preserve">Instalamos la herramienta de </w:t>
+      </w:r>
+      <w:proofErr w:type="spellStart"/>
+      <w:r>
+        <w:rPr>
+          <w:b/>
+          <w:bCs/>
+          <w:color w:val="4472C4" w:themeColor="accent1"/>
+        </w:rPr>
+        <w:t>DBeaver</w:t>
+      </w:r>
+      <w:proofErr w:type="spellEnd"/>
+      <w:r>
+        <w:rPr>
+          <w:b/>
+          <w:bCs/>
+          <w:color w:val="4472C4" w:themeColor="accent1"/>
+        </w:rPr>
+        <w:t xml:space="preserve"> para poder visualizar los datos de prueba, y estos los creamos en el archivo DatabaseTest.java</w:t>
+      </w:r>
+    </w:p>
+    <w:p>
+      <w:pPr>
+        <w:rPr>
+          <w:b/>
+          <w:bCs/>
+          <w:color w:val="4472C4" w:themeColor="accent1"/>
+        </w:rPr>
+      </w:pPr>
+      <w:r>
+        <w:rPr>
+          <w:b/>
+          <w:bCs/>
+          <w:color w:val="4472C4" w:themeColor="accent1"/>
+        </w:rPr>
+        <w:t xml:space="preserve">Instalamos y configuramos ADB para poder reconocer y </w:t>
+      </w:r>
+      <w:proofErr w:type="spellStart"/>
+      <w:r>
+        <w:rPr>
+          <w:b/>
+          <w:bCs/>
+          <w:color w:val="4472C4" w:themeColor="accent1"/>
+        </w:rPr>
+        <w:t>transpasar</w:t>
+      </w:r>
+      <w:proofErr w:type="spellEnd"/>
+      <w:r>
+        <w:rPr>
+          <w:b/>
+          <w:bCs/>
+          <w:color w:val="4472C4" w:themeColor="accent1"/>
+        </w:rPr>
+        <w:t xml:space="preserve"> datos de los teléfonos.</w:t>
+      </w:r>
+    </w:p>
+    <w:p>
+      <w:pPr>
+        <w:rPr>
+          <w:b/>
+          <w:bCs/>
+        </w:rPr>
+      </w:pPr>
+    </w:p>
+    <w:p>
+      <w:pPr>
+        <w:rPr>
+          <w:b/>
+          <w:bCs/>
+        </w:rPr>
+      </w:pPr>
+    </w:p>
+    <w:p>
+      <w:pPr>
+        <w:rPr>
+          <w:b/>
+          <w:bCs/>
+        </w:rPr>
+      </w:pPr>
+    </w:p>
+    <w:p>
+      <w:pPr>
+        <w:rPr>
+          <w:b/>
+          <w:bCs/>
+        </w:rPr>
+      </w:pPr>
+    </w:p>
+    <w:p>
+      <w:pPr>
+        <w:rPr>
+          <w:b/>
+          <w:bCs/>
+        </w:rPr>
+      </w:pPr>
+    </w:p>
+    <w:p>
+      <w:pPr>
+        <w:rPr>
+          <w:b/>
+          <w:bCs/>
+        </w:rPr>
+      </w:pPr>
+    </w:p>
+    <w:p>
+      <w:pPr>
+        <w:rPr>
+          <w:b/>
+          <w:bCs/>
+        </w:rPr>
+      </w:pPr>
+    </w:p>
+    <w:p>
+      <w:pPr>
+        <w:rPr>
+          <w:b/>
+          <w:bCs/>
+        </w:rPr>
+      </w:pPr>
+      <w:r>
+        <w:rPr>
+          <w:b/>
+          <w:bCs/>
+        </w:rPr>
         <w:t>BLOQUE 2: Comunicación con Hardware y Multidispositivo</w:t>
       </w:r>
     </w:p>
@@ -812,6 +1010,7 @@
           <w:b/>
           <w:bCs/>
         </w:rPr>
+        <w:lastRenderedPageBreak/>
         <w:t>MP0488 (Interfaces):</w:t>
       </w:r>
       <w:r>
@@ -870,7 +1069,6 @@
           <w:b/>
           <w:bCs/>
         </w:rPr>
-        <w:lastRenderedPageBreak/>
         <w:t xml:space="preserve">BLOQUE 4: Módulo de </w:t>
       </w:r>
       <w:proofErr w:type="spellStart"/>
@@ -975,15 +1173,7 @@
       </w:r>
       <w:proofErr w:type="spellEnd"/>
       <w:r>
-        <w:t xml:space="preserve"> </w:t>
-      </w:r>
-      <w:proofErr w:type="spellStart"/>
-      <w:r>
-        <w:t>to</w:t>
-      </w:r>
-      <w:proofErr w:type="spellEnd"/>
-      <w:r>
-        <w:t xml:space="preserve"> SSID, 3. Ping 8.8.8.8, 4. Off </w:t>
+        <w:t xml:space="preserve"> to SSID, 3. Ping 8.8.8.8, 4. Off </w:t>
       </w:r>
       <w:proofErr w:type="spellStart"/>
       <w:r>
@@ -1368,7 +1558,6 @@
           <w:b/>
           <w:bCs/>
         </w:rPr>
-        <w:lastRenderedPageBreak/>
         <w:t>BLOQUE 6: Seguridad, Extracción y Logs</w:t>
       </w:r>
     </w:p>
@@ -1995,6 +2184,7 @@
           <w:b/>
           <w:bCs/>
         </w:rPr>
+        <w:lastRenderedPageBreak/>
         <w:t>Base de Datos:</w:t>
       </w:r>
       <w:r>
@@ -2048,7 +2238,7 @@
     <w:p>
       <w:r>
         <w:pict w14:anchorId="2803548C">
-          <v:rect id="_x0000_i1059" style="width:0;height:1.5pt" o:hralign="center" o:hrstd="t" o:hrnoshade="t" o:hr="t" fillcolor="gray" stroked="f"/>
+          <v:rect id="_x0000_i1026" style="width:0;height:1.5pt" o:hralign="center" o:hrstd="t" o:hrnoshade="t" o:hr="t" fillcolor="gray" stroked="f"/>
         </w:pict>
       </w:r>
     </w:p>
@@ -3815,6 +4005,7 @@
   <w:style w:type="character" w:default="1" w:styleId="Fuentedeprrafopredeter">
     <w:name w:val="Default Paragraph Font"/>
     <w:uiPriority w:val="1"/>
+    <w:semiHidden/>
     <w:unhideWhenUsed/>
   </w:style>
   <w:style w:type="table" w:default="1" w:styleId="Tablanormal">

--- a/doc/Proyecto practicas DAM.docx
+++ b/doc/Proyecto practicas DAM.docx
@@ -545,59 +545,12 @@
           <w:bCs/>
         </w:rPr>
       </w:pPr>
-    </w:p>
-    <w:p>
-      <w:pPr>
-        <w:rPr>
-          <w:b/>
-          <w:bCs/>
-        </w:rPr>
-      </w:pPr>
-    </w:p>
-    <w:p>
-      <w:pPr>
-        <w:rPr>
-          <w:b/>
-          <w:bCs/>
-        </w:rPr>
-      </w:pPr>
-    </w:p>
-    <w:p>
-      <w:pPr>
-        <w:rPr>
-          <w:b/>
-          <w:bCs/>
-        </w:rPr>
-      </w:pPr>
-    </w:p>
-    <w:p>
-      <w:pPr>
-        <w:rPr>
-          <w:b/>
-          <w:bCs/>
-        </w:rPr>
-      </w:pPr>
-    </w:p>
-    <w:p>
-      <w:pPr>
-        <w:rPr>
-          <w:b/>
-          <w:bCs/>
-        </w:rPr>
-      </w:pPr>
-    </w:p>
-    <w:p>
-      <w:pPr>
-        <w:rPr>
-          <w:b/>
-          <w:bCs/>
-        </w:rPr>
-      </w:pPr>
-      <w:r>
-        <w:rPr>
-          <w:b/>
-          <w:bCs/>
-        </w:rPr>
+      <w:r>
+        <w:rPr>
+          <w:b/>
+          <w:bCs/>
+        </w:rPr>
+        <w:lastRenderedPageBreak/>
         <w:t>BLOQUE 2: Comunicación con Hardware y Multidispositivo</w:t>
       </w:r>
     </w:p>
@@ -1010,65 +963,65 @@
           <w:b/>
           <w:bCs/>
         </w:rPr>
+        <w:t>MP0488 (Interfaces):</w:t>
+      </w:r>
+      <w:r>
+        <w:t xml:space="preserve"> RA3 y RA4. Diseño de menús y componentes personalizados de control.</w:t>
+      </w:r>
+    </w:p>
+    <w:p>
+      <w:pPr>
+        <w:rPr>
+          <w:b/>
+          <w:bCs/>
+        </w:rPr>
+      </w:pPr>
+    </w:p>
+    <w:p>
+      <w:pPr>
+        <w:rPr>
+          <w:b/>
+          <w:bCs/>
+        </w:rPr>
+      </w:pPr>
+    </w:p>
+    <w:p>
+      <w:pPr>
+        <w:rPr>
+          <w:b/>
+          <w:bCs/>
+        </w:rPr>
+      </w:pPr>
+    </w:p>
+    <w:p>
+      <w:pPr>
+        <w:rPr>
+          <w:b/>
+          <w:bCs/>
+        </w:rPr>
+      </w:pPr>
+    </w:p>
+    <w:p>
+      <w:pPr>
+        <w:rPr>
+          <w:b/>
+          <w:bCs/>
+        </w:rPr>
+      </w:pPr>
+    </w:p>
+    <w:p>
+      <w:pPr>
+        <w:rPr>
+          <w:b/>
+          <w:bCs/>
+        </w:rPr>
+      </w:pPr>
+      <w:r>
+        <w:rPr>
+          <w:b/>
+          <w:bCs/>
+        </w:rPr>
         <w:lastRenderedPageBreak/>
-        <w:t>MP0488 (Interfaces):</w:t>
-      </w:r>
-      <w:r>
-        <w:t xml:space="preserve"> RA3 y RA4. Diseño de menús y componentes personalizados de control.</w:t>
-      </w:r>
-    </w:p>
-    <w:p>
-      <w:pPr>
-        <w:rPr>
-          <w:b/>
-          <w:bCs/>
-        </w:rPr>
-      </w:pPr>
-    </w:p>
-    <w:p>
-      <w:pPr>
-        <w:rPr>
-          <w:b/>
-          <w:bCs/>
-        </w:rPr>
-      </w:pPr>
-    </w:p>
-    <w:p>
-      <w:pPr>
-        <w:rPr>
-          <w:b/>
-          <w:bCs/>
-        </w:rPr>
-      </w:pPr>
-    </w:p>
-    <w:p>
-      <w:pPr>
-        <w:rPr>
-          <w:b/>
-          <w:bCs/>
-        </w:rPr>
-      </w:pPr>
-    </w:p>
-    <w:p>
-      <w:pPr>
-        <w:rPr>
-          <w:b/>
-          <w:bCs/>
-        </w:rPr>
-      </w:pPr>
-    </w:p>
-    <w:p>
-      <w:pPr>
-        <w:rPr>
-          <w:b/>
-          <w:bCs/>
-        </w:rPr>
-      </w:pPr>
-      <w:r>
-        <w:rPr>
-          <w:b/>
-          <w:bCs/>
-        </w:rPr>
         <w:t xml:space="preserve">BLOQUE 4: Módulo de </w:t>
       </w:r>
       <w:proofErr w:type="spellStart"/>
@@ -1558,6 +1511,7 @@
           <w:b/>
           <w:bCs/>
         </w:rPr>
+        <w:lastRenderedPageBreak/>
         <w:t>BLOQUE 6: Seguridad, Extracción y Logs</w:t>
       </w:r>
     </w:p>
@@ -2184,7 +2138,6 @@
           <w:b/>
           <w:bCs/>
         </w:rPr>
-        <w:lastRenderedPageBreak/>
         <w:t>Base de Datos:</w:t>
       </w:r>
       <w:r>

--- a/doc/Proyecto practicas DAM.docx
+++ b/doc/Proyecto practicas DAM.docx
@@ -323,6 +323,7 @@
         <w:t xml:space="preserve"> RA1 y RA2. Creación de interfaces visuales basadas en componentes.</w:t>
       </w:r>
     </w:p>
+    <w:p/>
     <w:p>
       <w:pPr>
         <w:rPr>
@@ -535,22 +536,586 @@
         <w:rPr>
           <w:b/>
           <w:bCs/>
-        </w:rPr>
-      </w:pPr>
-    </w:p>
-    <w:p>
-      <w:pPr>
-        <w:rPr>
-          <w:b/>
-          <w:bCs/>
-        </w:rPr>
-      </w:pPr>
-      <w:r>
-        <w:rPr>
-          <w:b/>
-          <w:bCs/>
+          <w:color w:val="4472C4" w:themeColor="accent1"/>
+        </w:rPr>
+      </w:pPr>
+      <w:r>
+        <w:rPr>
+          <w:b/>
+          <w:bCs/>
+          <w:color w:val="4472C4" w:themeColor="accent1"/>
         </w:rPr>
         <w:lastRenderedPageBreak/>
+        <w:t xml:space="preserve">Creamos el archivo “ADBService.java”, que es donde ejecutaremos todos los comandos de </w:t>
+      </w:r>
+      <w:proofErr w:type="spellStart"/>
+      <w:r>
+        <w:rPr>
+          <w:b/>
+          <w:bCs/>
+          <w:color w:val="4472C4" w:themeColor="accent1"/>
+        </w:rPr>
+        <w:t>adb</w:t>
+      </w:r>
+      <w:proofErr w:type="spellEnd"/>
+      <w:r>
+        <w:rPr>
+          <w:b/>
+          <w:bCs/>
+          <w:color w:val="4472C4" w:themeColor="accent1"/>
+        </w:rPr>
+        <w:t>.</w:t>
+      </w:r>
+    </w:p>
+    <w:p>
+      <w:pPr>
+        <w:rPr>
+          <w:b/>
+          <w:bCs/>
+          <w:color w:val="4472C4" w:themeColor="accent1"/>
+        </w:rPr>
+      </w:pPr>
+      <w:r>
+        <w:rPr>
+          <w:b/>
+          <w:bCs/>
+          <w:color w:val="4472C4" w:themeColor="accent1"/>
+        </w:rPr>
+        <w:t xml:space="preserve">Creamos la carpeta </w:t>
+      </w:r>
+      <w:proofErr w:type="spellStart"/>
+      <w:r>
+        <w:rPr>
+          <w:b/>
+          <w:bCs/>
+          <w:color w:val="4472C4" w:themeColor="accent1"/>
+        </w:rPr>
+        <w:t>fxml</w:t>
+      </w:r>
+      <w:proofErr w:type="spellEnd"/>
+      <w:r>
+        <w:rPr>
+          <w:b/>
+          <w:bCs/>
+          <w:color w:val="4472C4" w:themeColor="accent1"/>
+        </w:rPr>
+        <w:t xml:space="preserve">/ en </w:t>
+      </w:r>
+      <w:proofErr w:type="spellStart"/>
+      <w:r>
+        <w:rPr>
+          <w:b/>
+          <w:bCs/>
+          <w:color w:val="4472C4" w:themeColor="accent1"/>
+        </w:rPr>
+        <w:t>resources</w:t>
+      </w:r>
+      <w:proofErr w:type="spellEnd"/>
+      <w:r>
+        <w:rPr>
+          <w:b/>
+          <w:bCs/>
+          <w:color w:val="4472C4" w:themeColor="accent1"/>
+        </w:rPr>
+        <w:t xml:space="preserve"> para alojar los diseños de las vistas: </w:t>
+      </w:r>
+      <w:proofErr w:type="spellStart"/>
+      <w:proofErr w:type="gramStart"/>
+      <w:r>
+        <w:rPr>
+          <w:b/>
+          <w:bCs/>
+          <w:color w:val="4472C4" w:themeColor="accent1"/>
+        </w:rPr>
+        <w:t>main.fxml</w:t>
+      </w:r>
+      <w:proofErr w:type="spellEnd"/>
+      <w:proofErr w:type="gramEnd"/>
+      <w:r>
+        <w:rPr>
+          <w:b/>
+          <w:bCs/>
+          <w:color w:val="4472C4" w:themeColor="accent1"/>
+        </w:rPr>
+        <w:t xml:space="preserve">, </w:t>
+      </w:r>
+      <w:proofErr w:type="spellStart"/>
+      <w:r>
+        <w:rPr>
+          <w:b/>
+          <w:bCs/>
+          <w:color w:val="4472C4" w:themeColor="accent1"/>
+        </w:rPr>
+        <w:t>ficha_</w:t>
+      </w:r>
+      <w:proofErr w:type="gramStart"/>
+      <w:r>
+        <w:rPr>
+          <w:b/>
+          <w:bCs/>
+          <w:color w:val="4472C4" w:themeColor="accent1"/>
+        </w:rPr>
+        <w:t>tecnica.fxml</w:t>
+      </w:r>
+      <w:proofErr w:type="spellEnd"/>
+      <w:proofErr w:type="gramEnd"/>
+      <w:r>
+        <w:rPr>
+          <w:b/>
+          <w:bCs/>
+          <w:color w:val="4472C4" w:themeColor="accent1"/>
+        </w:rPr>
+        <w:t xml:space="preserve"> y </w:t>
+      </w:r>
+      <w:proofErr w:type="spellStart"/>
+      <w:r>
+        <w:rPr>
+          <w:b/>
+          <w:bCs/>
+          <w:color w:val="4472C4" w:themeColor="accent1"/>
+        </w:rPr>
+        <w:t>formulario_</w:t>
+      </w:r>
+      <w:proofErr w:type="gramStart"/>
+      <w:r>
+        <w:rPr>
+          <w:b/>
+          <w:bCs/>
+          <w:color w:val="4472C4" w:themeColor="accent1"/>
+        </w:rPr>
+        <w:t>alta.fxml</w:t>
+      </w:r>
+      <w:proofErr w:type="spellEnd"/>
+      <w:proofErr w:type="gramEnd"/>
+      <w:r>
+        <w:rPr>
+          <w:b/>
+          <w:bCs/>
+          <w:color w:val="4472C4" w:themeColor="accent1"/>
+        </w:rPr>
+        <w:t>.</w:t>
+      </w:r>
+    </w:p>
+    <w:p>
+      <w:pPr>
+        <w:rPr>
+          <w:b/>
+          <w:bCs/>
+          <w:color w:val="4472C4" w:themeColor="accent1"/>
+        </w:rPr>
+      </w:pPr>
+      <w:r>
+        <w:rPr>
+          <w:b/>
+          <w:bCs/>
+          <w:color w:val="4472C4" w:themeColor="accent1"/>
+        </w:rPr>
+        <w:t>Implementamos los controladores correspondientes para cada vista: mainController.java, fichaTecnicaController.java y formularioAlta.java.</w:t>
+      </w:r>
+    </w:p>
+    <w:p>
+      <w:pPr>
+        <w:rPr>
+          <w:b/>
+          <w:bCs/>
+          <w:color w:val="4472C4" w:themeColor="accent1"/>
+        </w:rPr>
+      </w:pPr>
+      <w:r>
+        <w:rPr>
+          <w:b/>
+          <w:bCs/>
+          <w:color w:val="4472C4" w:themeColor="accent1"/>
+        </w:rPr>
+        <w:t xml:space="preserve">Desarrollamos en </w:t>
+      </w:r>
+      <w:proofErr w:type="spellStart"/>
+      <w:proofErr w:type="gramStart"/>
+      <w:r>
+        <w:rPr>
+          <w:b/>
+          <w:bCs/>
+          <w:color w:val="4472C4" w:themeColor="accent1"/>
+        </w:rPr>
+        <w:t>main.fxml</w:t>
+      </w:r>
+      <w:proofErr w:type="spellEnd"/>
+      <w:proofErr w:type="gramEnd"/>
+      <w:r>
+        <w:rPr>
+          <w:b/>
+          <w:bCs/>
+          <w:color w:val="4472C4" w:themeColor="accent1"/>
+        </w:rPr>
+        <w:t xml:space="preserve"> una lista lateral que muestra los dispositivos conectados. Esta se actualiza mediante un </w:t>
+      </w:r>
+      <w:proofErr w:type="spellStart"/>
+      <w:r>
+        <w:rPr>
+          <w:b/>
+          <w:bCs/>
+          <w:color w:val="4472C4" w:themeColor="accent1"/>
+        </w:rPr>
+        <w:t>Thread</w:t>
+      </w:r>
+      <w:proofErr w:type="spellEnd"/>
+      <w:r>
+        <w:rPr>
+          <w:b/>
+          <w:bCs/>
+          <w:color w:val="4472C4" w:themeColor="accent1"/>
+        </w:rPr>
+        <w:t xml:space="preserve"> que ejecuta periódicamente el comando </w:t>
+      </w:r>
+      <w:proofErr w:type="spellStart"/>
+      <w:r>
+        <w:rPr>
+          <w:b/>
+          <w:bCs/>
+          <w:color w:val="4472C4" w:themeColor="accent1"/>
+        </w:rPr>
+        <w:t>adb</w:t>
+      </w:r>
+      <w:proofErr w:type="spellEnd"/>
+      <w:r>
+        <w:rPr>
+          <w:b/>
+          <w:bCs/>
+          <w:color w:val="4472C4" w:themeColor="accent1"/>
+        </w:rPr>
+        <w:t xml:space="preserve"> </w:t>
+      </w:r>
+      <w:proofErr w:type="spellStart"/>
+      <w:r>
+        <w:rPr>
+          <w:b/>
+          <w:bCs/>
+          <w:color w:val="4472C4" w:themeColor="accent1"/>
+        </w:rPr>
+        <w:t>devices</w:t>
+      </w:r>
+      <w:proofErr w:type="spellEnd"/>
+      <w:r>
+        <w:rPr>
+          <w:b/>
+          <w:bCs/>
+          <w:color w:val="4472C4" w:themeColor="accent1"/>
+        </w:rPr>
+        <w:t xml:space="preserve"> para recolectar e insertar los datos en la interfaz.</w:t>
+      </w:r>
+    </w:p>
+    <w:p>
+      <w:pPr>
+        <w:rPr>
+          <w:b/>
+          <w:bCs/>
+          <w:color w:val="4472C4" w:themeColor="accent1"/>
+        </w:rPr>
+      </w:pPr>
+      <w:r>
+        <w:rPr>
+          <w:b/>
+          <w:bCs/>
+          <w:color w:val="4472C4" w:themeColor="accent1"/>
+        </w:rPr>
+        <w:t>Configuramos la lógica de selección en la lista</w:t>
+      </w:r>
+      <w:r>
+        <w:rPr>
+          <w:b/>
+          <w:bCs/>
+          <w:color w:val="4472C4" w:themeColor="accent1"/>
+        </w:rPr>
+        <w:t>,</w:t>
+      </w:r>
+      <w:r>
+        <w:rPr>
+          <w:b/>
+          <w:bCs/>
+          <w:color w:val="4472C4" w:themeColor="accent1"/>
+        </w:rPr>
+        <w:t xml:space="preserve"> al hacer clic en un dispositivo, se realiza una consulta a la BD. Si el dispositivo existe, cargamos la vista </w:t>
+      </w:r>
+      <w:proofErr w:type="spellStart"/>
+      <w:r>
+        <w:rPr>
+          <w:b/>
+          <w:bCs/>
+          <w:color w:val="4472C4" w:themeColor="accent1"/>
+        </w:rPr>
+        <w:t>ficha_tecnica</w:t>
+      </w:r>
+      <w:proofErr w:type="spellEnd"/>
+      <w:r>
+        <w:rPr>
+          <w:b/>
+          <w:bCs/>
+          <w:color w:val="4472C4" w:themeColor="accent1"/>
+        </w:rPr>
+        <w:t xml:space="preserve"> en el panel central de </w:t>
+      </w:r>
+      <w:proofErr w:type="spellStart"/>
+      <w:proofErr w:type="gramStart"/>
+      <w:r>
+        <w:rPr>
+          <w:b/>
+          <w:bCs/>
+          <w:color w:val="4472C4" w:themeColor="accent1"/>
+        </w:rPr>
+        <w:t>main.fxml</w:t>
+      </w:r>
+      <w:proofErr w:type="spellEnd"/>
+      <w:proofErr w:type="gramEnd"/>
+      <w:r>
+        <w:rPr>
+          <w:b/>
+          <w:bCs/>
+          <w:color w:val="4472C4" w:themeColor="accent1"/>
+        </w:rPr>
+        <w:t xml:space="preserve"> con su información correspondiente.</w:t>
+      </w:r>
+    </w:p>
+    <w:p>
+      <w:pPr>
+        <w:rPr>
+          <w:b/>
+          <w:bCs/>
+          <w:color w:val="4472C4" w:themeColor="accent1"/>
+        </w:rPr>
+      </w:pPr>
+      <w:r>
+        <w:rPr>
+          <w:b/>
+          <w:bCs/>
+          <w:color w:val="4472C4" w:themeColor="accent1"/>
+        </w:rPr>
+        <w:t>Si</w:t>
+      </w:r>
+      <w:r>
+        <w:rPr>
+          <w:b/>
+          <w:bCs/>
+          <w:color w:val="4472C4" w:themeColor="accent1"/>
+        </w:rPr>
+        <w:t xml:space="preserve"> no se encuentra en la BD, se carga la </w:t>
+      </w:r>
+      <w:proofErr w:type="gramStart"/>
+      <w:r>
+        <w:rPr>
+          <w:b/>
+          <w:bCs/>
+          <w:color w:val="4472C4" w:themeColor="accent1"/>
+        </w:rPr>
+        <w:t xml:space="preserve">vista </w:t>
+      </w:r>
+      <w:proofErr w:type="spellStart"/>
+      <w:r>
+        <w:rPr>
+          <w:b/>
+          <w:bCs/>
+          <w:color w:val="4472C4" w:themeColor="accent1"/>
+        </w:rPr>
+        <w:t>formulario</w:t>
+      </w:r>
+      <w:proofErr w:type="gramEnd"/>
+      <w:r>
+        <w:rPr>
+          <w:b/>
+          <w:bCs/>
+          <w:color w:val="4472C4" w:themeColor="accent1"/>
+        </w:rPr>
+        <w:t>_alta</w:t>
+      </w:r>
+      <w:proofErr w:type="spellEnd"/>
+      <w:r>
+        <w:rPr>
+          <w:b/>
+          <w:bCs/>
+          <w:color w:val="4472C4" w:themeColor="accent1"/>
+        </w:rPr>
+        <w:t xml:space="preserve"> en el panel central, con datos precargados mediante la ejecución de comandos </w:t>
+      </w:r>
+      <w:proofErr w:type="spellStart"/>
+      <w:r>
+        <w:rPr>
+          <w:b/>
+          <w:bCs/>
+          <w:color w:val="4472C4" w:themeColor="accent1"/>
+        </w:rPr>
+        <w:t>adb</w:t>
+      </w:r>
+      <w:proofErr w:type="spellEnd"/>
+      <w:r>
+        <w:rPr>
+          <w:b/>
+          <w:bCs/>
+          <w:color w:val="4472C4" w:themeColor="accent1"/>
+        </w:rPr>
+        <w:t xml:space="preserve"> -s serial </w:t>
+      </w:r>
+      <w:proofErr w:type="spellStart"/>
+      <w:r>
+        <w:rPr>
+          <w:b/>
+          <w:bCs/>
+          <w:color w:val="4472C4" w:themeColor="accent1"/>
+        </w:rPr>
+        <w:t>shell</w:t>
+      </w:r>
+      <w:proofErr w:type="spellEnd"/>
+      <w:r>
+        <w:rPr>
+          <w:b/>
+          <w:bCs/>
+          <w:color w:val="4472C4" w:themeColor="accent1"/>
+        </w:rPr>
+        <w:t xml:space="preserve"> </w:t>
+      </w:r>
+      <w:proofErr w:type="spellStart"/>
+      <w:r>
+        <w:rPr>
+          <w:b/>
+          <w:bCs/>
+          <w:color w:val="4472C4" w:themeColor="accent1"/>
+        </w:rPr>
+        <w:t>getprop</w:t>
+      </w:r>
+      <w:proofErr w:type="spellEnd"/>
+      <w:r>
+        <w:rPr>
+          <w:b/>
+          <w:bCs/>
+          <w:color w:val="4472C4" w:themeColor="accent1"/>
+        </w:rPr>
+        <w:t>.</w:t>
+      </w:r>
+      <w:r>
+        <w:rPr>
+          <w:b/>
+          <w:bCs/>
+          <w:color w:val="4472C4" w:themeColor="accent1"/>
+        </w:rPr>
+        <w:t xml:space="preserve"> Precargamos datos como </w:t>
+      </w:r>
+      <w:r>
+        <w:rPr>
+          <w:b/>
+          <w:bCs/>
+          <w:color w:val="4472C4" w:themeColor="accent1"/>
+        </w:rPr>
+        <w:t>Marca, Modelo, RAM…</w:t>
+      </w:r>
+      <w:r>
+        <w:rPr>
+          <w:b/>
+          <w:bCs/>
+          <w:color w:val="4472C4" w:themeColor="accent1"/>
+        </w:rPr>
+        <w:t xml:space="preserve"> </w:t>
+      </w:r>
+      <w:r>
+        <w:rPr>
+          <w:b/>
+          <w:bCs/>
+          <w:color w:val="4472C4" w:themeColor="accent1"/>
+        </w:rPr>
+        <w:t>P</w:t>
+      </w:r>
+      <w:r>
+        <w:rPr>
+          <w:b/>
+          <w:bCs/>
+          <w:color w:val="4472C4" w:themeColor="accent1"/>
+        </w:rPr>
+        <w:t xml:space="preserve">ero imágenes, pulgadas de la pantalla, megapíxeles de la cámara… </w:t>
+      </w:r>
+      <w:r>
+        <w:rPr>
+          <w:b/>
+          <w:bCs/>
+          <w:color w:val="4472C4" w:themeColor="accent1"/>
+        </w:rPr>
+        <w:t>Que n</w:t>
+      </w:r>
+      <w:r>
+        <w:rPr>
+          <w:b/>
+          <w:bCs/>
+          <w:color w:val="4472C4" w:themeColor="accent1"/>
+        </w:rPr>
+        <w:t xml:space="preserve">o tienen un atributo propio en Shell </w:t>
+      </w:r>
+      <w:proofErr w:type="spellStart"/>
+      <w:r>
+        <w:rPr>
+          <w:b/>
+          <w:bCs/>
+          <w:color w:val="4472C4" w:themeColor="accent1"/>
+        </w:rPr>
+        <w:t>getprop</w:t>
+      </w:r>
+      <w:proofErr w:type="spellEnd"/>
+      <w:r>
+        <w:rPr>
+          <w:b/>
+          <w:bCs/>
+          <w:color w:val="4472C4" w:themeColor="accent1"/>
+        </w:rPr>
+        <w:t>, lo</w:t>
+      </w:r>
+      <w:r>
+        <w:rPr>
+          <w:b/>
+          <w:bCs/>
+          <w:color w:val="4472C4" w:themeColor="accent1"/>
+        </w:rPr>
+        <w:t>s</w:t>
+      </w:r>
+      <w:r>
+        <w:rPr>
+          <w:b/>
+          <w:bCs/>
+          <w:color w:val="4472C4" w:themeColor="accent1"/>
+        </w:rPr>
+        <w:t xml:space="preserve"> </w:t>
+      </w:r>
+      <w:r>
+        <w:rPr>
+          <w:b/>
+          <w:bCs/>
+          <w:color w:val="4472C4" w:themeColor="accent1"/>
+        </w:rPr>
+        <w:t>ponemos como</w:t>
+      </w:r>
+      <w:r>
+        <w:rPr>
+          <w:b/>
+          <w:bCs/>
+          <w:color w:val="4472C4" w:themeColor="accent1"/>
+        </w:rPr>
+        <w:t xml:space="preserve"> campos opcionales y se los dejamos rellenar al usuario.</w:t>
+      </w:r>
+    </w:p>
+    <w:p>
+      <w:pPr>
+        <w:rPr>
+          <w:b/>
+          <w:bCs/>
+        </w:rPr>
+      </w:pPr>
+    </w:p>
+    <w:p>
+      <w:pPr>
+        <w:rPr>
+          <w:b/>
+          <w:bCs/>
+        </w:rPr>
+      </w:pPr>
+      <w:r>
+        <w:rPr>
+          <w:b/>
+          <w:bCs/>
+        </w:rPr>
         <w:t>BLOQUE 2: Comunicación con Hardware y Multidispositivo</w:t>
       </w:r>
     </w:p>
@@ -716,13 +1281,310 @@
         <w:t>), la ejecución de procesos externos y la gestión de la concurrencia para que un dispositivo no bloquee al otro.</w:t>
       </w:r>
     </w:p>
-    <w:p>
-      <w:pPr>
-        <w:rPr>
-          <w:b/>
-          <w:bCs/>
-        </w:rPr>
-      </w:pPr>
+    <w:p/>
+    <w:p>
+      <w:pPr>
+        <w:rPr>
+          <w:b/>
+          <w:bCs/>
+          <w:color w:val="4472C4" w:themeColor="accent1"/>
+        </w:rPr>
+      </w:pPr>
+      <w:r>
+        <w:rPr>
+          <w:b/>
+          <w:bCs/>
+          <w:color w:val="4472C4" w:themeColor="accent1"/>
+        </w:rPr>
+        <w:t xml:space="preserve">La clase </w:t>
+      </w:r>
+      <w:proofErr w:type="spellStart"/>
+      <w:r>
+        <w:rPr>
+          <w:b/>
+          <w:bCs/>
+          <w:color w:val="4472C4" w:themeColor="accent1"/>
+        </w:rPr>
+        <w:t>ADBService</w:t>
+      </w:r>
+      <w:proofErr w:type="spellEnd"/>
+      <w:r>
+        <w:rPr>
+          <w:b/>
+          <w:bCs/>
+          <w:color w:val="4472C4" w:themeColor="accent1"/>
+        </w:rPr>
+        <w:t>, la creamos en el bloque 1.</w:t>
+      </w:r>
+    </w:p>
+    <w:p>
+      <w:pPr>
+        <w:rPr>
+          <w:b/>
+          <w:bCs/>
+          <w:color w:val="4472C4" w:themeColor="accent1"/>
+        </w:rPr>
+      </w:pPr>
+      <w:r>
+        <w:rPr>
+          <w:b/>
+          <w:bCs/>
+          <w:color w:val="4472C4" w:themeColor="accent1"/>
+        </w:rPr>
+        <w:t xml:space="preserve">El control de </w:t>
+      </w:r>
+      <w:r>
+        <w:rPr>
+          <w:b/>
+          <w:bCs/>
+          <w:color w:val="4472C4" w:themeColor="accent1"/>
+        </w:rPr>
+        <w:t>múltiples</w:t>
+      </w:r>
+      <w:r>
+        <w:rPr>
+          <w:b/>
+          <w:bCs/>
+          <w:color w:val="4472C4" w:themeColor="accent1"/>
+        </w:rPr>
+        <w:t xml:space="preserve"> dispositivos los gestionamos con la lista lateral del </w:t>
+      </w:r>
+      <w:proofErr w:type="spellStart"/>
+      <w:proofErr w:type="gramStart"/>
+      <w:r>
+        <w:rPr>
+          <w:b/>
+          <w:bCs/>
+          <w:color w:val="4472C4" w:themeColor="accent1"/>
+        </w:rPr>
+        <w:t>main.fxml</w:t>
+      </w:r>
+      <w:proofErr w:type="spellEnd"/>
+      <w:proofErr w:type="gramEnd"/>
+      <w:r>
+        <w:rPr>
+          <w:b/>
+          <w:bCs/>
+          <w:color w:val="4472C4" w:themeColor="accent1"/>
+        </w:rPr>
+        <w:t xml:space="preserve"> que carga la información y se comunica con el dispositivo conectado.</w:t>
+      </w:r>
+    </w:p>
+    <w:p>
+      <w:pPr>
+        <w:rPr>
+          <w:b/>
+          <w:bCs/>
+          <w:color w:val="4472C4" w:themeColor="accent1"/>
+        </w:rPr>
+      </w:pPr>
+      <w:r>
+        <w:rPr>
+          <w:b/>
+          <w:bCs/>
+          <w:color w:val="4472C4" w:themeColor="accent1"/>
+        </w:rPr>
+        <w:t xml:space="preserve">Creamos un botón de ajustes con el texto “Gestionar </w:t>
+      </w:r>
+      <w:r>
+        <w:rPr>
+          <w:b/>
+          <w:bCs/>
+          <w:color w:val="4472C4" w:themeColor="accent1"/>
+        </w:rPr>
+        <w:t>dispositivo</w:t>
+      </w:r>
+      <w:r>
+        <w:rPr>
+          <w:b/>
+          <w:bCs/>
+          <w:color w:val="4472C4" w:themeColor="accent1"/>
+        </w:rPr>
+        <w:t>” (</w:t>
+      </w:r>
+      <w:proofErr w:type="spellStart"/>
+      <w:r>
+        <w:rPr>
+          <w:b/>
+          <w:bCs/>
+          <w:color w:val="4472C4" w:themeColor="accent1"/>
+        </w:rPr>
+        <w:t>ajustes_dispositivos.fxml</w:t>
+      </w:r>
+      <w:proofErr w:type="spellEnd"/>
+      <w:r>
+        <w:rPr>
+          <w:b/>
+          <w:bCs/>
+          <w:color w:val="4472C4" w:themeColor="accent1"/>
+        </w:rPr>
+        <w:t>/AjustesController.java</w:t>
+      </w:r>
+      <w:r>
+        <w:rPr>
+          <w:b/>
+          <w:bCs/>
+          <w:color w:val="4472C4" w:themeColor="accent1"/>
+        </w:rPr>
+        <w:t xml:space="preserve">) que abrirá una nueva ventana que </w:t>
+      </w:r>
+      <w:r>
+        <w:rPr>
+          <w:b/>
+          <w:bCs/>
+          <w:color w:val="4472C4" w:themeColor="accent1"/>
+        </w:rPr>
+        <w:lastRenderedPageBreak/>
+        <w:t>mediante pestañas nos abrirá distintas vistas, que tendrán relación con el control remoto del dispositivo.</w:t>
+      </w:r>
+    </w:p>
+    <w:p>
+      <w:pPr>
+        <w:rPr>
+          <w:b/>
+          <w:bCs/>
+          <w:color w:val="4472C4" w:themeColor="accent1"/>
+        </w:rPr>
+      </w:pPr>
+      <w:r>
+        <w:rPr>
+          <w:b/>
+          <w:bCs/>
+          <w:color w:val="4472C4" w:themeColor="accent1"/>
+        </w:rPr>
+        <w:t xml:space="preserve">Instalamos </w:t>
+      </w:r>
+      <w:proofErr w:type="spellStart"/>
+      <w:r>
+        <w:rPr>
+          <w:b/>
+          <w:bCs/>
+          <w:color w:val="4472C4" w:themeColor="accent1"/>
+        </w:rPr>
+        <w:t>scpy</w:t>
+      </w:r>
+      <w:proofErr w:type="spellEnd"/>
+      <w:r>
+        <w:rPr>
+          <w:b/>
+          <w:bCs/>
+          <w:color w:val="4472C4" w:themeColor="accent1"/>
+        </w:rPr>
+        <w:t xml:space="preserve"> de la página oficial, lo extraemos en </w:t>
+      </w:r>
+      <w:proofErr w:type="spellStart"/>
+      <w:r>
+        <w:rPr>
+          <w:b/>
+          <w:bCs/>
+          <w:color w:val="4472C4" w:themeColor="accent1"/>
+        </w:rPr>
+        <w:t>resources</w:t>
+      </w:r>
+      <w:proofErr w:type="spellEnd"/>
+      <w:r>
+        <w:rPr>
+          <w:b/>
+          <w:bCs/>
+          <w:color w:val="4472C4" w:themeColor="accent1"/>
+        </w:rPr>
+        <w:t>/</w:t>
+      </w:r>
+      <w:proofErr w:type="spellStart"/>
+      <w:r>
+        <w:rPr>
+          <w:b/>
+          <w:bCs/>
+          <w:color w:val="4472C4" w:themeColor="accent1"/>
+        </w:rPr>
+        <w:t>scrpy</w:t>
+      </w:r>
+      <w:proofErr w:type="spellEnd"/>
+      <w:r>
+        <w:rPr>
+          <w:b/>
+          <w:bCs/>
+          <w:color w:val="4472C4" w:themeColor="accent1"/>
+        </w:rPr>
+        <w:t>/ y ya quedará listo para usarse.</w:t>
+      </w:r>
+    </w:p>
+    <w:p>
+      <w:pPr>
+        <w:rPr>
+          <w:b/>
+          <w:bCs/>
+          <w:color w:val="4472C4" w:themeColor="accent1"/>
+        </w:rPr>
+      </w:pPr>
+      <w:r>
+        <w:rPr>
+          <w:b/>
+          <w:bCs/>
+          <w:color w:val="4472C4" w:themeColor="accent1"/>
+        </w:rPr>
+        <w:t xml:space="preserve">Creamos </w:t>
+      </w:r>
+      <w:r>
+        <w:rPr>
+          <w:b/>
+          <w:bCs/>
+          <w:color w:val="4472C4" w:themeColor="accent1"/>
+        </w:rPr>
+        <w:t>(</w:t>
+      </w:r>
+      <w:proofErr w:type="spellStart"/>
+      <w:r>
+        <w:rPr>
+          <w:b/>
+          <w:bCs/>
+          <w:color w:val="4472C4" w:themeColor="accent1"/>
+        </w:rPr>
+        <w:t>pane_gestion_pantalla.fxml</w:t>
+      </w:r>
+      <w:proofErr w:type="spellEnd"/>
+      <w:r>
+        <w:rPr>
+          <w:b/>
+          <w:bCs/>
+          <w:color w:val="4472C4" w:themeColor="accent1"/>
+        </w:rPr>
+        <w:t>/GestionPantallaController.java)</w:t>
+      </w:r>
+      <w:r>
+        <w:rPr>
+          <w:b/>
+          <w:bCs/>
+          <w:color w:val="4472C4" w:themeColor="accent1"/>
+        </w:rPr>
+        <w:t xml:space="preserve"> que es donde integraremos la función de espejo de pantalla, mediante </w:t>
+      </w:r>
+      <w:proofErr w:type="spellStart"/>
+      <w:r>
+        <w:rPr>
+          <w:b/>
+          <w:bCs/>
+          <w:color w:val="4472C4" w:themeColor="accent1"/>
+        </w:rPr>
+        <w:t>scrpy</w:t>
+      </w:r>
+      <w:proofErr w:type="spellEnd"/>
+      <w:r>
+        <w:rPr>
+          <w:b/>
+          <w:bCs/>
+          <w:color w:val="4472C4" w:themeColor="accent1"/>
+        </w:rPr>
+        <w:t xml:space="preserve"> (</w:t>
+      </w:r>
+      <w:r>
+        <w:rPr>
+          <w:b/>
+          <w:bCs/>
+          <w:color w:val="4472C4" w:themeColor="accent1"/>
+        </w:rPr>
+        <w:t>ScrpyService.java) y conseguiremos duplicar la pantalla de forma remota.</w:t>
+      </w:r>
     </w:p>
     <w:p>
       <w:pPr>
@@ -971,57 +1833,1009 @@
     </w:p>
     <w:p>
       <w:pPr>
-        <w:rPr>
-          <w:b/>
-          <w:bCs/>
-        </w:rPr>
-      </w:pPr>
-    </w:p>
-    <w:p>
-      <w:pPr>
-        <w:rPr>
-          <w:b/>
-          <w:bCs/>
-        </w:rPr>
-      </w:pPr>
-    </w:p>
-    <w:p>
-      <w:pPr>
-        <w:rPr>
-          <w:b/>
-          <w:bCs/>
-        </w:rPr>
-      </w:pPr>
-    </w:p>
-    <w:p>
-      <w:pPr>
-        <w:rPr>
-          <w:b/>
-          <w:bCs/>
-        </w:rPr>
-      </w:pPr>
-    </w:p>
-    <w:p>
-      <w:pPr>
-        <w:rPr>
-          <w:b/>
-          <w:bCs/>
-        </w:rPr>
-      </w:pPr>
-    </w:p>
-    <w:p>
-      <w:pPr>
-        <w:rPr>
-          <w:b/>
-          <w:bCs/>
-        </w:rPr>
-      </w:pPr>
-      <w:r>
-        <w:rPr>
-          <w:b/>
-          <w:bCs/>
+        <w:ind w:left="1440"/>
+      </w:pPr>
+    </w:p>
+    <w:p>
+      <w:pPr>
+        <w:rPr>
+          <w:b/>
+          <w:bCs/>
+          <w:color w:val="4472C4" w:themeColor="accent1"/>
+        </w:rPr>
+      </w:pPr>
+      <w:r>
+        <w:rPr>
+          <w:b/>
+          <w:bCs/>
+          <w:color w:val="4472C4" w:themeColor="accent1"/>
+        </w:rPr>
+        <w:t xml:space="preserve">Completamos la interfaz de </w:t>
+      </w:r>
+      <w:proofErr w:type="spellStart"/>
+      <w:r>
+        <w:rPr>
+          <w:b/>
+          <w:bCs/>
+          <w:color w:val="4472C4" w:themeColor="accent1"/>
+        </w:rPr>
+        <w:t>ajustes_</w:t>
+      </w:r>
+      <w:proofErr w:type="gramStart"/>
+      <w:r>
+        <w:rPr>
+          <w:b/>
+          <w:bCs/>
+          <w:color w:val="4472C4" w:themeColor="accent1"/>
+        </w:rPr>
+        <w:t>dispositivos.fxml</w:t>
+      </w:r>
+      <w:proofErr w:type="spellEnd"/>
+      <w:proofErr w:type="gramEnd"/>
+      <w:r>
+        <w:rPr>
+          <w:b/>
+          <w:bCs/>
+          <w:color w:val="4472C4" w:themeColor="accent1"/>
+        </w:rPr>
+        <w:t xml:space="preserve"> integrando las pestañas </w:t>
+      </w:r>
+      <w:proofErr w:type="spellStart"/>
+      <w:r>
+        <w:rPr>
+          <w:b/>
+          <w:bCs/>
+          <w:color w:val="4472C4" w:themeColor="accent1"/>
+        </w:rPr>
+        <w:t>pane_ajustes_</w:t>
+      </w:r>
+      <w:proofErr w:type="gramStart"/>
+      <w:r>
+        <w:rPr>
+          <w:b/>
+          <w:bCs/>
+          <w:color w:val="4472C4" w:themeColor="accent1"/>
+        </w:rPr>
+        <w:t>rapidos.fxml</w:t>
+      </w:r>
+      <w:proofErr w:type="spellEnd"/>
+      <w:proofErr w:type="gramEnd"/>
+      <w:r>
+        <w:rPr>
+          <w:b/>
+          <w:bCs/>
+          <w:color w:val="4472C4" w:themeColor="accent1"/>
+        </w:rPr>
+        <w:t xml:space="preserve">, </w:t>
+      </w:r>
+      <w:proofErr w:type="spellStart"/>
+      <w:r>
+        <w:rPr>
+          <w:b/>
+          <w:bCs/>
+          <w:color w:val="4472C4" w:themeColor="accent1"/>
+        </w:rPr>
+        <w:t>pane_red_</w:t>
+      </w:r>
+      <w:proofErr w:type="gramStart"/>
+      <w:r>
+        <w:rPr>
+          <w:b/>
+          <w:bCs/>
+          <w:color w:val="4472C4" w:themeColor="accent1"/>
+        </w:rPr>
+        <w:t>ims.fxml</w:t>
+      </w:r>
+      <w:proofErr w:type="spellEnd"/>
+      <w:proofErr w:type="gramEnd"/>
+      <w:r>
+        <w:rPr>
+          <w:b/>
+          <w:bCs/>
+          <w:color w:val="4472C4" w:themeColor="accent1"/>
+        </w:rPr>
+        <w:t xml:space="preserve"> y </w:t>
+      </w:r>
+      <w:proofErr w:type="spellStart"/>
+      <w:r>
+        <w:rPr>
+          <w:b/>
+          <w:bCs/>
+          <w:color w:val="4472C4" w:themeColor="accent1"/>
+        </w:rPr>
+        <w:t>pane_adb_</w:t>
+      </w:r>
+      <w:proofErr w:type="gramStart"/>
+      <w:r>
+        <w:rPr>
+          <w:b/>
+          <w:bCs/>
+          <w:color w:val="4472C4" w:themeColor="accent1"/>
+        </w:rPr>
+        <w:t>wifi.fxml</w:t>
+      </w:r>
+      <w:proofErr w:type="spellEnd"/>
+      <w:proofErr w:type="gramEnd"/>
+      <w:r>
+        <w:rPr>
+          <w:b/>
+          <w:bCs/>
+          <w:color w:val="4472C4" w:themeColor="accent1"/>
+        </w:rPr>
+        <w:t>, asignando a cada una su controlador específico.</w:t>
+      </w:r>
+    </w:p>
+    <w:p>
+      <w:pPr>
+        <w:rPr>
+          <w:b/>
+          <w:bCs/>
+          <w:color w:val="4472C4" w:themeColor="accent1"/>
+        </w:rPr>
+      </w:pPr>
+      <w:r>
+        <w:rPr>
+          <w:b/>
+          <w:bCs/>
+          <w:color w:val="4472C4" w:themeColor="accent1"/>
+        </w:rPr>
+        <w:t xml:space="preserve">Añadimos en </w:t>
+      </w:r>
+      <w:proofErr w:type="spellStart"/>
+      <w:r>
+        <w:rPr>
+          <w:b/>
+          <w:bCs/>
+          <w:color w:val="4472C4" w:themeColor="accent1"/>
+        </w:rPr>
+        <w:t>ajustes_</w:t>
+      </w:r>
+      <w:proofErr w:type="gramStart"/>
+      <w:r>
+        <w:rPr>
+          <w:b/>
+          <w:bCs/>
+          <w:color w:val="4472C4" w:themeColor="accent1"/>
+        </w:rPr>
+        <w:t>rapidos.fxml</w:t>
+      </w:r>
+      <w:proofErr w:type="spellEnd"/>
+      <w:proofErr w:type="gramEnd"/>
+      <w:r>
+        <w:rPr>
+          <w:b/>
+          <w:bCs/>
+          <w:color w:val="4472C4" w:themeColor="accent1"/>
+        </w:rPr>
+        <w:t xml:space="preserve"> tres botones para el control de modo avión, Bluetooth y GPS, además de dos sliders dedicados a la gestión de brillo y volumen.</w:t>
+      </w:r>
+    </w:p>
+    <w:p>
+      <w:pPr>
+        <w:rPr>
+          <w:b/>
+          <w:bCs/>
+          <w:color w:val="4472C4" w:themeColor="accent1"/>
+        </w:rPr>
+      </w:pPr>
+      <w:r>
+        <w:rPr>
+          <w:b/>
+          <w:bCs/>
+          <w:color w:val="4472C4" w:themeColor="accent1"/>
+        </w:rPr>
+        <w:t xml:space="preserve">Desarrollamos en AjustesRapidosController.java un método de sincronización inicial que utiliza comandos </w:t>
+      </w:r>
+      <w:proofErr w:type="spellStart"/>
+      <w:r>
+        <w:rPr>
+          <w:b/>
+          <w:bCs/>
+          <w:color w:val="4472C4" w:themeColor="accent1"/>
+        </w:rPr>
+        <w:t>shell</w:t>
+      </w:r>
+      <w:proofErr w:type="spellEnd"/>
+      <w:r>
+        <w:rPr>
+          <w:b/>
+          <w:bCs/>
+          <w:color w:val="4472C4" w:themeColor="accent1"/>
+        </w:rPr>
+        <w:t xml:space="preserve"> </w:t>
+      </w:r>
+      <w:proofErr w:type="spellStart"/>
+      <w:r>
+        <w:rPr>
+          <w:b/>
+          <w:bCs/>
+          <w:color w:val="4472C4" w:themeColor="accent1"/>
+        </w:rPr>
+        <w:t>settings</w:t>
+      </w:r>
+      <w:proofErr w:type="spellEnd"/>
+      <w:r>
+        <w:rPr>
+          <w:b/>
+          <w:bCs/>
+          <w:color w:val="4472C4" w:themeColor="accent1"/>
+        </w:rPr>
+        <w:t xml:space="preserve"> </w:t>
+      </w:r>
+      <w:proofErr w:type="spellStart"/>
+      <w:r>
+        <w:rPr>
+          <w:b/>
+          <w:bCs/>
+          <w:color w:val="4472C4" w:themeColor="accent1"/>
+        </w:rPr>
+        <w:t>get</w:t>
+      </w:r>
+      <w:proofErr w:type="spellEnd"/>
+      <w:r>
+        <w:rPr>
+          <w:b/>
+          <w:bCs/>
+          <w:color w:val="4472C4" w:themeColor="accent1"/>
+        </w:rPr>
+        <w:t xml:space="preserve"> (ej. </w:t>
+      </w:r>
+      <w:proofErr w:type="spellStart"/>
+      <w:r>
+        <w:rPr>
+          <w:b/>
+          <w:bCs/>
+          <w:color w:val="4472C4" w:themeColor="accent1"/>
+        </w:rPr>
+        <w:t>shell</w:t>
+      </w:r>
+      <w:proofErr w:type="spellEnd"/>
+      <w:r>
+        <w:rPr>
+          <w:b/>
+          <w:bCs/>
+          <w:color w:val="4472C4" w:themeColor="accent1"/>
+        </w:rPr>
+        <w:t xml:space="preserve"> </w:t>
+      </w:r>
+      <w:proofErr w:type="spellStart"/>
+      <w:r>
+        <w:rPr>
+          <w:b/>
+          <w:bCs/>
+          <w:color w:val="4472C4" w:themeColor="accent1"/>
+        </w:rPr>
+        <w:t>settings</w:t>
+      </w:r>
+      <w:proofErr w:type="spellEnd"/>
+      <w:r>
+        <w:rPr>
+          <w:b/>
+          <w:bCs/>
+          <w:color w:val="4472C4" w:themeColor="accent1"/>
+        </w:rPr>
+        <w:t xml:space="preserve"> </w:t>
+      </w:r>
+      <w:proofErr w:type="spellStart"/>
+      <w:r>
+        <w:rPr>
+          <w:b/>
+          <w:bCs/>
+          <w:color w:val="4472C4" w:themeColor="accent1"/>
+        </w:rPr>
+        <w:t>get</w:t>
+      </w:r>
+      <w:proofErr w:type="spellEnd"/>
+      <w:r>
+        <w:rPr>
+          <w:b/>
+          <w:bCs/>
+          <w:color w:val="4472C4" w:themeColor="accent1"/>
+        </w:rPr>
+        <w:t xml:space="preserve"> global </w:t>
+      </w:r>
+      <w:proofErr w:type="spellStart"/>
+      <w:r>
+        <w:rPr>
+          <w:b/>
+          <w:bCs/>
+          <w:color w:val="4472C4" w:themeColor="accent1"/>
+        </w:rPr>
+        <w:t>bluetooth_on</w:t>
+      </w:r>
+      <w:proofErr w:type="spellEnd"/>
+      <w:r>
+        <w:rPr>
+          <w:b/>
+          <w:bCs/>
+          <w:color w:val="4472C4" w:themeColor="accent1"/>
+        </w:rPr>
+        <w:t>). Esto permite recuperar el estado real del dispositivo y actualizar la interfaz gráfica al inicio.</w:t>
+      </w:r>
+    </w:p>
+    <w:p>
+      <w:pPr>
+        <w:rPr>
+          <w:b/>
+          <w:bCs/>
+          <w:color w:val="4472C4" w:themeColor="accent1"/>
+        </w:rPr>
+      </w:pPr>
+      <w:r>
+        <w:rPr>
+          <w:b/>
+          <w:bCs/>
+          <w:color w:val="4472C4" w:themeColor="accent1"/>
+        </w:rPr>
+        <w:t xml:space="preserve">Refactorizamos ADBService.java añadiendo un método para la ejecución de comandos de forma síncrona. Esta modificación </w:t>
+      </w:r>
+      <w:r>
+        <w:rPr>
+          <w:b/>
+          <w:bCs/>
+          <w:color w:val="4472C4" w:themeColor="accent1"/>
+        </w:rPr>
+        <w:t>fue necesaria</w:t>
+      </w:r>
+      <w:r>
+        <w:rPr>
+          <w:b/>
+          <w:bCs/>
+          <w:color w:val="4472C4" w:themeColor="accent1"/>
+        </w:rPr>
+        <w:t xml:space="preserve"> para asegurar </w:t>
+      </w:r>
+      <w:r>
+        <w:rPr>
+          <w:b/>
+          <w:bCs/>
+          <w:color w:val="4472C4" w:themeColor="accent1"/>
+        </w:rPr>
+        <w:t>que</w:t>
+      </w:r>
+      <w:r>
+        <w:rPr>
+          <w:b/>
+          <w:bCs/>
+          <w:color w:val="4472C4" w:themeColor="accent1"/>
+        </w:rPr>
+        <w:t xml:space="preserve"> </w:t>
+      </w:r>
+      <w:r>
+        <w:rPr>
+          <w:b/>
+          <w:bCs/>
+          <w:color w:val="4472C4" w:themeColor="accent1"/>
+        </w:rPr>
+        <w:t>los</w:t>
+      </w:r>
+      <w:r>
+        <w:rPr>
+          <w:b/>
+          <w:bCs/>
+          <w:color w:val="4472C4" w:themeColor="accent1"/>
+        </w:rPr>
+        <w:t xml:space="preserve"> datos </w:t>
+      </w:r>
+      <w:r>
+        <w:rPr>
+          <w:b/>
+          <w:bCs/>
+          <w:color w:val="4472C4" w:themeColor="accent1"/>
+        </w:rPr>
+        <w:t>se representarán correctamente en la</w:t>
+      </w:r>
+      <w:r>
+        <w:rPr>
+          <w:b/>
+          <w:bCs/>
+          <w:color w:val="4472C4" w:themeColor="accent1"/>
+        </w:rPr>
+        <w:t xml:space="preserve"> UI.</w:t>
+      </w:r>
+    </w:p>
+    <w:p>
+      <w:pPr>
+        <w:rPr>
+          <w:b/>
+          <w:bCs/>
+          <w:color w:val="4472C4" w:themeColor="accent1"/>
+        </w:rPr>
+      </w:pPr>
+      <w:r>
+        <w:rPr>
+          <w:b/>
+          <w:bCs/>
+          <w:color w:val="4472C4" w:themeColor="accent1"/>
+        </w:rPr>
+        <w:t xml:space="preserve">Implementamos métodos de tipo </w:t>
+      </w:r>
+      <w:proofErr w:type="spellStart"/>
+      <w:r>
+        <w:rPr>
+          <w:b/>
+          <w:bCs/>
+          <w:color w:val="4472C4" w:themeColor="accent1"/>
+        </w:rPr>
+        <w:t>Toggle</w:t>
+      </w:r>
+      <w:proofErr w:type="spellEnd"/>
+      <w:r>
+        <w:rPr>
+          <w:b/>
+          <w:bCs/>
+          <w:color w:val="4472C4" w:themeColor="accent1"/>
+        </w:rPr>
+        <w:t xml:space="preserve"> para los botones y </w:t>
+      </w:r>
+      <w:proofErr w:type="spellStart"/>
+      <w:r>
+        <w:rPr>
+          <w:b/>
+          <w:bCs/>
+          <w:color w:val="4472C4" w:themeColor="accent1"/>
+        </w:rPr>
+        <w:t>Listeners</w:t>
+      </w:r>
+      <w:proofErr w:type="spellEnd"/>
+      <w:r>
+        <w:rPr>
+          <w:b/>
+          <w:bCs/>
+          <w:color w:val="4472C4" w:themeColor="accent1"/>
+        </w:rPr>
+        <w:t xml:space="preserve"> para </w:t>
+      </w:r>
+      <w:proofErr w:type="gramStart"/>
+      <w:r>
+        <w:rPr>
+          <w:b/>
+          <w:bCs/>
+          <w:color w:val="4472C4" w:themeColor="accent1"/>
+        </w:rPr>
+        <w:t>los sliders</w:t>
+      </w:r>
+      <w:proofErr w:type="gramEnd"/>
+      <w:r>
+        <w:rPr>
+          <w:b/>
+          <w:bCs/>
+          <w:color w:val="4472C4" w:themeColor="accent1"/>
+        </w:rPr>
+        <w:t xml:space="preserve">, </w:t>
+      </w:r>
+      <w:r>
+        <w:rPr>
+          <w:b/>
+          <w:bCs/>
+          <w:color w:val="4472C4" w:themeColor="accent1"/>
+        </w:rPr>
+        <w:t>que se comunican con</w:t>
+      </w:r>
+      <w:r>
+        <w:rPr>
+          <w:b/>
+          <w:bCs/>
+          <w:color w:val="4472C4" w:themeColor="accent1"/>
+        </w:rPr>
+        <w:t xml:space="preserve"> ADBService.java para </w:t>
+      </w:r>
+      <w:r>
+        <w:rPr>
+          <w:b/>
+          <w:bCs/>
+          <w:color w:val="4472C4" w:themeColor="accent1"/>
+        </w:rPr>
+        <w:t>ejecutar</w:t>
+      </w:r>
+      <w:r>
+        <w:rPr>
+          <w:b/>
+          <w:bCs/>
+          <w:color w:val="4472C4" w:themeColor="accent1"/>
+        </w:rPr>
+        <w:t xml:space="preserve"> comandos de configuración en tiempo real ante cualquier cambio del usuario.</w:t>
+      </w:r>
+    </w:p>
+    <w:p>
+      <w:pPr>
+        <w:rPr>
+          <w:b/>
+          <w:bCs/>
+          <w:color w:val="4472C4" w:themeColor="accent1"/>
+        </w:rPr>
+      </w:pPr>
+      <w:r>
+        <w:rPr>
+          <w:b/>
+          <w:bCs/>
+          <w:color w:val="4472C4" w:themeColor="accent1"/>
         </w:rPr>
         <w:lastRenderedPageBreak/>
+        <w:t>Identificamos una restricción en la gestión del modo avión</w:t>
+      </w:r>
+      <w:r>
+        <w:rPr>
+          <w:b/>
+          <w:bCs/>
+          <w:color w:val="4472C4" w:themeColor="accent1"/>
+        </w:rPr>
+        <w:t xml:space="preserve">, </w:t>
+      </w:r>
+      <w:r>
+        <w:rPr>
+          <w:b/>
+          <w:bCs/>
+          <w:color w:val="4472C4" w:themeColor="accent1"/>
+        </w:rPr>
+        <w:t xml:space="preserve">el sistema requiere privilegios de </w:t>
+      </w:r>
+      <w:proofErr w:type="spellStart"/>
+      <w:r>
+        <w:rPr>
+          <w:b/>
+          <w:bCs/>
+          <w:color w:val="4472C4" w:themeColor="accent1"/>
+        </w:rPr>
+        <w:t>root</w:t>
+      </w:r>
+      <w:proofErr w:type="spellEnd"/>
+      <w:r>
+        <w:rPr>
+          <w:b/>
+          <w:bCs/>
+          <w:color w:val="4472C4" w:themeColor="accent1"/>
+        </w:rPr>
+        <w:t xml:space="preserve"> para efectuar </w:t>
+      </w:r>
+      <w:r>
+        <w:rPr>
+          <w:b/>
+          <w:bCs/>
+          <w:color w:val="4472C4" w:themeColor="accent1"/>
+        </w:rPr>
+        <w:t xml:space="preserve">efectivamente </w:t>
+      </w:r>
+      <w:r>
+        <w:rPr>
+          <w:b/>
+          <w:bCs/>
+          <w:color w:val="4472C4" w:themeColor="accent1"/>
+        </w:rPr>
+        <w:t>el cambio de estado, lo que limita esta funcionalidad exclusivamente a dispositivos de desarrollo.</w:t>
+      </w:r>
+    </w:p>
+    <w:p>
+      <w:pPr>
+        <w:rPr>
+          <w:b/>
+          <w:bCs/>
+          <w:color w:val="4472C4" w:themeColor="accent1"/>
+        </w:rPr>
+      </w:pPr>
+      <w:r>
+        <w:rPr>
+          <w:b/>
+          <w:bCs/>
+          <w:color w:val="4472C4" w:themeColor="accent1"/>
+        </w:rPr>
+        <w:t xml:space="preserve">Ampliamos la interfaz de </w:t>
+      </w:r>
+      <w:proofErr w:type="spellStart"/>
+      <w:r>
+        <w:rPr>
+          <w:b/>
+          <w:bCs/>
+          <w:color w:val="4472C4" w:themeColor="accent1"/>
+        </w:rPr>
+        <w:t>pane_gestion_</w:t>
+      </w:r>
+      <w:proofErr w:type="gramStart"/>
+      <w:r>
+        <w:rPr>
+          <w:b/>
+          <w:bCs/>
+          <w:color w:val="4472C4" w:themeColor="accent1"/>
+        </w:rPr>
+        <w:t>pantalla.fxml</w:t>
+      </w:r>
+      <w:proofErr w:type="spellEnd"/>
+      <w:proofErr w:type="gramEnd"/>
+      <w:r>
+        <w:rPr>
+          <w:b/>
+          <w:bCs/>
+          <w:color w:val="4472C4" w:themeColor="accent1"/>
+        </w:rPr>
+        <w:t xml:space="preserve"> con un selector de resoluciones, incluyendo botones de ejecución y reseteo, además de controles para rotación de 90° y efecto espejo (simetría).</w:t>
+      </w:r>
+    </w:p>
+    <w:p>
+      <w:pPr>
+        <w:rPr>
+          <w:b/>
+          <w:bCs/>
+          <w:color w:val="4472C4" w:themeColor="accent1"/>
+        </w:rPr>
+      </w:pPr>
+      <w:r>
+        <w:rPr>
+          <w:b/>
+          <w:bCs/>
+          <w:color w:val="4472C4" w:themeColor="accent1"/>
+        </w:rPr>
+        <w:t xml:space="preserve">Implementamos la lógica de escalado mediante el comando </w:t>
+      </w:r>
+      <w:proofErr w:type="spellStart"/>
+      <w:r>
+        <w:rPr>
+          <w:b/>
+          <w:bCs/>
+          <w:color w:val="4472C4" w:themeColor="accent1"/>
+        </w:rPr>
+        <w:t>shell</w:t>
+      </w:r>
+      <w:proofErr w:type="spellEnd"/>
+      <w:r>
+        <w:rPr>
+          <w:b/>
+          <w:bCs/>
+          <w:color w:val="4472C4" w:themeColor="accent1"/>
+        </w:rPr>
+        <w:t xml:space="preserve"> </w:t>
+      </w:r>
+      <w:proofErr w:type="spellStart"/>
+      <w:r>
+        <w:rPr>
+          <w:b/>
+          <w:bCs/>
+          <w:color w:val="4472C4" w:themeColor="accent1"/>
+        </w:rPr>
+        <w:t>wm</w:t>
+      </w:r>
+      <w:proofErr w:type="spellEnd"/>
+      <w:r>
+        <w:rPr>
+          <w:b/>
+          <w:bCs/>
+          <w:color w:val="4472C4" w:themeColor="accent1"/>
+        </w:rPr>
+        <w:t xml:space="preserve"> </w:t>
+      </w:r>
+      <w:proofErr w:type="spellStart"/>
+      <w:r>
+        <w:rPr>
+          <w:b/>
+          <w:bCs/>
+          <w:color w:val="4472C4" w:themeColor="accent1"/>
+        </w:rPr>
+        <w:t>size</w:t>
+      </w:r>
+      <w:proofErr w:type="spellEnd"/>
+      <w:r>
+        <w:rPr>
+          <w:b/>
+          <w:bCs/>
+          <w:color w:val="4472C4" w:themeColor="accent1"/>
+        </w:rPr>
+        <w:t>, que aplica la resolución seleccionada</w:t>
+      </w:r>
+      <w:r>
+        <w:rPr>
+          <w:b/>
+          <w:bCs/>
+          <w:color w:val="4472C4" w:themeColor="accent1"/>
+        </w:rPr>
+        <w:t xml:space="preserve"> con </w:t>
+      </w:r>
+      <w:proofErr w:type="spellStart"/>
+      <w:r>
+        <w:rPr>
+          <w:b/>
+          <w:bCs/>
+          <w:color w:val="4472C4" w:themeColor="accent1"/>
+        </w:rPr>
+        <w:t>el</w:t>
+      </w:r>
+      <w:proofErr w:type="spellEnd"/>
+      <w:r>
+        <w:rPr>
+          <w:b/>
+          <w:bCs/>
+          <w:color w:val="4472C4" w:themeColor="accent1"/>
+        </w:rPr>
+        <w:t xml:space="preserve"> botón de ejecución,</w:t>
+      </w:r>
+      <w:r>
+        <w:rPr>
+          <w:b/>
+          <w:bCs/>
+          <w:color w:val="4472C4" w:themeColor="accent1"/>
+        </w:rPr>
+        <w:t xml:space="preserve"> o recupera los valores por defecto del </w:t>
+      </w:r>
+      <w:r>
+        <w:rPr>
+          <w:b/>
+          <w:bCs/>
+          <w:color w:val="4472C4" w:themeColor="accent1"/>
+        </w:rPr>
+        <w:t>dispositivo con el botón de reseteo</w:t>
+      </w:r>
+      <w:r>
+        <w:rPr>
+          <w:b/>
+          <w:bCs/>
+          <w:color w:val="4472C4" w:themeColor="accent1"/>
+        </w:rPr>
+        <w:t>.</w:t>
+      </w:r>
+    </w:p>
+    <w:p>
+      <w:pPr>
+        <w:rPr>
+          <w:b/>
+          <w:bCs/>
+          <w:color w:val="4472C4" w:themeColor="accent1"/>
+        </w:rPr>
+      </w:pPr>
+      <w:r>
+        <w:rPr>
+          <w:b/>
+          <w:bCs/>
+          <w:color w:val="4472C4" w:themeColor="accent1"/>
+        </w:rPr>
+        <w:t xml:space="preserve">Gestionamos la orientación del dispositivo a través del comando </w:t>
+      </w:r>
+      <w:proofErr w:type="spellStart"/>
+      <w:r>
+        <w:rPr>
+          <w:b/>
+          <w:bCs/>
+          <w:color w:val="4472C4" w:themeColor="accent1"/>
+        </w:rPr>
+        <w:t>shell</w:t>
+      </w:r>
+      <w:proofErr w:type="spellEnd"/>
+      <w:r>
+        <w:rPr>
+          <w:b/>
+          <w:bCs/>
+          <w:color w:val="4472C4" w:themeColor="accent1"/>
+        </w:rPr>
+        <w:t xml:space="preserve"> </w:t>
+      </w:r>
+      <w:proofErr w:type="spellStart"/>
+      <w:r>
+        <w:rPr>
+          <w:b/>
+          <w:bCs/>
+          <w:color w:val="4472C4" w:themeColor="accent1"/>
+        </w:rPr>
+        <w:t>settings</w:t>
+      </w:r>
+      <w:proofErr w:type="spellEnd"/>
+      <w:r>
+        <w:rPr>
+          <w:b/>
+          <w:bCs/>
+          <w:color w:val="4472C4" w:themeColor="accent1"/>
+        </w:rPr>
+        <w:t xml:space="preserve"> </w:t>
+      </w:r>
+      <w:proofErr w:type="spellStart"/>
+      <w:r>
+        <w:rPr>
+          <w:b/>
+          <w:bCs/>
+          <w:color w:val="4472C4" w:themeColor="accent1"/>
+        </w:rPr>
+        <w:t>put</w:t>
+      </w:r>
+      <w:proofErr w:type="spellEnd"/>
+      <w:r>
+        <w:rPr>
+          <w:b/>
+          <w:bCs/>
+          <w:color w:val="4472C4" w:themeColor="accent1"/>
+        </w:rPr>
+        <w:t xml:space="preserve"> </w:t>
+      </w:r>
+      <w:proofErr w:type="spellStart"/>
+      <w:r>
+        <w:rPr>
+          <w:b/>
+          <w:bCs/>
+          <w:color w:val="4472C4" w:themeColor="accent1"/>
+        </w:rPr>
+        <w:t>system</w:t>
+      </w:r>
+      <w:proofErr w:type="spellEnd"/>
+      <w:r>
+        <w:rPr>
+          <w:b/>
+          <w:bCs/>
+          <w:color w:val="4472C4" w:themeColor="accent1"/>
+        </w:rPr>
+        <w:t xml:space="preserve"> </w:t>
+      </w:r>
+      <w:proofErr w:type="spellStart"/>
+      <w:r>
+        <w:rPr>
+          <w:b/>
+          <w:bCs/>
+          <w:color w:val="4472C4" w:themeColor="accent1"/>
+        </w:rPr>
+        <w:t>user_rotation</w:t>
+      </w:r>
+      <w:proofErr w:type="spellEnd"/>
+      <w:r>
+        <w:rPr>
+          <w:b/>
+          <w:bCs/>
+          <w:color w:val="4472C4" w:themeColor="accent1"/>
+        </w:rPr>
+        <w:t xml:space="preserve"> “rotación del dispositivo”</w:t>
+      </w:r>
+      <w:r>
+        <w:rPr>
+          <w:b/>
+          <w:bCs/>
+          <w:color w:val="4472C4" w:themeColor="accent1"/>
+        </w:rPr>
+        <w:t>. Utilizamos una variable interna para mantener el registro del estado de rotación.</w:t>
+      </w:r>
+    </w:p>
+    <w:p>
+      <w:pPr>
+        <w:rPr>
+          <w:b/>
+          <w:bCs/>
+          <w:color w:val="4472C4" w:themeColor="accent1"/>
+        </w:rPr>
+      </w:pPr>
+      <w:r>
+        <w:rPr>
+          <w:b/>
+          <w:bCs/>
+          <w:color w:val="4472C4" w:themeColor="accent1"/>
+        </w:rPr>
+        <w:t xml:space="preserve">Diseñamos en </w:t>
+      </w:r>
+      <w:proofErr w:type="spellStart"/>
+      <w:r>
+        <w:rPr>
+          <w:b/>
+          <w:bCs/>
+          <w:color w:val="4472C4" w:themeColor="accent1"/>
+        </w:rPr>
+        <w:t>pane_red_</w:t>
+      </w:r>
+      <w:proofErr w:type="gramStart"/>
+      <w:r>
+        <w:rPr>
+          <w:b/>
+          <w:bCs/>
+          <w:color w:val="4472C4" w:themeColor="accent1"/>
+        </w:rPr>
+        <w:t>ims.fxml</w:t>
+      </w:r>
+      <w:proofErr w:type="spellEnd"/>
+      <w:proofErr w:type="gramEnd"/>
+      <w:r>
+        <w:rPr>
+          <w:b/>
+          <w:bCs/>
+          <w:color w:val="4472C4" w:themeColor="accent1"/>
+        </w:rPr>
+        <w:t xml:space="preserve"> tres campos de texto con sus respectivos botones de búsqueda. Mediante el método de sincronización inicial, recuperamos y representamos los datos de APN activa, operador de red y estado de registro </w:t>
+      </w:r>
+      <w:proofErr w:type="spellStart"/>
+      <w:r>
+        <w:rPr>
+          <w:b/>
+          <w:bCs/>
+          <w:color w:val="4472C4" w:themeColor="accent1"/>
+        </w:rPr>
+        <w:t>VoLTE</w:t>
+      </w:r>
+      <w:proofErr w:type="spellEnd"/>
+      <w:r>
+        <w:rPr>
+          <w:b/>
+          <w:bCs/>
+          <w:color w:val="4472C4" w:themeColor="accent1"/>
+        </w:rPr>
+        <w:t>.</w:t>
+      </w:r>
+    </w:p>
+    <w:p>
+      <w:pPr>
+        <w:rPr>
+          <w:b/>
+          <w:bCs/>
+          <w:color w:val="4472C4" w:themeColor="accent1"/>
+        </w:rPr>
+      </w:pPr>
+      <w:r>
+        <w:rPr>
+          <w:b/>
+          <w:bCs/>
+          <w:color w:val="4472C4" w:themeColor="accent1"/>
+        </w:rPr>
+        <w:t xml:space="preserve">Vinculamos los botones de actualización para </w:t>
+      </w:r>
+      <w:proofErr w:type="spellStart"/>
+      <w:r>
+        <w:rPr>
+          <w:b/>
+          <w:bCs/>
+          <w:color w:val="4472C4" w:themeColor="accent1"/>
+        </w:rPr>
+        <w:t>re-ejecutar</w:t>
+      </w:r>
+      <w:proofErr w:type="spellEnd"/>
+      <w:r>
+        <w:rPr>
+          <w:b/>
+          <w:bCs/>
+          <w:color w:val="4472C4" w:themeColor="accent1"/>
+        </w:rPr>
+        <w:t xml:space="preserve"> los comandos de lectura, permitiendo refrescar la UI manualmente ante cambios en los parámetros de red.</w:t>
+      </w:r>
+    </w:p>
+    <w:p>
+      <w:pPr>
+        <w:rPr>
+          <w:b/>
+          <w:bCs/>
+        </w:rPr>
+      </w:pPr>
+    </w:p>
+    <w:p>
+      <w:pPr>
+        <w:rPr>
+          <w:b/>
+          <w:bCs/>
+        </w:rPr>
+      </w:pPr>
+    </w:p>
+    <w:p>
+      <w:pPr>
+        <w:rPr>
+          <w:b/>
+          <w:bCs/>
+        </w:rPr>
+      </w:pPr>
+    </w:p>
+    <w:p>
+      <w:pPr>
+        <w:rPr>
+          <w:b/>
+          <w:bCs/>
+        </w:rPr>
+      </w:pPr>
+    </w:p>
+    <w:p>
+      <w:pPr>
+        <w:rPr>
+          <w:b/>
+          <w:bCs/>
+        </w:rPr>
+      </w:pPr>
+    </w:p>
+    <w:p>
+      <w:pPr>
+        <w:rPr>
+          <w:b/>
+          <w:bCs/>
+        </w:rPr>
+      </w:pPr>
+      <w:r>
+        <w:rPr>
+          <w:b/>
+          <w:bCs/>
+        </w:rPr>
         <w:t xml:space="preserve">BLOQUE 4: Módulo de </w:t>
       </w:r>
       <w:proofErr w:type="spellStart"/>
@@ -1126,7 +2940,15 @@
       </w:r>
       <w:proofErr w:type="spellEnd"/>
       <w:r>
-        <w:t xml:space="preserve"> to SSID, 3. Ping 8.8.8.8, 4. Off </w:t>
+        <w:t xml:space="preserve"> </w:t>
+      </w:r>
+      <w:proofErr w:type="spellStart"/>
+      <w:r>
+        <w:t>to</w:t>
+      </w:r>
+      <w:proofErr w:type="spellEnd"/>
+      <w:r>
+        <w:t xml:space="preserve"> SSID, 3. Ping 8.8.8.8, 4. Off </w:t>
       </w:r>
       <w:proofErr w:type="spellStart"/>
       <w:r>
@@ -1511,7 +3333,6 @@
           <w:b/>
           <w:bCs/>
         </w:rPr>
-        <w:lastRenderedPageBreak/>
         <w:t>BLOQUE 6: Seguridad, Extracción y Logs</w:t>
       </w:r>
     </w:p>
@@ -1722,6 +3543,7 @@
           <w:b/>
           <w:bCs/>
         </w:rPr>
+        <w:lastRenderedPageBreak/>
         <w:t>3. RESUMEN TÉCNICO DE FUNCIONES ADB A IMPLEMENTAR</w:t>
       </w:r>
     </w:p>
@@ -3958,7 +5780,6 @@
   <w:style w:type="character" w:default="1" w:styleId="Fuentedeprrafopredeter">
     <w:name w:val="Default Paragraph Font"/>
     <w:uiPriority w:val="1"/>
-    <w:semiHidden/>
     <w:unhideWhenUsed/>
   </w:style>
   <w:style w:type="table" w:default="1" w:styleId="Tablanormal">

--- a/doc/Proyecto practicas DAM.docx
+++ b/doc/Proyecto practicas DAM.docx
@@ -1126,7 +1126,15 @@
       </w:r>
       <w:proofErr w:type="spellEnd"/>
       <w:r>
-        <w:t xml:space="preserve"> to SSID, 3. Ping 8.8.8.8, 4. Off </w:t>
+        <w:t xml:space="preserve"> </w:t>
+      </w:r>
+      <w:proofErr w:type="spellStart"/>
+      <w:r>
+        <w:t>to</w:t>
+      </w:r>
+      <w:proofErr w:type="spellEnd"/>
+      <w:r>
+        <w:t xml:space="preserve"> SSID, 3. Ping 8.8.8.8, 4. Off </w:t>
       </w:r>
       <w:proofErr w:type="spellStart"/>
       <w:r>
@@ -1271,6 +1279,241 @@
         <w:rPr>
           <w:b/>
           <w:bCs/>
+          <w:color w:val="4472C4" w:themeColor="accent1"/>
+        </w:rPr>
+      </w:pPr>
+      <w:r>
+        <w:rPr>
+          <w:b/>
+          <w:bCs/>
+          <w:color w:val="4472C4" w:themeColor="accent1"/>
+        </w:rPr>
+        <w:t xml:space="preserve">Para este bloque se creó la clase Diagnostico </w:t>
+      </w:r>
+      <w:proofErr w:type="spellStart"/>
+      <w:r>
+        <w:rPr>
+          <w:b/>
+          <w:bCs/>
+          <w:color w:val="4472C4" w:themeColor="accent1"/>
+        </w:rPr>
+        <w:t>controler</w:t>
+      </w:r>
+      <w:proofErr w:type="spellEnd"/>
+      <w:r>
+        <w:rPr>
+          <w:b/>
+          <w:bCs/>
+          <w:color w:val="4472C4" w:themeColor="accent1"/>
+        </w:rPr>
+        <w:t xml:space="preserve"> que tenia todos los métodos que eran necesarios para hacer las pruebas automatizadas los cuales recibían como parámetros el nombre del paso y el comando para que este funcionase, además en el caso del método de </w:t>
+      </w:r>
+      <w:proofErr w:type="spellStart"/>
+      <w:r>
+        <w:rPr>
+          <w:b/>
+          <w:bCs/>
+          <w:color w:val="4472C4" w:themeColor="accent1"/>
+        </w:rPr>
+        <w:t>addWifiOn</w:t>
+      </w:r>
+      <w:proofErr w:type="spellEnd"/>
+      <w:r>
+        <w:rPr>
+          <w:b/>
+          <w:bCs/>
+          <w:color w:val="4472C4" w:themeColor="accent1"/>
+        </w:rPr>
+        <w:t xml:space="preserve">, junto al comando se le añadió un </w:t>
+      </w:r>
+      <w:proofErr w:type="spellStart"/>
+      <w:r>
+        <w:rPr>
+          <w:b/>
+          <w:bCs/>
+          <w:color w:val="4472C4" w:themeColor="accent1"/>
+        </w:rPr>
+        <w:t>sleep</w:t>
+      </w:r>
+      <w:proofErr w:type="spellEnd"/>
+      <w:r>
+        <w:rPr>
+          <w:b/>
+          <w:bCs/>
+          <w:color w:val="4472C4" w:themeColor="accent1"/>
+        </w:rPr>
+        <w:t>, es decir un tiempo de 7 segundos para que diese el tiempo suficiente al dispositivo de conectarse y no de errores en la prueba de hacer ping, para el botón de generar inform</w:t>
+      </w:r>
+      <w:r>
+        <w:rPr>
+          <w:b/>
+          <w:bCs/>
+          <w:color w:val="4472C4" w:themeColor="accent1"/>
+        </w:rPr>
+        <w:t xml:space="preserve">e se usó la librería de Apache PDFBOX y dentro de la misma clase se creó el método para generar el informe donde se viera el resultado de todas las pruebas y empleando también la clase </w:t>
+      </w:r>
+      <w:proofErr w:type="spellStart"/>
+      <w:r>
+        <w:rPr>
+          <w:b/>
+          <w:bCs/>
+          <w:color w:val="4472C4" w:themeColor="accent1"/>
+        </w:rPr>
+        <w:t>FileChooser</w:t>
+      </w:r>
+      <w:proofErr w:type="spellEnd"/>
+      <w:r>
+        <w:rPr>
+          <w:b/>
+          <w:bCs/>
+          <w:color w:val="4472C4" w:themeColor="accent1"/>
+        </w:rPr>
+        <w:t xml:space="preserve"> par</w:t>
+      </w:r>
+      <w:r>
+        <w:rPr>
+          <w:b/>
+          <w:bCs/>
+          <w:color w:val="4472C4" w:themeColor="accent1"/>
+        </w:rPr>
+        <w:t>a</w:t>
+      </w:r>
+      <w:r>
+        <w:rPr>
+          <w:b/>
+          <w:bCs/>
+          <w:color w:val="4472C4" w:themeColor="accent1"/>
+        </w:rPr>
+        <w:t xml:space="preserve"> q</w:t>
+      </w:r>
+      <w:r>
+        <w:rPr>
+          <w:b/>
+          <w:bCs/>
+          <w:color w:val="4472C4" w:themeColor="accent1"/>
+        </w:rPr>
+        <w:t xml:space="preserve"> el usuario pueda escoger la ruta donde desee guardar el archivo generado, además </w:t>
+      </w:r>
+      <w:proofErr w:type="spellStart"/>
+      <w:r>
+        <w:rPr>
+          <w:b/>
+          <w:bCs/>
+          <w:color w:val="4472C4" w:themeColor="accent1"/>
+        </w:rPr>
+        <w:t>tb</w:t>
+      </w:r>
+      <w:proofErr w:type="spellEnd"/>
+      <w:r>
+        <w:rPr>
+          <w:b/>
+          <w:bCs/>
+          <w:color w:val="4472C4" w:themeColor="accent1"/>
+        </w:rPr>
+        <w:t xml:space="preserve"> se creó al archivo </w:t>
+      </w:r>
+      <w:proofErr w:type="spellStart"/>
+      <w:r>
+        <w:rPr>
+          <w:b/>
+          <w:bCs/>
+          <w:color w:val="4472C4" w:themeColor="accent1"/>
+        </w:rPr>
+        <w:t>vistaDiagnóstico.fxml</w:t>
+      </w:r>
+      <w:proofErr w:type="spellEnd"/>
+      <w:r>
+        <w:rPr>
+          <w:b/>
+          <w:bCs/>
+          <w:color w:val="4472C4" w:themeColor="accent1"/>
+        </w:rPr>
+        <w:t xml:space="preserve"> </w:t>
+      </w:r>
+      <w:r>
+        <w:rPr>
+          <w:b/>
+          <w:bCs/>
+          <w:color w:val="4472C4" w:themeColor="accent1"/>
+        </w:rPr>
+        <w:t xml:space="preserve">para colocar todo lo que el usuario ve, en caso de los botones empleamos un paquete de </w:t>
+      </w:r>
+      <w:proofErr w:type="spellStart"/>
+      <w:r>
+        <w:rPr>
+          <w:b/>
+          <w:bCs/>
+          <w:color w:val="4472C4" w:themeColor="accent1"/>
+        </w:rPr>
+        <w:t>íconosllamado</w:t>
+      </w:r>
+      <w:proofErr w:type="spellEnd"/>
+      <w:r>
+        <w:rPr>
+          <w:b/>
+          <w:bCs/>
+          <w:color w:val="4472C4" w:themeColor="accent1"/>
+        </w:rPr>
+        <w:t xml:space="preserve"> </w:t>
+      </w:r>
+      <w:r>
+        <w:rPr>
+          <w:b/>
+          <w:bCs/>
+          <w:color w:val="4472C4" w:themeColor="accent1"/>
+        </w:rPr>
+        <w:t>FontAwesome5</w:t>
+      </w:r>
+      <w:r>
+        <w:rPr>
+          <w:b/>
+          <w:bCs/>
+          <w:color w:val="4472C4" w:themeColor="accent1"/>
+        </w:rPr>
+        <w:t xml:space="preserve"> y se creó el archivo </w:t>
+      </w:r>
+      <w:proofErr w:type="spellStart"/>
+      <w:r>
+        <w:rPr>
+          <w:b/>
+          <w:bCs/>
+          <w:color w:val="4472C4" w:themeColor="accent1"/>
+        </w:rPr>
+        <w:t>css</w:t>
+      </w:r>
+      <w:proofErr w:type="spellEnd"/>
+      <w:r>
+        <w:rPr>
+          <w:b/>
+          <w:bCs/>
+          <w:color w:val="4472C4" w:themeColor="accent1"/>
+        </w:rPr>
+        <w:t xml:space="preserve"> para darle estilos y aplicamos el efecto </w:t>
+      </w:r>
+      <w:proofErr w:type="spellStart"/>
+      <w:r>
+        <w:rPr>
+          <w:b/>
+          <w:bCs/>
+          <w:color w:val="4472C4" w:themeColor="accent1"/>
+        </w:rPr>
+        <w:t>hover</w:t>
+      </w:r>
+      <w:proofErr w:type="spellEnd"/>
+      <w:r>
+        <w:rPr>
+          <w:b/>
+          <w:bCs/>
+          <w:color w:val="4472C4" w:themeColor="accent1"/>
+        </w:rPr>
+        <w:t xml:space="preserve"> para una mejor presentación.</w:t>
+      </w:r>
+    </w:p>
+    <w:p>
+      <w:pPr>
+        <w:rPr>
+          <w:b/>
+          <w:bCs/>
         </w:rPr>
       </w:pPr>
     </w:p>
@@ -1435,6 +1678,241 @@
     </w:p>
     <w:p>
       <w:pPr>
+        <w:ind w:left="720"/>
+        <w:rPr>
+          <w:b/>
+          <w:bCs/>
+          <w:color w:val="4472C4" w:themeColor="accent1"/>
+        </w:rPr>
+      </w:pPr>
+      <w:r>
+        <w:rPr>
+          <w:b/>
+          <w:bCs/>
+          <w:color w:val="4472C4" w:themeColor="accent1"/>
+        </w:rPr>
+        <w:lastRenderedPageBreak/>
+        <w:t xml:space="preserve">Para este bloque se creó la clase </w:t>
+      </w:r>
+      <w:proofErr w:type="spellStart"/>
+      <w:r>
+        <w:rPr>
+          <w:b/>
+          <w:bCs/>
+          <w:color w:val="4472C4" w:themeColor="accent1"/>
+        </w:rPr>
+        <w:t>LaboratorioController</w:t>
+      </w:r>
+      <w:proofErr w:type="spellEnd"/>
+      <w:r>
+        <w:rPr>
+          <w:b/>
+          <w:bCs/>
+          <w:color w:val="4472C4" w:themeColor="accent1"/>
+        </w:rPr>
+        <w:t xml:space="preserve"> </w:t>
+      </w:r>
+      <w:r>
+        <w:rPr>
+          <w:b/>
+          <w:bCs/>
+          <w:color w:val="4472C4" w:themeColor="accent1"/>
+        </w:rPr>
+        <w:t xml:space="preserve">la cual contiene todos los métodos para obtener información del uso de la </w:t>
+      </w:r>
+      <w:proofErr w:type="spellStart"/>
+      <w:r>
+        <w:rPr>
+          <w:b/>
+          <w:bCs/>
+          <w:color w:val="4472C4" w:themeColor="accent1"/>
+        </w:rPr>
+        <w:t>cpu</w:t>
+      </w:r>
+      <w:proofErr w:type="spellEnd"/>
+      <w:r>
+        <w:rPr>
+          <w:b/>
+          <w:bCs/>
+          <w:color w:val="4472C4" w:themeColor="accent1"/>
+        </w:rPr>
+        <w:t xml:space="preserve">, la batería y el uso de la </w:t>
+      </w:r>
+      <w:proofErr w:type="spellStart"/>
+      <w:r>
+        <w:rPr>
+          <w:b/>
+          <w:bCs/>
+          <w:color w:val="4472C4" w:themeColor="accent1"/>
+        </w:rPr>
+        <w:t>ram</w:t>
+      </w:r>
+      <w:proofErr w:type="spellEnd"/>
+      <w:r>
+        <w:rPr>
+          <w:b/>
+          <w:bCs/>
+          <w:color w:val="4472C4" w:themeColor="accent1"/>
+        </w:rPr>
+        <w:t xml:space="preserve">, además se usó la dependencia de </w:t>
+      </w:r>
+      <w:proofErr w:type="spellStart"/>
+      <w:r>
+        <w:rPr>
+          <w:b/>
+          <w:bCs/>
+          <w:color w:val="4472C4" w:themeColor="accent1"/>
+        </w:rPr>
+        <w:t>LineChart</w:t>
+      </w:r>
+      <w:proofErr w:type="spellEnd"/>
+      <w:r>
+        <w:rPr>
+          <w:b/>
+          <w:bCs/>
+          <w:color w:val="4472C4" w:themeColor="accent1"/>
+        </w:rPr>
+        <w:t xml:space="preserve"> </w:t>
+      </w:r>
+      <w:r>
+        <w:rPr>
+          <w:b/>
+          <w:bCs/>
+          <w:color w:val="4472C4" w:themeColor="accent1"/>
+        </w:rPr>
+        <w:t xml:space="preserve">para graficar en tiempo real toda esta información, y también una función de iniciar un test para comparar la diferencia de drenaje de batería  del móvil en estado de reposo y en una llamada, para comparar se uso la unidad de medida </w:t>
+      </w:r>
+      <w:r>
+        <w:rPr>
+          <w:b/>
+          <w:bCs/>
+          <w:color w:val="4472C4" w:themeColor="accent1"/>
+        </w:rPr>
+        <w:t> µA</w:t>
+      </w:r>
+      <w:r>
+        <w:rPr>
+          <w:b/>
+          <w:bCs/>
+          <w:color w:val="4472C4" w:themeColor="accent1"/>
+        </w:rPr>
+        <w:t xml:space="preserve"> ya que sirve para medir la corriente instantánea que sale de la batería de un móvil y nos ofrece una gran precisión.</w:t>
+      </w:r>
+    </w:p>
+    <w:p>
+      <w:pPr>
+        <w:ind w:left="720"/>
+        <w:rPr>
+          <w:b/>
+          <w:bCs/>
+          <w:color w:val="4472C4" w:themeColor="accent1"/>
+        </w:rPr>
+      </w:pPr>
+      <w:r>
+        <w:rPr>
+          <w:b/>
+          <w:bCs/>
+          <w:color w:val="4472C4" w:themeColor="accent1"/>
+        </w:rPr>
+        <w:t>Se agregó un tiempo de 5 minutos para cada test.</w:t>
+      </w:r>
+    </w:p>
+    <w:p>
+      <w:pPr>
+        <w:ind w:left="720"/>
+        <w:rPr>
+          <w:b/>
+          <w:bCs/>
+          <w:color w:val="4472C4" w:themeColor="accent1"/>
+        </w:rPr>
+      </w:pPr>
+      <w:r>
+        <w:rPr>
+          <w:b/>
+          <w:bCs/>
+          <w:color w:val="4472C4" w:themeColor="accent1"/>
+        </w:rPr>
+        <w:t xml:space="preserve"> Se creó el archivo </w:t>
+      </w:r>
+      <w:proofErr w:type="spellStart"/>
+      <w:r>
+        <w:rPr>
+          <w:b/>
+          <w:bCs/>
+          <w:color w:val="4472C4" w:themeColor="accent1"/>
+        </w:rPr>
+        <w:t>LaboratorioBateria.fxml</w:t>
+      </w:r>
+      <w:proofErr w:type="spellEnd"/>
+      <w:r>
+        <w:rPr>
+          <w:b/>
+          <w:bCs/>
+          <w:color w:val="4472C4" w:themeColor="accent1"/>
+        </w:rPr>
+        <w:t xml:space="preserve"> donde se puso todos l</w:t>
+      </w:r>
+      <w:r>
+        <w:rPr>
+          <w:b/>
+          <w:bCs/>
+          <w:color w:val="4472C4" w:themeColor="accent1"/>
+        </w:rPr>
+        <w:t>os</w:t>
+      </w:r>
+      <w:r>
+        <w:rPr>
+          <w:b/>
+          <w:bCs/>
+          <w:color w:val="4472C4" w:themeColor="accent1"/>
+        </w:rPr>
+        <w:t xml:space="preserve"> componentes necesarios para mostrar una vista que sea fácil de leer, se agregó un campo de teléfono y un botón de llamar que tenía un </w:t>
+      </w:r>
+      <w:proofErr w:type="spellStart"/>
+      <w:r>
+        <w:rPr>
+          <w:b/>
+          <w:bCs/>
+          <w:color w:val="4472C4" w:themeColor="accent1"/>
+        </w:rPr>
+        <w:t>onAction</w:t>
+      </w:r>
+      <w:proofErr w:type="spellEnd"/>
+      <w:r>
+        <w:rPr>
+          <w:b/>
+          <w:bCs/>
+          <w:color w:val="4472C4" w:themeColor="accent1"/>
+        </w:rPr>
+        <w:t xml:space="preserve"> que llamaba al método del controlador para iniciar una llamada al numero ingresado por el usuario y que se lanzaba en el mome</w:t>
+      </w:r>
+      <w:r>
+        <w:rPr>
+          <w:b/>
+          <w:bCs/>
+          <w:color w:val="4472C4" w:themeColor="accent1"/>
+        </w:rPr>
+        <w:t>nto que se acababa de medir la batería en reposo.</w:t>
+      </w:r>
+    </w:p>
+    <w:p>
+      <w:pPr>
+        <w:ind w:left="720"/>
+        <w:rPr>
+          <w:color w:val="4472C4" w:themeColor="accent1"/>
+        </w:rPr>
+      </w:pPr>
+      <w:r>
+        <w:rPr>
+          <w:b/>
+          <w:bCs/>
+          <w:color w:val="4472C4" w:themeColor="accent1"/>
+        </w:rPr>
+        <w:t xml:space="preserve"> </w:t>
+      </w:r>
+    </w:p>
+    <w:p>
+      <w:pPr>
         <w:numPr>
           <w:ilvl w:val="1"/>
           <w:numId w:val="5"/>
@@ -1474,44 +1952,11 @@
           <w:bCs/>
         </w:rPr>
       </w:pPr>
-    </w:p>
-    <w:p>
-      <w:pPr>
-        <w:rPr>
-          <w:b/>
-          <w:bCs/>
-        </w:rPr>
-      </w:pPr>
-    </w:p>
-    <w:p>
-      <w:pPr>
-        <w:rPr>
-          <w:b/>
-          <w:bCs/>
-        </w:rPr>
-      </w:pPr>
-    </w:p>
-    <w:p>
-      <w:pPr>
-        <w:rPr>
-          <w:b/>
-          <w:bCs/>
-        </w:rPr>
-      </w:pPr>
-    </w:p>
-    <w:p>
-      <w:pPr>
-        <w:rPr>
-          <w:b/>
-          <w:bCs/>
-        </w:rPr>
-      </w:pPr>
-      <w:r>
-        <w:rPr>
-          <w:b/>
-          <w:bCs/>
-        </w:rPr>
-        <w:lastRenderedPageBreak/>
+      <w:r>
+        <w:rPr>
+          <w:b/>
+          <w:bCs/>
+        </w:rPr>
         <w:t>BLOQUE 6: Seguridad, Extracción y Logs</w:t>
       </w:r>
     </w:p>
@@ -1885,6 +2330,7 @@
           <w:b/>
           <w:bCs/>
         </w:rPr>
+        <w:lastRenderedPageBreak/>
         <w:t>Red:</w:t>
       </w:r>
       <w:r>
@@ -3958,7 +4404,6 @@
   <w:style w:type="character" w:default="1" w:styleId="Fuentedeprrafopredeter">
     <w:name w:val="Default Paragraph Font"/>
     <w:uiPriority w:val="1"/>
-    <w:semiHidden/>
     <w:unhideWhenUsed/>
   </w:style>
   <w:style w:type="table" w:default="1" w:styleId="Tablanormal">

--- a/doc/Proyecto practicas DAM.docx
+++ b/doc/Proyecto practicas DAM.docx
@@ -620,7 +620,6 @@
         <w:t xml:space="preserve"> para alojar los diseños de las vistas: </w:t>
       </w:r>
       <w:proofErr w:type="spellStart"/>
-      <w:proofErr w:type="gramStart"/>
       <w:r>
         <w:rPr>
           <w:b/>
@@ -630,7 +629,6 @@
         <w:t>main.fxml</w:t>
       </w:r>
       <w:proofErr w:type="spellEnd"/>
-      <w:proofErr w:type="gramEnd"/>
       <w:r>
         <w:rPr>
           <w:b/>
@@ -646,19 +644,9 @@
           <w:bCs/>
           <w:color w:val="4472C4" w:themeColor="accent1"/>
         </w:rPr>
-        <w:t>ficha_</w:t>
-      </w:r>
-      <w:proofErr w:type="gramStart"/>
-      <w:r>
-        <w:rPr>
-          <w:b/>
-          <w:bCs/>
-          <w:color w:val="4472C4" w:themeColor="accent1"/>
-        </w:rPr>
-        <w:t>tecnica.fxml</w:t>
-      </w:r>
-      <w:proofErr w:type="spellEnd"/>
-      <w:proofErr w:type="gramEnd"/>
+        <w:t>ficha_tecnica.fxml</w:t>
+      </w:r>
+      <w:proofErr w:type="spellEnd"/>
       <w:r>
         <w:rPr>
           <w:b/>
@@ -674,19 +662,9 @@
           <w:bCs/>
           <w:color w:val="4472C4" w:themeColor="accent1"/>
         </w:rPr>
-        <w:t>formulario_</w:t>
-      </w:r>
-      <w:proofErr w:type="gramStart"/>
-      <w:r>
-        <w:rPr>
-          <w:b/>
-          <w:bCs/>
-          <w:color w:val="4472C4" w:themeColor="accent1"/>
-        </w:rPr>
-        <w:t>alta.fxml</w:t>
-      </w:r>
-      <w:proofErr w:type="spellEnd"/>
-      <w:proofErr w:type="gramEnd"/>
+        <w:t>formulario_alta.fxml</w:t>
+      </w:r>
+      <w:proofErr w:type="spellEnd"/>
       <w:r>
         <w:rPr>
           <w:b/>
@@ -730,7 +708,6 @@
         <w:t xml:space="preserve">Desarrollamos en </w:t>
       </w:r>
       <w:proofErr w:type="spellStart"/>
-      <w:proofErr w:type="gramStart"/>
       <w:r>
         <w:rPr>
           <w:b/>
@@ -740,7 +717,6 @@
         <w:t>main.fxml</w:t>
       </w:r>
       <w:proofErr w:type="spellEnd"/>
-      <w:proofErr w:type="gramEnd"/>
       <w:r>
         <w:rPr>
           <w:b/>
@@ -855,7 +831,6 @@
         <w:t xml:space="preserve"> en el panel central de </w:t>
       </w:r>
       <w:proofErr w:type="spellStart"/>
-      <w:proofErr w:type="gramStart"/>
       <w:r>
         <w:rPr>
           <w:b/>
@@ -865,7 +840,6 @@
         <w:t>main.fxml</w:t>
       </w:r>
       <w:proofErr w:type="spellEnd"/>
-      <w:proofErr w:type="gramEnd"/>
       <w:r>
         <w:rPr>
           <w:b/>
@@ -897,34 +871,16 @@
           <w:bCs/>
           <w:color w:val="4472C4" w:themeColor="accent1"/>
         </w:rPr>
-        <w:t xml:space="preserve"> no se encuentra en la BD, se carga la </w:t>
-      </w:r>
-      <w:proofErr w:type="gramStart"/>
-      <w:r>
-        <w:rPr>
-          <w:b/>
-          <w:bCs/>
-          <w:color w:val="4472C4" w:themeColor="accent1"/>
-        </w:rPr>
-        <w:t xml:space="preserve">vista </w:t>
-      </w:r>
-      <w:proofErr w:type="spellStart"/>
-      <w:r>
-        <w:rPr>
-          <w:b/>
-          <w:bCs/>
-          <w:color w:val="4472C4" w:themeColor="accent1"/>
-        </w:rPr>
-        <w:t>formulario</w:t>
-      </w:r>
-      <w:proofErr w:type="gramEnd"/>
-      <w:r>
-        <w:rPr>
-          <w:b/>
-          <w:bCs/>
-          <w:color w:val="4472C4" w:themeColor="accent1"/>
-        </w:rPr>
-        <w:t>_alta</w:t>
+        <w:t xml:space="preserve"> no se encuentra en la BD, se carga la vista </w:t>
+      </w:r>
+      <w:proofErr w:type="spellStart"/>
+      <w:r>
+        <w:rPr>
+          <w:b/>
+          <w:bCs/>
+          <w:color w:val="4472C4" w:themeColor="accent1"/>
+        </w:rPr>
+        <w:t>formulario_alta</w:t>
       </w:r>
       <w:proofErr w:type="spellEnd"/>
       <w:r>
@@ -1350,7 +1306,6 @@
         <w:t xml:space="preserve"> dispositivos los gestionamos con la lista lateral del </w:t>
       </w:r>
       <w:proofErr w:type="spellStart"/>
-      <w:proofErr w:type="gramStart"/>
       <w:r>
         <w:rPr>
           <w:b/>
@@ -1360,7 +1315,6 @@
         <w:t>main.fxml</w:t>
       </w:r>
       <w:proofErr w:type="spellEnd"/>
-      <w:proofErr w:type="gramEnd"/>
       <w:r>
         <w:rPr>
           <w:b/>
@@ -1859,19 +1813,9 @@
           <w:bCs/>
           <w:color w:val="4472C4" w:themeColor="accent1"/>
         </w:rPr>
-        <w:t>ajustes_</w:t>
-      </w:r>
-      <w:proofErr w:type="gramStart"/>
-      <w:r>
-        <w:rPr>
-          <w:b/>
-          <w:bCs/>
-          <w:color w:val="4472C4" w:themeColor="accent1"/>
-        </w:rPr>
-        <w:t>dispositivos.fxml</w:t>
-      </w:r>
-      <w:proofErr w:type="spellEnd"/>
-      <w:proofErr w:type="gramEnd"/>
+        <w:t>ajustes_dispositivos.fxml</w:t>
+      </w:r>
+      <w:proofErr w:type="spellEnd"/>
       <w:r>
         <w:rPr>
           <w:b/>
@@ -1887,19 +1831,9 @@
           <w:bCs/>
           <w:color w:val="4472C4" w:themeColor="accent1"/>
         </w:rPr>
-        <w:t>pane_ajustes_</w:t>
-      </w:r>
-      <w:proofErr w:type="gramStart"/>
-      <w:r>
-        <w:rPr>
-          <w:b/>
-          <w:bCs/>
-          <w:color w:val="4472C4" w:themeColor="accent1"/>
-        </w:rPr>
-        <w:t>rapidos.fxml</w:t>
-      </w:r>
-      <w:proofErr w:type="spellEnd"/>
-      <w:proofErr w:type="gramEnd"/>
+        <w:t>pane_ajustes_rapidos.fxml</w:t>
+      </w:r>
+      <w:proofErr w:type="spellEnd"/>
       <w:r>
         <w:rPr>
           <w:b/>
@@ -1915,19 +1849,9 @@
           <w:bCs/>
           <w:color w:val="4472C4" w:themeColor="accent1"/>
         </w:rPr>
-        <w:t>pane_red_</w:t>
-      </w:r>
-      <w:proofErr w:type="gramStart"/>
-      <w:r>
-        <w:rPr>
-          <w:b/>
-          <w:bCs/>
-          <w:color w:val="4472C4" w:themeColor="accent1"/>
-        </w:rPr>
-        <w:t>ims.fxml</w:t>
-      </w:r>
-      <w:proofErr w:type="spellEnd"/>
-      <w:proofErr w:type="gramEnd"/>
+        <w:t>pane_red_ims.fxml</w:t>
+      </w:r>
+      <w:proofErr w:type="spellEnd"/>
       <w:r>
         <w:rPr>
           <w:b/>
@@ -1943,19 +1867,9 @@
           <w:bCs/>
           <w:color w:val="4472C4" w:themeColor="accent1"/>
         </w:rPr>
-        <w:t>pane_adb_</w:t>
-      </w:r>
-      <w:proofErr w:type="gramStart"/>
-      <w:r>
-        <w:rPr>
-          <w:b/>
-          <w:bCs/>
-          <w:color w:val="4472C4" w:themeColor="accent1"/>
-        </w:rPr>
-        <w:t>wifi.fxml</w:t>
-      </w:r>
-      <w:proofErr w:type="spellEnd"/>
-      <w:proofErr w:type="gramEnd"/>
+        <w:t>pane_adb_wifi.fxml</w:t>
+      </w:r>
+      <w:proofErr w:type="spellEnd"/>
       <w:r>
         <w:rPr>
           <w:b/>
@@ -1988,19 +1902,9 @@
           <w:bCs/>
           <w:color w:val="4472C4" w:themeColor="accent1"/>
         </w:rPr>
-        <w:t>ajustes_</w:t>
-      </w:r>
-      <w:proofErr w:type="gramStart"/>
-      <w:r>
-        <w:rPr>
-          <w:b/>
-          <w:bCs/>
-          <w:color w:val="4472C4" w:themeColor="accent1"/>
-        </w:rPr>
-        <w:t>rapidos.fxml</w:t>
-      </w:r>
-      <w:proofErr w:type="spellEnd"/>
-      <w:proofErr w:type="gramEnd"/>
+        <w:t>ajustes_rapidos.fxml</w:t>
+      </w:r>
+      <w:proofErr w:type="spellEnd"/>
       <w:r>
         <w:rPr>
           <w:b/>
@@ -2167,71 +2071,7 @@
           <w:bCs/>
           <w:color w:val="4472C4" w:themeColor="accent1"/>
         </w:rPr>
-        <w:t xml:space="preserve">Refactorizamos ADBService.java añadiendo un método para la ejecución de comandos de forma síncrona. Esta modificación </w:t>
-      </w:r>
-      <w:r>
-        <w:rPr>
-          <w:b/>
-          <w:bCs/>
-          <w:color w:val="4472C4" w:themeColor="accent1"/>
-        </w:rPr>
-        <w:t>fue necesaria</w:t>
-      </w:r>
-      <w:r>
-        <w:rPr>
-          <w:b/>
-          <w:bCs/>
-          <w:color w:val="4472C4" w:themeColor="accent1"/>
-        </w:rPr>
-        <w:t xml:space="preserve"> para asegurar </w:t>
-      </w:r>
-      <w:r>
-        <w:rPr>
-          <w:b/>
-          <w:bCs/>
-          <w:color w:val="4472C4" w:themeColor="accent1"/>
-        </w:rPr>
-        <w:t>que</w:t>
-      </w:r>
-      <w:r>
-        <w:rPr>
-          <w:b/>
-          <w:bCs/>
-          <w:color w:val="4472C4" w:themeColor="accent1"/>
-        </w:rPr>
-        <w:t xml:space="preserve"> </w:t>
-      </w:r>
-      <w:r>
-        <w:rPr>
-          <w:b/>
-          <w:bCs/>
-          <w:color w:val="4472C4" w:themeColor="accent1"/>
-        </w:rPr>
-        <w:t>los</w:t>
-      </w:r>
-      <w:r>
-        <w:rPr>
-          <w:b/>
-          <w:bCs/>
-          <w:color w:val="4472C4" w:themeColor="accent1"/>
-        </w:rPr>
-        <w:t xml:space="preserve"> datos </w:t>
-      </w:r>
-      <w:r>
-        <w:rPr>
-          <w:b/>
-          <w:bCs/>
-          <w:color w:val="4472C4" w:themeColor="accent1"/>
-        </w:rPr>
-        <w:t>se representarán correctamente en la</w:t>
-      </w:r>
-      <w:r>
-        <w:rPr>
-          <w:b/>
-          <w:bCs/>
-          <w:color w:val="4472C4" w:themeColor="accent1"/>
-        </w:rPr>
-        <w:t xml:space="preserve"> UI.</w:t>
+        <w:t>Refactorizamos ADBService.java añadiendo un método para la ejecución de comandos de forma síncrona. Esta modificación fue necesaria para asegurar que los datos se representarán correctamente en la UI.</w:t>
       </w:r>
     </w:p>
     <w:p>
@@ -2284,57 +2124,7 @@
           <w:bCs/>
           <w:color w:val="4472C4" w:themeColor="accent1"/>
         </w:rPr>
-        <w:t xml:space="preserve"> para </w:t>
-      </w:r>
-      <w:proofErr w:type="gramStart"/>
-      <w:r>
-        <w:rPr>
-          <w:b/>
-          <w:bCs/>
-          <w:color w:val="4472C4" w:themeColor="accent1"/>
-        </w:rPr>
-        <w:t>los sliders</w:t>
-      </w:r>
-      <w:proofErr w:type="gramEnd"/>
-      <w:r>
-        <w:rPr>
-          <w:b/>
-          <w:bCs/>
-          <w:color w:val="4472C4" w:themeColor="accent1"/>
-        </w:rPr>
-        <w:t xml:space="preserve">, </w:t>
-      </w:r>
-      <w:r>
-        <w:rPr>
-          <w:b/>
-          <w:bCs/>
-          <w:color w:val="4472C4" w:themeColor="accent1"/>
-        </w:rPr>
-        <w:t>que se comunican con</w:t>
-      </w:r>
-      <w:r>
-        <w:rPr>
-          <w:b/>
-          <w:bCs/>
-          <w:color w:val="4472C4" w:themeColor="accent1"/>
-        </w:rPr>
-        <w:t xml:space="preserve"> ADBService.java para </w:t>
-      </w:r>
-      <w:r>
-        <w:rPr>
-          <w:b/>
-          <w:bCs/>
-          <w:color w:val="4472C4" w:themeColor="accent1"/>
-        </w:rPr>
-        <w:t>ejecutar</w:t>
-      </w:r>
-      <w:r>
-        <w:rPr>
-          <w:b/>
-          <w:bCs/>
-          <w:color w:val="4472C4" w:themeColor="accent1"/>
-        </w:rPr>
-        <w:t xml:space="preserve"> comandos de configuración en tiempo real ante cualquier cambio del usuario.</w:t>
+        <w:t xml:space="preserve"> para los sliders, que se comunican con ADBService.java para ejecutar comandos de configuración en tiempo real ante cualquier cambio del usuario.</w:t>
       </w:r>
     </w:p>
     <w:p>
@@ -2428,19 +2218,9 @@
           <w:bCs/>
           <w:color w:val="4472C4" w:themeColor="accent1"/>
         </w:rPr>
-        <w:t>pane_gestion_</w:t>
-      </w:r>
-      <w:proofErr w:type="gramStart"/>
-      <w:r>
-        <w:rPr>
-          <w:b/>
-          <w:bCs/>
-          <w:color w:val="4472C4" w:themeColor="accent1"/>
-        </w:rPr>
-        <w:t>pantalla.fxml</w:t>
-      </w:r>
-      <w:proofErr w:type="spellEnd"/>
-      <w:proofErr w:type="gramEnd"/>
+        <w:t>pane_gestion_pantalla.fxml</w:t>
+      </w:r>
+      <w:proofErr w:type="spellEnd"/>
       <w:r>
         <w:rPr>
           <w:b/>
@@ -2526,25 +2306,7 @@
           <w:bCs/>
           <w:color w:val="4472C4" w:themeColor="accent1"/>
         </w:rPr>
-        <w:t xml:space="preserve"> con </w:t>
-      </w:r>
-      <w:proofErr w:type="spellStart"/>
-      <w:r>
-        <w:rPr>
-          <w:b/>
-          <w:bCs/>
-          <w:color w:val="4472C4" w:themeColor="accent1"/>
-        </w:rPr>
-        <w:t>el</w:t>
-      </w:r>
-      <w:proofErr w:type="spellEnd"/>
-      <w:r>
-        <w:rPr>
-          <w:b/>
-          <w:bCs/>
-          <w:color w:val="4472C4" w:themeColor="accent1"/>
-        </w:rPr>
-        <w:t xml:space="preserve"> botón de ejecución,</w:t>
+        <w:t xml:space="preserve"> con el botón de ejecución,</w:t>
       </w:r>
       <w:r>
         <w:rPr>
@@ -2709,19 +2471,9 @@
           <w:bCs/>
           <w:color w:val="4472C4" w:themeColor="accent1"/>
         </w:rPr>
-        <w:t>pane_red_</w:t>
-      </w:r>
-      <w:proofErr w:type="gramStart"/>
-      <w:r>
-        <w:rPr>
-          <w:b/>
-          <w:bCs/>
-          <w:color w:val="4472C4" w:themeColor="accent1"/>
-        </w:rPr>
-        <w:t>ims.fxml</w:t>
-      </w:r>
-      <w:proofErr w:type="spellEnd"/>
-      <w:proofErr w:type="gramEnd"/>
+        <w:t>pane_red_ims.fxml</w:t>
+      </w:r>
+      <w:proofErr w:type="spellEnd"/>
       <w:r>
         <w:rPr>
           <w:b/>
@@ -2940,15 +2692,7 @@
       </w:r>
       <w:proofErr w:type="spellEnd"/>
       <w:r>
-        <w:t xml:space="preserve"> </w:t>
-      </w:r>
-      <w:proofErr w:type="spellStart"/>
-      <w:r>
-        <w:t>to</w:t>
-      </w:r>
-      <w:proofErr w:type="spellEnd"/>
-      <w:r>
-        <w:t xml:space="preserve"> SSID, 3. Ping 8.8.8.8, 4. Off </w:t>
+        <w:t xml:space="preserve"> to SSID, 3. Ping 8.8.8.8, 4. Off </w:t>
       </w:r>
       <w:proofErr w:type="spellStart"/>
       <w:r>
@@ -3515,35 +3259,138 @@
         <w:t xml:space="preserve"> RA5. Protección de aplicaciones y datos, definiendo criterios de seguridad en la transmisión.</w:t>
       </w:r>
     </w:p>
-    <w:p>
-      <w:pPr>
-        <w:rPr>
-          <w:b/>
-          <w:bCs/>
-        </w:rPr>
-      </w:pPr>
-    </w:p>
-    <w:p>
-      <w:pPr>
-        <w:rPr>
-          <w:b/>
-          <w:bCs/>
-        </w:rPr>
-      </w:pPr>
-    </w:p>
-    <w:p>
-      <w:pPr>
-        <w:rPr>
-          <w:b/>
-          <w:bCs/>
-        </w:rPr>
-      </w:pPr>
-      <w:r>
-        <w:rPr>
-          <w:b/>
-          <w:bCs/>
-        </w:rPr>
+    <w:p/>
+    <w:p>
+      <w:r>
         <w:lastRenderedPageBreak/>
+        <w:t xml:space="preserve">Añadimos en la interfaz </w:t>
+      </w:r>
+      <w:proofErr w:type="spellStart"/>
+      <w:r>
+        <w:t>pane_ajustes_rapidos.fxml</w:t>
+      </w:r>
+      <w:proofErr w:type="spellEnd"/>
+      <w:r>
+        <w:t xml:space="preserve"> una barra de búsqueda, un botón de “actualizar” y una </w:t>
+      </w:r>
+      <w:proofErr w:type="spellStart"/>
+      <w:r>
+        <w:t>ListView</w:t>
+      </w:r>
+      <w:proofErr w:type="spellEnd"/>
+      <w:r>
+        <w:t>.</w:t>
+      </w:r>
+    </w:p>
+    <w:p>
+      <w:r>
+        <w:t xml:space="preserve">Listamos todos los paquetes con el comando </w:t>
+      </w:r>
+      <w:r>
+        <w:t>"</w:t>
+      </w:r>
+      <w:proofErr w:type="spellStart"/>
+      <w:r>
+        <w:t>adb</w:t>
+      </w:r>
+      <w:proofErr w:type="spellEnd"/>
+      <w:r>
+        <w:t>", "-s", serial, "</w:t>
+      </w:r>
+      <w:proofErr w:type="spellStart"/>
+      <w:r>
+        <w:t>shell</w:t>
+      </w:r>
+      <w:proofErr w:type="spellEnd"/>
+      <w:r>
+        <w:t>", "pm", "</w:t>
+      </w:r>
+      <w:proofErr w:type="spellStart"/>
+      <w:r>
+        <w:t>list</w:t>
+      </w:r>
+      <w:proofErr w:type="spellEnd"/>
+      <w:r>
+        <w:t>", "</w:t>
+      </w:r>
+      <w:proofErr w:type="spellStart"/>
+      <w:r>
+        <w:t>packages</w:t>
+      </w:r>
+      <w:proofErr w:type="spellEnd"/>
+      <w:r>
+        <w:t>"</w:t>
+      </w:r>
+      <w:r>
+        <w:t xml:space="preserve"> y los enseñamos en la </w:t>
+      </w:r>
+      <w:proofErr w:type="spellStart"/>
+      <w:r>
+        <w:t>listView</w:t>
+      </w:r>
+      <w:proofErr w:type="spellEnd"/>
+      <w:r>
+        <w:t>, el botón de “actualizar” volverá a cargar los paquetes pero esta vez con cualquier filtro escrito en la barra de búsqueda.</w:t>
+      </w:r>
+    </w:p>
+    <w:p>
+      <w:r>
+        <w:t xml:space="preserve">Cada elemento de esta </w:t>
+      </w:r>
+      <w:proofErr w:type="spellStart"/>
+      <w:r>
+        <w:t>ListView</w:t>
+      </w:r>
+      <w:proofErr w:type="spellEnd"/>
+      <w:r>
+        <w:t xml:space="preserve"> tiene un </w:t>
+      </w:r>
+      <w:proofErr w:type="spellStart"/>
+      <w:r>
+        <w:t>listener</w:t>
+      </w:r>
+      <w:proofErr w:type="spellEnd"/>
+      <w:r>
+        <w:t xml:space="preserve"> asignado, si le as doble </w:t>
+      </w:r>
+      <w:proofErr w:type="spellStart"/>
+      <w:r>
+        <w:t>click</w:t>
+      </w:r>
+      <w:proofErr w:type="spellEnd"/>
+      <w:r>
+        <w:t xml:space="preserve"> se abrirá un </w:t>
+      </w:r>
+    </w:p>
+    <w:p/>
+    <w:p>
+      <w:pPr>
+        <w:rPr>
+          <w:b/>
+          <w:bCs/>
+        </w:rPr>
+      </w:pPr>
+    </w:p>
+    <w:p>
+      <w:pPr>
+        <w:rPr>
+          <w:b/>
+          <w:bCs/>
+        </w:rPr>
+      </w:pPr>
+    </w:p>
+    <w:p>
+      <w:pPr>
+        <w:rPr>
+          <w:b/>
+          <w:bCs/>
+        </w:rPr>
+      </w:pPr>
+      <w:r>
+        <w:rPr>
+          <w:b/>
+          <w:bCs/>
+        </w:rPr>
         <w:t>3. RESUMEN TÉCNICO DE FUNCIONES ADB A IMPLEMENTAR</w:t>
       </w:r>
     </w:p>

--- a/doc/Proyecto practicas DAM.docx
+++ b/doc/Proyecto practicas DAM.docx
@@ -969,59 +969,59 @@
         <w:t xml:space="preserve"> RA3 y RA4. Diseño de menús y componentes personalizados de control.</w:t>
       </w:r>
     </w:p>
-    <w:p>
-      <w:pPr>
-        <w:rPr>
-          <w:b/>
-          <w:bCs/>
-        </w:rPr>
-      </w:pPr>
-    </w:p>
-    <w:p>
-      <w:pPr>
-        <w:rPr>
-          <w:b/>
-          <w:bCs/>
-        </w:rPr>
-      </w:pPr>
-    </w:p>
-    <w:p>
-      <w:pPr>
-        <w:rPr>
-          <w:b/>
-          <w:bCs/>
-        </w:rPr>
-      </w:pPr>
-    </w:p>
-    <w:p>
-      <w:pPr>
-        <w:rPr>
-          <w:b/>
-          <w:bCs/>
-        </w:rPr>
-      </w:pPr>
-    </w:p>
-    <w:p>
-      <w:pPr>
-        <w:rPr>
-          <w:b/>
-          <w:bCs/>
-        </w:rPr>
-      </w:pPr>
-    </w:p>
-    <w:p>
-      <w:pPr>
-        <w:rPr>
-          <w:b/>
-          <w:bCs/>
-        </w:rPr>
-      </w:pPr>
-      <w:r>
-        <w:rPr>
-          <w:b/>
-          <w:bCs/>
-        </w:rPr>
-        <w:lastRenderedPageBreak/>
+    <w:p/>
+    <w:p>
+      <w:pPr>
+        <w:rPr>
+          <w:b/>
+          <w:bCs/>
+        </w:rPr>
+      </w:pPr>
+    </w:p>
+    <w:p>
+      <w:pPr>
+        <w:rPr>
+          <w:b/>
+          <w:bCs/>
+        </w:rPr>
+      </w:pPr>
+    </w:p>
+    <w:p>
+      <w:pPr>
+        <w:rPr>
+          <w:b/>
+          <w:bCs/>
+        </w:rPr>
+      </w:pPr>
+    </w:p>
+    <w:p>
+      <w:pPr>
+        <w:rPr>
+          <w:b/>
+          <w:bCs/>
+        </w:rPr>
+      </w:pPr>
+    </w:p>
+    <w:p>
+      <w:pPr>
+        <w:rPr>
+          <w:b/>
+          <w:bCs/>
+        </w:rPr>
+      </w:pPr>
+    </w:p>
+    <w:p>
+      <w:pPr>
+        <w:rPr>
+          <w:b/>
+          <w:bCs/>
+        </w:rPr>
+      </w:pPr>
+      <w:r>
+        <w:rPr>
+          <w:b/>
+          <w:bCs/>
+        </w:rPr>
         <w:t xml:space="preserve">BLOQUE 4: Módulo de </w:t>
       </w:r>
       <w:proofErr w:type="spellStart"/>
@@ -1126,15 +1126,7 @@
       </w:r>
       <w:proofErr w:type="spellEnd"/>
       <w:r>
-        <w:t xml:space="preserve"> </w:t>
-      </w:r>
-      <w:proofErr w:type="spellStart"/>
-      <w:r>
-        <w:t>to</w:t>
-      </w:r>
-      <w:proofErr w:type="spellEnd"/>
-      <w:r>
-        <w:t xml:space="preserve"> SSID, 3. Ping 8.8.8.8, 4. Off </w:t>
+        <w:t xml:space="preserve"> to SSID, 3. Ping 8.8.8.8, 4. Off </w:t>
       </w:r>
       <w:proofErr w:type="spellStart"/>
       <w:r>
@@ -1306,7 +1298,25 @@
           <w:bCs/>
           <w:color w:val="4472C4" w:themeColor="accent1"/>
         </w:rPr>
-        <w:t xml:space="preserve"> que tenia todos los métodos que eran necesarios para hacer las pruebas automatizadas los cuales recibían como parámetros el nombre del paso y el comando para que este funcionase, además en el caso del método de </w:t>
+        <w:t xml:space="preserve"> que </w:t>
+      </w:r>
+      <w:proofErr w:type="spellStart"/>
+      <w:r>
+        <w:rPr>
+          <w:b/>
+          <w:bCs/>
+          <w:color w:val="4472C4" w:themeColor="accent1"/>
+        </w:rPr>
+        <w:t>tenia</w:t>
+      </w:r>
+      <w:proofErr w:type="spellEnd"/>
+      <w:r>
+        <w:rPr>
+          <w:b/>
+          <w:bCs/>
+          <w:color w:val="4472C4" w:themeColor="accent1"/>
+        </w:rPr>
+        <w:t xml:space="preserve"> todos los métodos que eran necesarios para hacer las pruebas automatizadas los cuales recibían como parámetros el nombre del paso y el comando para que este funcionase, además en el caso del método de </w:t>
       </w:r>
       <w:proofErr w:type="spellStart"/>
       <w:r>
@@ -1673,6 +1683,7 @@
           <w:b/>
           <w:bCs/>
         </w:rPr>
+        <w:lastRenderedPageBreak/>
         <w:t>Referencia Evaluación (PDF Xunta):</w:t>
       </w:r>
     </w:p>
@@ -1691,7 +1702,6 @@
           <w:bCs/>
           <w:color w:val="4472C4" w:themeColor="accent1"/>
         </w:rPr>
-        <w:lastRenderedPageBreak/>
         <w:t xml:space="preserve">Para este bloque se creó la clase </w:t>
       </w:r>
       <w:proofErr w:type="spellStart"/>
@@ -2267,6 +2277,7 @@
           <w:b/>
           <w:bCs/>
         </w:rPr>
+        <w:lastRenderedPageBreak/>
         <w:t>Paquetes:</w:t>
       </w:r>
       <w:r>
@@ -2330,7 +2341,6 @@
           <w:b/>
           <w:bCs/>
         </w:rPr>
-        <w:lastRenderedPageBreak/>
         <w:t>Red:</w:t>
       </w:r>
       <w:r>
@@ -4404,6 +4414,7 @@
   <w:style w:type="character" w:default="1" w:styleId="Fuentedeprrafopredeter">
     <w:name w:val="Default Paragraph Font"/>
     <w:uiPriority w:val="1"/>
+    <w:semiHidden/>
     <w:unhideWhenUsed/>
   </w:style>
   <w:style w:type="table" w:default="1" w:styleId="Tablanormal">

--- a/doc/Proyecto practicas DAM.docx
+++ b/doc/Proyecto practicas DAM.docx
@@ -3360,6 +3360,27 @@
       <w:proofErr w:type="spellEnd"/>
       <w:r>
         <w:t xml:space="preserve"> se abrirá un </w:t>
+      </w:r>
+      <w:proofErr w:type="spellStart"/>
+      <w:r>
+        <w:t>DirectoryChooser</w:t>
+      </w:r>
+      <w:proofErr w:type="spellEnd"/>
+      <w:r>
+        <w:t xml:space="preserve"> para seleccionar una carpeta donde se descargará el paquete.</w:t>
+      </w:r>
+    </w:p>
+    <w:p>
+      <w:r>
+        <w:t xml:space="preserve">En la interfaz </w:t>
+      </w:r>
+      <w:proofErr w:type="spellStart"/>
+      <w:r>
+        <w:t>pane_gestion_pantalla.fxml</w:t>
+      </w:r>
+      <w:proofErr w:type="spellEnd"/>
+      <w:r>
+        <w:t xml:space="preserve"> </w:t>
       </w:r>
     </w:p>
     <w:p/>

--- a/doc/Proyecto practicas DAM.docx
+++ b/doc/Proyecto practicas DAM.docx
@@ -969,38 +969,523 @@
         <w:t xml:space="preserve"> RA3 y RA4. Diseño de menús y componentes personalizados de control.</w:t>
       </w:r>
     </w:p>
-    <w:p/>
-    <w:p>
-      <w:pPr>
-        <w:rPr>
-          <w:b/>
-          <w:bCs/>
-        </w:rPr>
-      </w:pPr>
-    </w:p>
-    <w:p>
-      <w:pPr>
-        <w:rPr>
-          <w:b/>
-          <w:bCs/>
-        </w:rPr>
-      </w:pPr>
-    </w:p>
-    <w:p>
-      <w:pPr>
-        <w:rPr>
-          <w:b/>
-          <w:bCs/>
-        </w:rPr>
-      </w:pPr>
-    </w:p>
-    <w:p>
-      <w:pPr>
-        <w:rPr>
-          <w:b/>
-          <w:bCs/>
-        </w:rPr>
-      </w:pPr>
+    <w:p>
+      <w:pPr>
+        <w:rPr>
+          <w:color w:val="4472C4" w:themeColor="accent1"/>
+        </w:rPr>
+      </w:pPr>
+      <w:r>
+        <w:rPr>
+          <w:b/>
+          <w:bCs/>
+          <w:color w:val="4472C4" w:themeColor="accent1"/>
+        </w:rPr>
+        <w:t xml:space="preserve">Para el ADB Wifi se creó la clase </w:t>
+      </w:r>
+      <w:proofErr w:type="spellStart"/>
+      <w:r>
+        <w:rPr>
+          <w:b/>
+          <w:bCs/>
+          <w:color w:val="4472C4" w:themeColor="accent1"/>
+        </w:rPr>
+        <w:t>ADBWifiController</w:t>
+      </w:r>
+      <w:proofErr w:type="spellEnd"/>
+      <w:r>
+        <w:rPr>
+          <w:b/>
+          <w:bCs/>
+          <w:color w:val="4472C4" w:themeColor="accent1"/>
+        </w:rPr>
+        <w:t xml:space="preserve"> quien es el controlador del archivo </w:t>
+      </w:r>
+      <w:proofErr w:type="spellStart"/>
+      <w:r>
+        <w:rPr>
+          <w:b/>
+          <w:bCs/>
+          <w:color w:val="4472C4" w:themeColor="accent1"/>
+        </w:rPr>
+        <w:t>pane_adb_</w:t>
+      </w:r>
+      <w:proofErr w:type="gramStart"/>
+      <w:r>
+        <w:rPr>
+          <w:b/>
+          <w:bCs/>
+          <w:color w:val="4472C4" w:themeColor="accent1"/>
+        </w:rPr>
+        <w:t>wifi.</w:t>
+      </w:r>
+      <w:r>
+        <w:rPr>
+          <w:color w:val="4472C4" w:themeColor="accent1"/>
+        </w:rPr>
+        <w:t>fxml</w:t>
+      </w:r>
+      <w:proofErr w:type="spellEnd"/>
+      <w:proofErr w:type="gramEnd"/>
+      <w:r>
+        <w:rPr>
+          <w:color w:val="4472C4" w:themeColor="accent1"/>
+        </w:rPr>
+        <w:t xml:space="preserve"> </w:t>
+      </w:r>
+      <w:r>
+        <w:rPr>
+          <w:color w:val="4472C4" w:themeColor="accent1"/>
+        </w:rPr>
+        <w:t xml:space="preserve"> y hace estas 3 coas </w:t>
+      </w:r>
+      <w:proofErr w:type="spellStart"/>
+      <w:proofErr w:type="gramStart"/>
+      <w:r>
+        <w:rPr>
+          <w:color w:val="4472C4" w:themeColor="accent1"/>
+        </w:rPr>
+        <w:t>principales.</w:t>
+      </w:r>
+      <w:r>
+        <w:rPr>
+          <w:b/>
+          <w:bCs/>
+          <w:color w:val="4472C4" w:themeColor="accent1"/>
+        </w:rPr>
+        <w:t>Al</w:t>
+      </w:r>
+      <w:proofErr w:type="spellEnd"/>
+      <w:proofErr w:type="gramEnd"/>
+      <w:r>
+        <w:rPr>
+          <w:b/>
+          <w:bCs/>
+          <w:color w:val="4472C4" w:themeColor="accent1"/>
+        </w:rPr>
+        <w:t xml:space="preserve"> abrirse</w:t>
+      </w:r>
+      <w:r>
+        <w:rPr>
+          <w:color w:val="4472C4" w:themeColor="accent1"/>
+        </w:rPr>
+        <w:t xml:space="preserve"> — </w:t>
+      </w:r>
+      <w:proofErr w:type="spellStart"/>
+      <w:proofErr w:type="gramStart"/>
+      <w:r>
+        <w:rPr>
+          <w:color w:val="4472C4" w:themeColor="accent1"/>
+        </w:rPr>
+        <w:t>setSerial</w:t>
+      </w:r>
+      <w:proofErr w:type="spellEnd"/>
+      <w:r>
+        <w:rPr>
+          <w:color w:val="4472C4" w:themeColor="accent1"/>
+        </w:rPr>
+        <w:t>(</w:t>
+      </w:r>
+      <w:proofErr w:type="gramEnd"/>
+      <w:r>
+        <w:rPr>
+          <w:color w:val="4472C4" w:themeColor="accent1"/>
+        </w:rPr>
+        <w:t xml:space="preserve">) recibe el identificador del dispositivo y llama a </w:t>
+      </w:r>
+      <w:proofErr w:type="spellStart"/>
+      <w:proofErr w:type="gramStart"/>
+      <w:r>
+        <w:rPr>
+          <w:color w:val="4472C4" w:themeColor="accent1"/>
+        </w:rPr>
+        <w:t>actualizarEstadoInicial</w:t>
+      </w:r>
+      <w:proofErr w:type="spellEnd"/>
+      <w:r>
+        <w:rPr>
+          <w:color w:val="4472C4" w:themeColor="accent1"/>
+        </w:rPr>
+        <w:t>(</w:t>
+      </w:r>
+      <w:proofErr w:type="gramEnd"/>
+      <w:r>
+        <w:rPr>
+          <w:color w:val="4472C4" w:themeColor="accent1"/>
+        </w:rPr>
+        <w:t xml:space="preserve">) que consulta </w:t>
+      </w:r>
+      <w:proofErr w:type="spellStart"/>
+      <w:r>
+        <w:rPr>
+          <w:color w:val="4472C4" w:themeColor="accent1"/>
+        </w:rPr>
+        <w:t>via</w:t>
+      </w:r>
+      <w:proofErr w:type="spellEnd"/>
+      <w:r>
+        <w:rPr>
+          <w:color w:val="4472C4" w:themeColor="accent1"/>
+        </w:rPr>
+        <w:t xml:space="preserve"> ADB qué interfaces de red tiene activas el móvil (</w:t>
+      </w:r>
+      <w:proofErr w:type="spellStart"/>
+      <w:r>
+        <w:rPr>
+          <w:color w:val="4472C4" w:themeColor="accent1"/>
+        </w:rPr>
+        <w:t>ip</w:t>
+      </w:r>
+      <w:proofErr w:type="spellEnd"/>
+      <w:r>
+        <w:rPr>
+          <w:color w:val="4472C4" w:themeColor="accent1"/>
+        </w:rPr>
+        <w:t xml:space="preserve"> </w:t>
+      </w:r>
+      <w:proofErr w:type="spellStart"/>
+      <w:r>
+        <w:rPr>
+          <w:color w:val="4472C4" w:themeColor="accent1"/>
+        </w:rPr>
+        <w:t>addr</w:t>
+      </w:r>
+      <w:proofErr w:type="spellEnd"/>
+      <w:r>
+        <w:rPr>
+          <w:color w:val="4472C4" w:themeColor="accent1"/>
+        </w:rPr>
+        <w:t xml:space="preserve"> show) y actualiza el </w:t>
+      </w:r>
+      <w:proofErr w:type="spellStart"/>
+      <w:r>
+        <w:rPr>
+          <w:color w:val="4472C4" w:themeColor="accent1"/>
+        </w:rPr>
+        <w:t>label</w:t>
+      </w:r>
+      <w:proofErr w:type="spellEnd"/>
+      <w:r>
+        <w:rPr>
+          <w:color w:val="4472C4" w:themeColor="accent1"/>
+        </w:rPr>
+        <w:t xml:space="preserve"> de estado con un color según lo que encuentre: verde si hay </w:t>
+      </w:r>
+      <w:proofErr w:type="spellStart"/>
+      <w:r>
+        <w:rPr>
+          <w:color w:val="4472C4" w:themeColor="accent1"/>
+        </w:rPr>
+        <w:t>WiFi</w:t>
+      </w:r>
+      <w:proofErr w:type="spellEnd"/>
+      <w:r>
+        <w:rPr>
+          <w:color w:val="4472C4" w:themeColor="accent1"/>
+        </w:rPr>
+        <w:t xml:space="preserve">, azul si hay USB </w:t>
+      </w:r>
+      <w:proofErr w:type="spellStart"/>
+      <w:r>
+        <w:rPr>
+          <w:color w:val="4472C4" w:themeColor="accent1"/>
+        </w:rPr>
+        <w:t>Tethering</w:t>
+      </w:r>
+      <w:proofErr w:type="spellEnd"/>
+      <w:r>
+        <w:rPr>
+          <w:color w:val="4472C4" w:themeColor="accent1"/>
+        </w:rPr>
+        <w:t>, gris si solo hay cable ADB.</w:t>
+      </w:r>
+    </w:p>
+    <w:p>
+      <w:pPr>
+        <w:rPr>
+          <w:color w:val="4472C4" w:themeColor="accent1"/>
+        </w:rPr>
+      </w:pPr>
+      <w:r>
+        <w:rPr>
+          <w:b/>
+          <w:bCs/>
+          <w:color w:val="4472C4" w:themeColor="accent1"/>
+        </w:rPr>
+        <w:lastRenderedPageBreak/>
+        <w:t xml:space="preserve">Botón "Conectar por </w:t>
+      </w:r>
+      <w:proofErr w:type="spellStart"/>
+      <w:r>
+        <w:rPr>
+          <w:b/>
+          <w:bCs/>
+          <w:color w:val="4472C4" w:themeColor="accent1"/>
+        </w:rPr>
+        <w:t>WiFi</w:t>
+      </w:r>
+      <w:proofErr w:type="spellEnd"/>
+      <w:r>
+        <w:rPr>
+          <w:b/>
+          <w:bCs/>
+          <w:color w:val="4472C4" w:themeColor="accent1"/>
+        </w:rPr>
+        <w:t>"</w:t>
+      </w:r>
+      <w:r>
+        <w:rPr>
+          <w:color w:val="4472C4" w:themeColor="accent1"/>
+        </w:rPr>
+        <w:t xml:space="preserve"> — </w:t>
+      </w:r>
+      <w:proofErr w:type="spellStart"/>
+      <w:proofErr w:type="gramStart"/>
+      <w:r>
+        <w:rPr>
+          <w:color w:val="4472C4" w:themeColor="accent1"/>
+        </w:rPr>
+        <w:t>conectarAdbWifi</w:t>
+      </w:r>
+      <w:proofErr w:type="spellEnd"/>
+      <w:r>
+        <w:rPr>
+          <w:color w:val="4472C4" w:themeColor="accent1"/>
+        </w:rPr>
+        <w:t>(</w:t>
+      </w:r>
+      <w:proofErr w:type="gramEnd"/>
+      <w:r>
+        <w:rPr>
+          <w:color w:val="4472C4" w:themeColor="accent1"/>
+        </w:rPr>
+        <w:t xml:space="preserve">) hace el proceso completo de conexión inalámbrica: activa el </w:t>
+      </w:r>
+      <w:proofErr w:type="spellStart"/>
+      <w:r>
+        <w:rPr>
+          <w:color w:val="4472C4" w:themeColor="accent1"/>
+        </w:rPr>
+        <w:t>daemon</w:t>
+      </w:r>
+      <w:proofErr w:type="spellEnd"/>
+      <w:r>
+        <w:rPr>
+          <w:color w:val="4472C4" w:themeColor="accent1"/>
+        </w:rPr>
+        <w:t xml:space="preserve"> TCP en el puerto 5555 con </w:t>
+      </w:r>
+      <w:proofErr w:type="spellStart"/>
+      <w:r>
+        <w:rPr>
+          <w:color w:val="4472C4" w:themeColor="accent1"/>
+        </w:rPr>
+        <w:t>adb</w:t>
+      </w:r>
+      <w:proofErr w:type="spellEnd"/>
+      <w:r>
+        <w:rPr>
+          <w:color w:val="4472C4" w:themeColor="accent1"/>
+        </w:rPr>
+        <w:t xml:space="preserve"> </w:t>
+      </w:r>
+      <w:proofErr w:type="spellStart"/>
+      <w:r>
+        <w:rPr>
+          <w:color w:val="4472C4" w:themeColor="accent1"/>
+        </w:rPr>
+        <w:t>tcpip</w:t>
+      </w:r>
+      <w:proofErr w:type="spellEnd"/>
+      <w:r>
+        <w:rPr>
+          <w:color w:val="4472C4" w:themeColor="accent1"/>
+        </w:rPr>
+        <w:t xml:space="preserve"> 5555, espera 2 segundos, detecta la IP actual del móvil en la red </w:t>
+      </w:r>
+      <w:proofErr w:type="spellStart"/>
+      <w:r>
+        <w:rPr>
+          <w:color w:val="4472C4" w:themeColor="accent1"/>
+        </w:rPr>
+        <w:t>WiFi</w:t>
+      </w:r>
+      <w:proofErr w:type="spellEnd"/>
+      <w:r>
+        <w:rPr>
+          <w:color w:val="4472C4" w:themeColor="accent1"/>
+        </w:rPr>
+        <w:t xml:space="preserve"> leyendo </w:t>
+      </w:r>
+      <w:proofErr w:type="spellStart"/>
+      <w:r>
+        <w:rPr>
+          <w:color w:val="4472C4" w:themeColor="accent1"/>
+        </w:rPr>
+        <w:t>ip</w:t>
+      </w:r>
+      <w:proofErr w:type="spellEnd"/>
+      <w:r>
+        <w:rPr>
+          <w:color w:val="4472C4" w:themeColor="accent1"/>
+        </w:rPr>
+        <w:t xml:space="preserve"> </w:t>
+      </w:r>
+      <w:proofErr w:type="spellStart"/>
+      <w:r>
+        <w:rPr>
+          <w:color w:val="4472C4" w:themeColor="accent1"/>
+        </w:rPr>
+        <w:t>route</w:t>
+      </w:r>
+      <w:proofErr w:type="spellEnd"/>
+      <w:r>
+        <w:rPr>
+          <w:color w:val="4472C4" w:themeColor="accent1"/>
+        </w:rPr>
+        <w:t xml:space="preserve"> y filtrando la línea de wlan0, y finalmente ejecuta </w:t>
+      </w:r>
+      <w:proofErr w:type="spellStart"/>
+      <w:r>
+        <w:rPr>
+          <w:color w:val="4472C4" w:themeColor="accent1"/>
+        </w:rPr>
+        <w:t>adb</w:t>
+      </w:r>
+      <w:proofErr w:type="spellEnd"/>
+      <w:r>
+        <w:rPr>
+          <w:color w:val="4472C4" w:themeColor="accent1"/>
+        </w:rPr>
+        <w:t xml:space="preserve"> </w:t>
+      </w:r>
+      <w:proofErr w:type="spellStart"/>
+      <w:r>
+        <w:rPr>
+          <w:color w:val="4472C4" w:themeColor="accent1"/>
+        </w:rPr>
+        <w:t>connect</w:t>
+      </w:r>
+      <w:proofErr w:type="spellEnd"/>
+      <w:r>
+        <w:rPr>
+          <w:color w:val="4472C4" w:themeColor="accent1"/>
+        </w:rPr>
+        <w:t xml:space="preserve"> IP:5555. Si conecta bien pone el </w:t>
+      </w:r>
+      <w:proofErr w:type="spellStart"/>
+      <w:r>
+        <w:rPr>
+          <w:color w:val="4472C4" w:themeColor="accent1"/>
+        </w:rPr>
+        <w:t>label</w:t>
+      </w:r>
+      <w:proofErr w:type="spellEnd"/>
+      <w:r>
+        <w:rPr>
+          <w:color w:val="4472C4" w:themeColor="accent1"/>
+        </w:rPr>
+        <w:t xml:space="preserve"> en verde con la IP, si falla lo pone en rojo con el error.</w:t>
+      </w:r>
+    </w:p>
+    <w:p>
+      <w:pPr>
+        <w:rPr>
+          <w:color w:val="4472C4" w:themeColor="accent1"/>
+        </w:rPr>
+      </w:pPr>
+      <w:r>
+        <w:rPr>
+          <w:b/>
+          <w:bCs/>
+          <w:color w:val="4472C4" w:themeColor="accent1"/>
+        </w:rPr>
+        <w:t>Botón "Conectar por USB"</w:t>
+      </w:r>
+      <w:r>
+        <w:rPr>
+          <w:color w:val="4472C4" w:themeColor="accent1"/>
+        </w:rPr>
+        <w:t xml:space="preserve"> — </w:t>
+      </w:r>
+      <w:proofErr w:type="spellStart"/>
+      <w:proofErr w:type="gramStart"/>
+      <w:r>
+        <w:rPr>
+          <w:color w:val="4472C4" w:themeColor="accent1"/>
+        </w:rPr>
+        <w:t>conectarAdbUsb</w:t>
+      </w:r>
+      <w:proofErr w:type="spellEnd"/>
+      <w:r>
+        <w:rPr>
+          <w:color w:val="4472C4" w:themeColor="accent1"/>
+        </w:rPr>
+        <w:t>(</w:t>
+      </w:r>
+      <w:proofErr w:type="gramEnd"/>
+      <w:r>
+        <w:rPr>
+          <w:color w:val="4472C4" w:themeColor="accent1"/>
+        </w:rPr>
+        <w:t xml:space="preserve">) primero detecta la IP actual (por si cambió desde la última conexión) y luego ejecuta </w:t>
+      </w:r>
+      <w:proofErr w:type="spellStart"/>
+      <w:r>
+        <w:rPr>
+          <w:color w:val="4472C4" w:themeColor="accent1"/>
+        </w:rPr>
+        <w:t>adb</w:t>
+      </w:r>
+      <w:proofErr w:type="spellEnd"/>
+      <w:r>
+        <w:rPr>
+          <w:color w:val="4472C4" w:themeColor="accent1"/>
+        </w:rPr>
+        <w:t xml:space="preserve"> </w:t>
+      </w:r>
+      <w:proofErr w:type="spellStart"/>
+      <w:r>
+        <w:rPr>
+          <w:color w:val="4472C4" w:themeColor="accent1"/>
+        </w:rPr>
+        <w:t>disconnect</w:t>
+      </w:r>
+      <w:proofErr w:type="spellEnd"/>
+      <w:r>
+        <w:rPr>
+          <w:color w:val="4472C4" w:themeColor="accent1"/>
+        </w:rPr>
+        <w:t xml:space="preserve"> IP:5555 para cerrar la sesión </w:t>
+      </w:r>
+      <w:proofErr w:type="spellStart"/>
+      <w:r>
+        <w:rPr>
+          <w:color w:val="4472C4" w:themeColor="accent1"/>
+        </w:rPr>
+        <w:t>WiFi</w:t>
+      </w:r>
+      <w:proofErr w:type="spellEnd"/>
+      <w:r>
+        <w:rPr>
+          <w:color w:val="4472C4" w:themeColor="accent1"/>
+        </w:rPr>
+        <w:t xml:space="preserve"> y volver al modo cable. Actualiza el </w:t>
+      </w:r>
+      <w:proofErr w:type="spellStart"/>
+      <w:r>
+        <w:rPr>
+          <w:color w:val="4472C4" w:themeColor="accent1"/>
+        </w:rPr>
+        <w:t>label</w:t>
+      </w:r>
+      <w:proofErr w:type="spellEnd"/>
+      <w:r>
+        <w:rPr>
+          <w:color w:val="4472C4" w:themeColor="accent1"/>
+        </w:rPr>
+        <w:t xml:space="preserve"> a azul.</w:t>
+      </w:r>
     </w:p>
     <w:p>
       <w:pPr>
@@ -1572,6 +2057,7 @@
           <w:b/>
           <w:bCs/>
         </w:rPr>
+        <w:lastRenderedPageBreak/>
         <w:t>Descripción:</w:t>
       </w:r>
       <w:r>
@@ -1683,7 +2169,6 @@
           <w:b/>
           <w:bCs/>
         </w:rPr>
-        <w:lastRenderedPageBreak/>
         <w:t>Referencia Evaluación (PDF Xunta):</w:t>
       </w:r>
     </w:p>
@@ -1807,6 +2292,42 @@
           <w:color w:val="4472C4" w:themeColor="accent1"/>
         </w:rPr>
         <w:t xml:space="preserve"> ya que sirve para medir la corriente instantánea que sale de la batería de un móvil y nos ofrece una gran precisión.</w:t>
+      </w:r>
+    </w:p>
+    <w:p>
+      <w:pPr>
+        <w:ind w:left="720"/>
+        <w:rPr>
+          <w:b/>
+          <w:bCs/>
+          <w:color w:val="4472C4" w:themeColor="accent1"/>
+        </w:rPr>
+      </w:pPr>
+      <w:r>
+        <w:rPr>
+          <w:b/>
+          <w:bCs/>
+          <w:color w:val="4472C4" w:themeColor="accent1"/>
+        </w:rPr>
+        <w:t xml:space="preserve">Para medir la corriente se usó una función la cual llama </w:t>
+      </w:r>
+      <w:proofErr w:type="spellStart"/>
+      <w:r>
+        <w:rPr>
+          <w:b/>
+          <w:bCs/>
+          <w:color w:val="4472C4" w:themeColor="accent1"/>
+        </w:rPr>
+        <w:t>ejecutarComandoADBShell</w:t>
+      </w:r>
+      <w:proofErr w:type="spellEnd"/>
+      <w:r>
+        <w:rPr>
+          <w:b/>
+          <w:bCs/>
+          <w:color w:val="4472C4" w:themeColor="accent1"/>
+        </w:rPr>
+        <w:t xml:space="preserve"> a la cual se le pasaba el comando para leer esta misma.</w:t>
       </w:r>
     </w:p>
     <w:p>
@@ -2094,6 +2615,7 @@
           <w:b/>
           <w:bCs/>
         </w:rPr>
+        <w:lastRenderedPageBreak/>
         <w:t>Capturas:</w:t>
       </w:r>
       <w:r>
@@ -2277,7 +2799,6 @@
           <w:b/>
           <w:bCs/>
         </w:rPr>
-        <w:lastRenderedPageBreak/>
         <w:t>Paquetes:</w:t>
       </w:r>
       <w:r>
@@ -4414,7 +4935,6 @@
   <w:style w:type="character" w:default="1" w:styleId="Fuentedeprrafopredeter">
     <w:name w:val="Default Paragraph Font"/>
     <w:uiPriority w:val="1"/>
-    <w:semiHidden/>
     <w:unhideWhenUsed/>
   </w:style>
   <w:style w:type="table" w:default="1" w:styleId="Tablanormal">

--- a/doc/Proyecto practicas DAM.docx
+++ b/doc/Proyecto practicas DAM.docx
@@ -620,6 +620,7 @@
         <w:t xml:space="preserve"> para alojar los diseños de las vistas: </w:t>
       </w:r>
       <w:proofErr w:type="spellStart"/>
+      <w:proofErr w:type="gramStart"/>
       <w:r>
         <w:rPr>
           <w:b/>
@@ -629,6 +630,7 @@
         <w:t>main.fxml</w:t>
       </w:r>
       <w:proofErr w:type="spellEnd"/>
+      <w:proofErr w:type="gramEnd"/>
       <w:r>
         <w:rPr>
           <w:b/>
@@ -644,9 +646,19 @@
           <w:bCs/>
           <w:color w:val="4472C4" w:themeColor="accent1"/>
         </w:rPr>
-        <w:t>ficha_tecnica.fxml</w:t>
-      </w:r>
-      <w:proofErr w:type="spellEnd"/>
+        <w:t>ficha_</w:t>
+      </w:r>
+      <w:proofErr w:type="gramStart"/>
+      <w:r>
+        <w:rPr>
+          <w:b/>
+          <w:bCs/>
+          <w:color w:val="4472C4" w:themeColor="accent1"/>
+        </w:rPr>
+        <w:t>tecnica.fxml</w:t>
+      </w:r>
+      <w:proofErr w:type="spellEnd"/>
+      <w:proofErr w:type="gramEnd"/>
       <w:r>
         <w:rPr>
           <w:b/>
@@ -662,9 +674,19 @@
           <w:bCs/>
           <w:color w:val="4472C4" w:themeColor="accent1"/>
         </w:rPr>
-        <w:t>formulario_alta.fxml</w:t>
-      </w:r>
-      <w:proofErr w:type="spellEnd"/>
+        <w:t>formulario_</w:t>
+      </w:r>
+      <w:proofErr w:type="gramStart"/>
+      <w:r>
+        <w:rPr>
+          <w:b/>
+          <w:bCs/>
+          <w:color w:val="4472C4" w:themeColor="accent1"/>
+        </w:rPr>
+        <w:t>alta.fxml</w:t>
+      </w:r>
+      <w:proofErr w:type="spellEnd"/>
+      <w:proofErr w:type="gramEnd"/>
       <w:r>
         <w:rPr>
           <w:b/>
@@ -708,6 +730,7 @@
         <w:t xml:space="preserve">Desarrollamos en </w:t>
       </w:r>
       <w:proofErr w:type="spellStart"/>
+      <w:proofErr w:type="gramStart"/>
       <w:r>
         <w:rPr>
           <w:b/>
@@ -717,6 +740,7 @@
         <w:t>main.fxml</w:t>
       </w:r>
       <w:proofErr w:type="spellEnd"/>
+      <w:proofErr w:type="gramEnd"/>
       <w:r>
         <w:rPr>
           <w:b/>
@@ -831,6 +855,7 @@
         <w:t xml:space="preserve"> en el panel central de </w:t>
       </w:r>
       <w:proofErr w:type="spellStart"/>
+      <w:proofErr w:type="gramStart"/>
       <w:r>
         <w:rPr>
           <w:b/>
@@ -840,6 +865,7 @@
         <w:t>main.fxml</w:t>
       </w:r>
       <w:proofErr w:type="spellEnd"/>
+      <w:proofErr w:type="gramEnd"/>
       <w:r>
         <w:rPr>
           <w:b/>
@@ -871,16 +897,34 @@
           <w:bCs/>
           <w:color w:val="4472C4" w:themeColor="accent1"/>
         </w:rPr>
-        <w:t xml:space="preserve"> no se encuentra en la BD, se carga la vista </w:t>
-      </w:r>
-      <w:proofErr w:type="spellStart"/>
-      <w:r>
-        <w:rPr>
-          <w:b/>
-          <w:bCs/>
-          <w:color w:val="4472C4" w:themeColor="accent1"/>
-        </w:rPr>
-        <w:t>formulario_alta</w:t>
+        <w:t xml:space="preserve"> no se encuentra en la BD, se carga la </w:t>
+      </w:r>
+      <w:proofErr w:type="gramStart"/>
+      <w:r>
+        <w:rPr>
+          <w:b/>
+          <w:bCs/>
+          <w:color w:val="4472C4" w:themeColor="accent1"/>
+        </w:rPr>
+        <w:t xml:space="preserve">vista </w:t>
+      </w:r>
+      <w:proofErr w:type="spellStart"/>
+      <w:r>
+        <w:rPr>
+          <w:b/>
+          <w:bCs/>
+          <w:color w:val="4472C4" w:themeColor="accent1"/>
+        </w:rPr>
+        <w:t>formulario</w:t>
+      </w:r>
+      <w:proofErr w:type="gramEnd"/>
+      <w:r>
+        <w:rPr>
+          <w:b/>
+          <w:bCs/>
+          <w:color w:val="4472C4" w:themeColor="accent1"/>
+        </w:rPr>
+        <w:t>_alta</w:t>
       </w:r>
       <w:proofErr w:type="spellEnd"/>
       <w:r>
@@ -1306,6 +1350,7 @@
         <w:t xml:space="preserve"> dispositivos los gestionamos con la lista lateral del </w:t>
       </w:r>
       <w:proofErr w:type="spellStart"/>
+      <w:proofErr w:type="gramStart"/>
       <w:r>
         <w:rPr>
           <w:b/>
@@ -1315,6 +1360,7 @@
         <w:t>main.fxml</w:t>
       </w:r>
       <w:proofErr w:type="spellEnd"/>
+      <w:proofErr w:type="gramEnd"/>
       <w:r>
         <w:rPr>
           <w:b/>
@@ -1813,9 +1859,19 @@
           <w:bCs/>
           <w:color w:val="4472C4" w:themeColor="accent1"/>
         </w:rPr>
-        <w:t>ajustes_dispositivos.fxml</w:t>
-      </w:r>
-      <w:proofErr w:type="spellEnd"/>
+        <w:t>ajustes_</w:t>
+      </w:r>
+      <w:proofErr w:type="gramStart"/>
+      <w:r>
+        <w:rPr>
+          <w:b/>
+          <w:bCs/>
+          <w:color w:val="4472C4" w:themeColor="accent1"/>
+        </w:rPr>
+        <w:t>dispositivos.fxml</w:t>
+      </w:r>
+      <w:proofErr w:type="spellEnd"/>
+      <w:proofErr w:type="gramEnd"/>
       <w:r>
         <w:rPr>
           <w:b/>
@@ -1831,9 +1887,19 @@
           <w:bCs/>
           <w:color w:val="4472C4" w:themeColor="accent1"/>
         </w:rPr>
-        <w:t>pane_ajustes_rapidos.fxml</w:t>
-      </w:r>
-      <w:proofErr w:type="spellEnd"/>
+        <w:t>pane_ajustes_</w:t>
+      </w:r>
+      <w:proofErr w:type="gramStart"/>
+      <w:r>
+        <w:rPr>
+          <w:b/>
+          <w:bCs/>
+          <w:color w:val="4472C4" w:themeColor="accent1"/>
+        </w:rPr>
+        <w:t>rapidos.fxml</w:t>
+      </w:r>
+      <w:proofErr w:type="spellEnd"/>
+      <w:proofErr w:type="gramEnd"/>
       <w:r>
         <w:rPr>
           <w:b/>
@@ -1849,9 +1915,19 @@
           <w:bCs/>
           <w:color w:val="4472C4" w:themeColor="accent1"/>
         </w:rPr>
-        <w:t>pane_red_ims.fxml</w:t>
-      </w:r>
-      <w:proofErr w:type="spellEnd"/>
+        <w:t>pane_red_</w:t>
+      </w:r>
+      <w:proofErr w:type="gramStart"/>
+      <w:r>
+        <w:rPr>
+          <w:b/>
+          <w:bCs/>
+          <w:color w:val="4472C4" w:themeColor="accent1"/>
+        </w:rPr>
+        <w:t>ims.fxml</w:t>
+      </w:r>
+      <w:proofErr w:type="spellEnd"/>
+      <w:proofErr w:type="gramEnd"/>
       <w:r>
         <w:rPr>
           <w:b/>
@@ -1867,9 +1943,19 @@
           <w:bCs/>
           <w:color w:val="4472C4" w:themeColor="accent1"/>
         </w:rPr>
-        <w:t>pane_adb_wifi.fxml</w:t>
-      </w:r>
-      <w:proofErr w:type="spellEnd"/>
+        <w:t>pane_adb_</w:t>
+      </w:r>
+      <w:proofErr w:type="gramStart"/>
+      <w:r>
+        <w:rPr>
+          <w:b/>
+          <w:bCs/>
+          <w:color w:val="4472C4" w:themeColor="accent1"/>
+        </w:rPr>
+        <w:t>wifi.fxml</w:t>
+      </w:r>
+      <w:proofErr w:type="spellEnd"/>
+      <w:proofErr w:type="gramEnd"/>
       <w:r>
         <w:rPr>
           <w:b/>
@@ -1902,9 +1988,19 @@
           <w:bCs/>
           <w:color w:val="4472C4" w:themeColor="accent1"/>
         </w:rPr>
-        <w:t>ajustes_rapidos.fxml</w:t>
-      </w:r>
-      <w:proofErr w:type="spellEnd"/>
+        <w:t>ajustes_</w:t>
+      </w:r>
+      <w:proofErr w:type="gramStart"/>
+      <w:r>
+        <w:rPr>
+          <w:b/>
+          <w:bCs/>
+          <w:color w:val="4472C4" w:themeColor="accent1"/>
+        </w:rPr>
+        <w:t>rapidos.fxml</w:t>
+      </w:r>
+      <w:proofErr w:type="spellEnd"/>
+      <w:proofErr w:type="gramEnd"/>
       <w:r>
         <w:rPr>
           <w:b/>
@@ -2124,7 +2220,25 @@
           <w:bCs/>
           <w:color w:val="4472C4" w:themeColor="accent1"/>
         </w:rPr>
-        <w:t xml:space="preserve"> para los sliders, que se comunican con ADBService.java para ejecutar comandos de configuración en tiempo real ante cualquier cambio del usuario.</w:t>
+        <w:t xml:space="preserve"> para </w:t>
+      </w:r>
+      <w:proofErr w:type="gramStart"/>
+      <w:r>
+        <w:rPr>
+          <w:b/>
+          <w:bCs/>
+          <w:color w:val="4472C4" w:themeColor="accent1"/>
+        </w:rPr>
+        <w:t>los sliders</w:t>
+      </w:r>
+      <w:proofErr w:type="gramEnd"/>
+      <w:r>
+        <w:rPr>
+          <w:b/>
+          <w:bCs/>
+          <w:color w:val="4472C4" w:themeColor="accent1"/>
+        </w:rPr>
+        <w:t>, que se comunican con ADBService.java para ejecutar comandos de configuración en tiempo real ante cualquier cambio del usuario.</w:t>
       </w:r>
     </w:p>
     <w:p>
@@ -2218,9 +2332,19 @@
           <w:bCs/>
           <w:color w:val="4472C4" w:themeColor="accent1"/>
         </w:rPr>
-        <w:t>pane_gestion_pantalla.fxml</w:t>
-      </w:r>
-      <w:proofErr w:type="spellEnd"/>
+        <w:t>pane_gestion_</w:t>
+      </w:r>
+      <w:proofErr w:type="gramStart"/>
+      <w:r>
+        <w:rPr>
+          <w:b/>
+          <w:bCs/>
+          <w:color w:val="4472C4" w:themeColor="accent1"/>
+        </w:rPr>
+        <w:t>pantalla.fxml</w:t>
+      </w:r>
+      <w:proofErr w:type="spellEnd"/>
+      <w:proofErr w:type="gramEnd"/>
       <w:r>
         <w:rPr>
           <w:b/>
@@ -2471,9 +2595,19 @@
           <w:bCs/>
           <w:color w:val="4472C4" w:themeColor="accent1"/>
         </w:rPr>
-        <w:t>pane_red_ims.fxml</w:t>
-      </w:r>
-      <w:proofErr w:type="spellEnd"/>
+        <w:t>pane_red_</w:t>
+      </w:r>
+      <w:proofErr w:type="gramStart"/>
+      <w:r>
+        <w:rPr>
+          <w:b/>
+          <w:bCs/>
+          <w:color w:val="4472C4" w:themeColor="accent1"/>
+        </w:rPr>
+        <w:t>ims.fxml</w:t>
+      </w:r>
+      <w:proofErr w:type="spellEnd"/>
+      <w:proofErr w:type="gramEnd"/>
       <w:r>
         <w:rPr>
           <w:b/>
@@ -2541,53 +2675,538 @@
         <w:rPr>
           <w:b/>
           <w:bCs/>
-        </w:rPr>
-      </w:pPr>
-    </w:p>
-    <w:p>
-      <w:pPr>
-        <w:rPr>
-          <w:b/>
-          <w:bCs/>
-        </w:rPr>
-      </w:pPr>
-    </w:p>
-    <w:p>
-      <w:pPr>
-        <w:rPr>
-          <w:b/>
-          <w:bCs/>
-        </w:rPr>
-      </w:pPr>
-    </w:p>
-    <w:p>
-      <w:pPr>
-        <w:rPr>
-          <w:b/>
-          <w:bCs/>
-        </w:rPr>
-      </w:pPr>
-    </w:p>
-    <w:p>
-      <w:pPr>
-        <w:rPr>
-          <w:b/>
-          <w:bCs/>
-        </w:rPr>
-      </w:pPr>
-    </w:p>
-    <w:p>
-      <w:pPr>
-        <w:rPr>
-          <w:b/>
-          <w:bCs/>
-        </w:rPr>
-      </w:pPr>
-      <w:r>
-        <w:rPr>
-          <w:b/>
-          <w:bCs/>
-        </w:rPr>
+          <w:color w:val="4472C4" w:themeColor="accent1"/>
+        </w:rPr>
+      </w:pPr>
+      <w:r>
+        <w:rPr>
+          <w:b/>
+          <w:bCs/>
+          <w:color w:val="4472C4" w:themeColor="accent1"/>
+        </w:rPr>
+        <w:t xml:space="preserve">Implementamos ADBWifiController.java para gestionar la lógica de </w:t>
+      </w:r>
+      <w:proofErr w:type="spellStart"/>
+      <w:r>
+        <w:rPr>
+          <w:b/>
+          <w:bCs/>
+          <w:color w:val="4472C4" w:themeColor="accent1"/>
+        </w:rPr>
+        <w:t>pane_adb_</w:t>
+      </w:r>
+      <w:proofErr w:type="gramStart"/>
+      <w:r>
+        <w:rPr>
+          <w:b/>
+          <w:bCs/>
+          <w:color w:val="4472C4" w:themeColor="accent1"/>
+        </w:rPr>
+        <w:t>wifi.fxml</w:t>
+      </w:r>
+      <w:proofErr w:type="spellEnd"/>
+      <w:proofErr w:type="gramEnd"/>
+      <w:r>
+        <w:rPr>
+          <w:b/>
+          <w:bCs/>
+          <w:color w:val="4472C4" w:themeColor="accent1"/>
+        </w:rPr>
+        <w:t>, centrando su funcionamiento en la detección y cambio de modos de conexión.</w:t>
+      </w:r>
+    </w:p>
+    <w:p>
+      <w:pPr>
+        <w:rPr>
+          <w:b/>
+          <w:bCs/>
+          <w:color w:val="4472C4" w:themeColor="accent1"/>
+        </w:rPr>
+      </w:pPr>
+      <w:r>
+        <w:rPr>
+          <w:b/>
+          <w:bCs/>
+          <w:color w:val="4472C4" w:themeColor="accent1"/>
+        </w:rPr>
+        <w:t xml:space="preserve">Configuramos el método </w:t>
+      </w:r>
+      <w:proofErr w:type="spellStart"/>
+      <w:proofErr w:type="gramStart"/>
+      <w:r>
+        <w:rPr>
+          <w:b/>
+          <w:bCs/>
+          <w:color w:val="4472C4" w:themeColor="accent1"/>
+        </w:rPr>
+        <w:t>setSerial</w:t>
+      </w:r>
+      <w:proofErr w:type="spellEnd"/>
+      <w:r>
+        <w:rPr>
+          <w:b/>
+          <w:bCs/>
+          <w:color w:val="4472C4" w:themeColor="accent1"/>
+        </w:rPr>
+        <w:t>(</w:t>
+      </w:r>
+      <w:proofErr w:type="gramEnd"/>
+      <w:r>
+        <w:rPr>
+          <w:b/>
+          <w:bCs/>
+          <w:color w:val="4472C4" w:themeColor="accent1"/>
+        </w:rPr>
+        <w:t xml:space="preserve">) para recibir el identificador del dispositivo y ejecutar </w:t>
+      </w:r>
+      <w:proofErr w:type="spellStart"/>
+      <w:proofErr w:type="gramStart"/>
+      <w:r>
+        <w:rPr>
+          <w:b/>
+          <w:bCs/>
+          <w:color w:val="4472C4" w:themeColor="accent1"/>
+        </w:rPr>
+        <w:t>actualizarEstadoInicial</w:t>
+      </w:r>
+      <w:proofErr w:type="spellEnd"/>
+      <w:r>
+        <w:rPr>
+          <w:b/>
+          <w:bCs/>
+          <w:color w:val="4472C4" w:themeColor="accent1"/>
+        </w:rPr>
+        <w:t>(</w:t>
+      </w:r>
+      <w:proofErr w:type="gramEnd"/>
+      <w:r>
+        <w:rPr>
+          <w:b/>
+          <w:bCs/>
+          <w:color w:val="4472C4" w:themeColor="accent1"/>
+        </w:rPr>
+        <w:t xml:space="preserve">). Este proceso consulta las interfaces de red activas mediante </w:t>
+      </w:r>
+      <w:proofErr w:type="spellStart"/>
+      <w:r>
+        <w:rPr>
+          <w:b/>
+          <w:bCs/>
+          <w:color w:val="4472C4" w:themeColor="accent1"/>
+        </w:rPr>
+        <w:t>ip</w:t>
+      </w:r>
+      <w:proofErr w:type="spellEnd"/>
+      <w:r>
+        <w:rPr>
+          <w:b/>
+          <w:bCs/>
+          <w:color w:val="4472C4" w:themeColor="accent1"/>
+        </w:rPr>
+        <w:t xml:space="preserve"> </w:t>
+      </w:r>
+      <w:proofErr w:type="spellStart"/>
+      <w:r>
+        <w:rPr>
+          <w:b/>
+          <w:bCs/>
+          <w:color w:val="4472C4" w:themeColor="accent1"/>
+        </w:rPr>
+        <w:t>addr</w:t>
+      </w:r>
+      <w:proofErr w:type="spellEnd"/>
+      <w:r>
+        <w:rPr>
+          <w:b/>
+          <w:bCs/>
+          <w:color w:val="4472C4" w:themeColor="accent1"/>
+        </w:rPr>
+        <w:t xml:space="preserve"> show y actualiza visualmente el </w:t>
+      </w:r>
+      <w:proofErr w:type="spellStart"/>
+      <w:r>
+        <w:rPr>
+          <w:b/>
+          <w:bCs/>
+          <w:color w:val="4472C4" w:themeColor="accent1"/>
+        </w:rPr>
+        <w:t>label</w:t>
+      </w:r>
+      <w:proofErr w:type="spellEnd"/>
+      <w:r>
+        <w:rPr>
+          <w:b/>
+          <w:bCs/>
+          <w:color w:val="4472C4" w:themeColor="accent1"/>
+        </w:rPr>
+        <w:t xml:space="preserve"> de estado: verde para </w:t>
+      </w:r>
+      <w:proofErr w:type="spellStart"/>
+      <w:r>
+        <w:rPr>
+          <w:b/>
+          <w:bCs/>
+          <w:color w:val="4472C4" w:themeColor="accent1"/>
+        </w:rPr>
+        <w:t>WiFi</w:t>
+      </w:r>
+      <w:proofErr w:type="spellEnd"/>
+      <w:r>
+        <w:rPr>
+          <w:b/>
+          <w:bCs/>
+          <w:color w:val="4472C4" w:themeColor="accent1"/>
+        </w:rPr>
+        <w:t xml:space="preserve">, azul para USB </w:t>
+      </w:r>
+      <w:proofErr w:type="spellStart"/>
+      <w:r>
+        <w:rPr>
+          <w:b/>
+          <w:bCs/>
+          <w:color w:val="4472C4" w:themeColor="accent1"/>
+        </w:rPr>
+        <w:t>Tethering</w:t>
+      </w:r>
+      <w:proofErr w:type="spellEnd"/>
+      <w:r>
+        <w:rPr>
+          <w:b/>
+          <w:bCs/>
+          <w:color w:val="4472C4" w:themeColor="accent1"/>
+        </w:rPr>
+        <w:t xml:space="preserve"> y gris para conexión estándar por cable.</w:t>
+      </w:r>
+    </w:p>
+    <w:p>
+      <w:pPr>
+        <w:rPr>
+          <w:b/>
+          <w:bCs/>
+          <w:color w:val="4472C4" w:themeColor="accent1"/>
+        </w:rPr>
+      </w:pPr>
+      <w:r>
+        <w:rPr>
+          <w:b/>
+          <w:bCs/>
+          <w:color w:val="4472C4" w:themeColor="accent1"/>
+        </w:rPr>
+        <w:t xml:space="preserve">Desarrollamos la función </w:t>
+      </w:r>
+      <w:proofErr w:type="spellStart"/>
+      <w:proofErr w:type="gramStart"/>
+      <w:r>
+        <w:rPr>
+          <w:b/>
+          <w:bCs/>
+          <w:color w:val="4472C4" w:themeColor="accent1"/>
+        </w:rPr>
+        <w:t>conectarAdbWifi</w:t>
+      </w:r>
+      <w:proofErr w:type="spellEnd"/>
+      <w:r>
+        <w:rPr>
+          <w:b/>
+          <w:bCs/>
+          <w:color w:val="4472C4" w:themeColor="accent1"/>
+        </w:rPr>
+        <w:t>(</w:t>
+      </w:r>
+      <w:proofErr w:type="gramEnd"/>
+      <w:r>
+        <w:rPr>
+          <w:b/>
+          <w:bCs/>
+          <w:color w:val="4472C4" w:themeColor="accent1"/>
+        </w:rPr>
+        <w:t xml:space="preserve">) para automatizar el despliegue inalámbrico. El método activa el </w:t>
+      </w:r>
+      <w:proofErr w:type="spellStart"/>
+      <w:r>
+        <w:rPr>
+          <w:b/>
+          <w:bCs/>
+          <w:color w:val="4472C4" w:themeColor="accent1"/>
+        </w:rPr>
+        <w:t>daemon</w:t>
+      </w:r>
+      <w:proofErr w:type="spellEnd"/>
+      <w:r>
+        <w:rPr>
+          <w:b/>
+          <w:bCs/>
+          <w:color w:val="4472C4" w:themeColor="accent1"/>
+        </w:rPr>
+        <w:t xml:space="preserve"> TCP en el puerto 5555 mediante </w:t>
+      </w:r>
+      <w:proofErr w:type="spellStart"/>
+      <w:r>
+        <w:rPr>
+          <w:b/>
+          <w:bCs/>
+          <w:color w:val="4472C4" w:themeColor="accent1"/>
+        </w:rPr>
+        <w:t>adb</w:t>
+      </w:r>
+      <w:proofErr w:type="spellEnd"/>
+      <w:r>
+        <w:rPr>
+          <w:b/>
+          <w:bCs/>
+          <w:color w:val="4472C4" w:themeColor="accent1"/>
+        </w:rPr>
+        <w:t xml:space="preserve"> </w:t>
+      </w:r>
+      <w:proofErr w:type="spellStart"/>
+      <w:r>
+        <w:rPr>
+          <w:b/>
+          <w:bCs/>
+          <w:color w:val="4472C4" w:themeColor="accent1"/>
+        </w:rPr>
+        <w:t>tcpip</w:t>
+      </w:r>
+      <w:proofErr w:type="spellEnd"/>
+      <w:r>
+        <w:rPr>
+          <w:b/>
+          <w:bCs/>
+          <w:color w:val="4472C4" w:themeColor="accent1"/>
+        </w:rPr>
+        <w:t xml:space="preserve"> 5555, identifica la IP del terminal filtrando la ruta de wlan0 con </w:t>
+      </w:r>
+      <w:proofErr w:type="spellStart"/>
+      <w:r>
+        <w:rPr>
+          <w:b/>
+          <w:bCs/>
+          <w:color w:val="4472C4" w:themeColor="accent1"/>
+        </w:rPr>
+        <w:t>ip</w:t>
+      </w:r>
+      <w:proofErr w:type="spellEnd"/>
+      <w:r>
+        <w:rPr>
+          <w:b/>
+          <w:bCs/>
+          <w:color w:val="4472C4" w:themeColor="accent1"/>
+        </w:rPr>
+        <w:t xml:space="preserve"> </w:t>
+      </w:r>
+      <w:proofErr w:type="spellStart"/>
+      <w:r>
+        <w:rPr>
+          <w:b/>
+          <w:bCs/>
+          <w:color w:val="4472C4" w:themeColor="accent1"/>
+        </w:rPr>
+        <w:t>route</w:t>
+      </w:r>
+      <w:proofErr w:type="spellEnd"/>
+      <w:r>
+        <w:rPr>
+          <w:b/>
+          <w:bCs/>
+          <w:color w:val="4472C4" w:themeColor="accent1"/>
+        </w:rPr>
+        <w:t xml:space="preserve"> y finaliza con la ejecución de </w:t>
+      </w:r>
+      <w:proofErr w:type="spellStart"/>
+      <w:r>
+        <w:rPr>
+          <w:b/>
+          <w:bCs/>
+          <w:color w:val="4472C4" w:themeColor="accent1"/>
+        </w:rPr>
+        <w:t>adb</w:t>
+      </w:r>
+      <w:proofErr w:type="spellEnd"/>
+      <w:r>
+        <w:rPr>
+          <w:b/>
+          <w:bCs/>
+          <w:color w:val="4472C4" w:themeColor="accent1"/>
+        </w:rPr>
+        <w:t xml:space="preserve"> </w:t>
+      </w:r>
+      <w:proofErr w:type="spellStart"/>
+      <w:r>
+        <w:rPr>
+          <w:b/>
+          <w:bCs/>
+          <w:color w:val="4472C4" w:themeColor="accent1"/>
+        </w:rPr>
+        <w:t>connect</w:t>
+      </w:r>
+      <w:proofErr w:type="spellEnd"/>
+      <w:r>
+        <w:rPr>
+          <w:b/>
+          <w:bCs/>
+          <w:color w:val="4472C4" w:themeColor="accent1"/>
+        </w:rPr>
+        <w:t>. La interfaz refleja el éxito (IP en verde) o el fallo (error en rojo) del proceso.</w:t>
+      </w:r>
+    </w:p>
+    <w:p>
+      <w:pPr>
+        <w:rPr>
+          <w:b/>
+          <w:bCs/>
+          <w:color w:val="4472C4" w:themeColor="accent1"/>
+        </w:rPr>
+      </w:pPr>
+      <w:r>
+        <w:rPr>
+          <w:b/>
+          <w:bCs/>
+          <w:color w:val="4472C4" w:themeColor="accent1"/>
+        </w:rPr>
+        <w:t xml:space="preserve">Establecemos la lógica de reversión en </w:t>
+      </w:r>
+      <w:proofErr w:type="spellStart"/>
+      <w:proofErr w:type="gramStart"/>
+      <w:r>
+        <w:rPr>
+          <w:b/>
+          <w:bCs/>
+          <w:color w:val="4472C4" w:themeColor="accent1"/>
+        </w:rPr>
+        <w:t>conectarAdbUsb</w:t>
+      </w:r>
+      <w:proofErr w:type="spellEnd"/>
+      <w:r>
+        <w:rPr>
+          <w:b/>
+          <w:bCs/>
+          <w:color w:val="4472C4" w:themeColor="accent1"/>
+        </w:rPr>
+        <w:t>(</w:t>
+      </w:r>
+      <w:proofErr w:type="gramEnd"/>
+      <w:r>
+        <w:rPr>
+          <w:b/>
+          <w:bCs/>
+          <w:color w:val="4472C4" w:themeColor="accent1"/>
+        </w:rPr>
+        <w:t xml:space="preserve">) para restablecer el modo cable. El método detecta la IP actual y ejecuta </w:t>
+      </w:r>
+      <w:proofErr w:type="spellStart"/>
+      <w:r>
+        <w:rPr>
+          <w:b/>
+          <w:bCs/>
+          <w:color w:val="4472C4" w:themeColor="accent1"/>
+        </w:rPr>
+        <w:t>adb</w:t>
+      </w:r>
+      <w:proofErr w:type="spellEnd"/>
+      <w:r>
+        <w:rPr>
+          <w:b/>
+          <w:bCs/>
+          <w:color w:val="4472C4" w:themeColor="accent1"/>
+        </w:rPr>
+        <w:t xml:space="preserve"> </w:t>
+      </w:r>
+      <w:proofErr w:type="spellStart"/>
+      <w:r>
+        <w:rPr>
+          <w:b/>
+          <w:bCs/>
+          <w:color w:val="4472C4" w:themeColor="accent1"/>
+        </w:rPr>
+        <w:t>disconnect</w:t>
+      </w:r>
+      <w:proofErr w:type="spellEnd"/>
+      <w:r>
+        <w:rPr>
+          <w:b/>
+          <w:bCs/>
+          <w:color w:val="4472C4" w:themeColor="accent1"/>
+        </w:rPr>
+        <w:t xml:space="preserve"> para cerrar la sesión inalámbrica, actualizando el indicador de estado a color azul tras la desconexión.</w:t>
+      </w:r>
+    </w:p>
+    <w:p>
+      <w:pPr>
+        <w:rPr>
+          <w:b/>
+          <w:bCs/>
+        </w:rPr>
+      </w:pPr>
+    </w:p>
+    <w:p>
+      <w:pPr>
+        <w:rPr>
+          <w:b/>
+          <w:bCs/>
+        </w:rPr>
+      </w:pPr>
+    </w:p>
+    <w:p>
+      <w:pPr>
+        <w:rPr>
+          <w:b/>
+          <w:bCs/>
+        </w:rPr>
+      </w:pPr>
+    </w:p>
+    <w:p>
+      <w:pPr>
+        <w:rPr>
+          <w:b/>
+          <w:bCs/>
+        </w:rPr>
+      </w:pPr>
+    </w:p>
+    <w:p>
+      <w:pPr>
+        <w:rPr>
+          <w:b/>
+          <w:bCs/>
+        </w:rPr>
+      </w:pPr>
+    </w:p>
+    <w:p>
+      <w:pPr>
+        <w:rPr>
+          <w:b/>
+          <w:bCs/>
+        </w:rPr>
+      </w:pPr>
+    </w:p>
+    <w:p>
+      <w:pPr>
+        <w:rPr>
+          <w:b/>
+          <w:bCs/>
+        </w:rPr>
+      </w:pPr>
+    </w:p>
+    <w:p>
+      <w:pPr>
+        <w:rPr>
+          <w:b/>
+          <w:bCs/>
+        </w:rPr>
+      </w:pPr>
+    </w:p>
+    <w:p>
+      <w:pPr>
+        <w:rPr>
+          <w:b/>
+          <w:bCs/>
+        </w:rPr>
+      </w:pPr>
+      <w:r>
+        <w:rPr>
+          <w:b/>
+          <w:bCs/>
+        </w:rPr>
+        <w:lastRenderedPageBreak/>
         <w:t xml:space="preserve">BLOQUE 4: Módulo de </w:t>
       </w:r>
       <w:proofErr w:type="spellStart"/>
@@ -2835,31 +3454,292 @@
     <w:p>
       <w:pPr>
         <w:rPr>
-          <w:b/>
-          <w:bCs/>
-        </w:rPr>
-      </w:pPr>
-    </w:p>
-    <w:p>
-      <w:pPr>
-        <w:rPr>
-          <w:b/>
-          <w:bCs/>
-        </w:rPr>
-      </w:pPr>
-    </w:p>
-    <w:p>
-      <w:pPr>
-        <w:rPr>
-          <w:b/>
-          <w:bCs/>
-        </w:rPr>
-      </w:pPr>
-      <w:r>
-        <w:rPr>
-          <w:b/>
-          <w:bCs/>
-        </w:rPr>
+          <w:u w:val="single"/>
+        </w:rPr>
+      </w:pPr>
+    </w:p>
+    <w:p>
+      <w:pPr>
+        <w:rPr>
+          <w:b/>
+          <w:bCs/>
+          <w:color w:val="4472C4" w:themeColor="accent1"/>
+        </w:rPr>
+      </w:pPr>
+      <w:r>
+        <w:rPr>
+          <w:b/>
+          <w:bCs/>
+          <w:color w:val="4472C4" w:themeColor="accent1"/>
+        </w:rPr>
+        <w:t xml:space="preserve">Para este bloque se creó la clase Diagnostico </w:t>
+      </w:r>
+      <w:proofErr w:type="spellStart"/>
+      <w:r>
+        <w:rPr>
+          <w:b/>
+          <w:bCs/>
+          <w:color w:val="4472C4" w:themeColor="accent1"/>
+        </w:rPr>
+        <w:t>controler</w:t>
+      </w:r>
+      <w:proofErr w:type="spellEnd"/>
+      <w:r>
+        <w:rPr>
+          <w:b/>
+          <w:bCs/>
+          <w:color w:val="4472C4" w:themeColor="accent1"/>
+        </w:rPr>
+        <w:t xml:space="preserve"> que </w:t>
+      </w:r>
+      <w:proofErr w:type="spellStart"/>
+      <w:r>
+        <w:rPr>
+          <w:b/>
+          <w:bCs/>
+          <w:color w:val="4472C4" w:themeColor="accent1"/>
+        </w:rPr>
+        <w:t>tenia</w:t>
+      </w:r>
+      <w:proofErr w:type="spellEnd"/>
+      <w:r>
+        <w:rPr>
+          <w:b/>
+          <w:bCs/>
+          <w:color w:val="4472C4" w:themeColor="accent1"/>
+        </w:rPr>
+        <w:t xml:space="preserve"> todos los métodos que eran necesarios para hacer las pruebas automatizadas los cuales recibían como parámetros el nombre del paso y el comando para que este funcionase, además en el caso del método de </w:t>
+      </w:r>
+      <w:proofErr w:type="spellStart"/>
+      <w:r>
+        <w:rPr>
+          <w:b/>
+          <w:bCs/>
+          <w:color w:val="4472C4" w:themeColor="accent1"/>
+        </w:rPr>
+        <w:t>addWifiOn</w:t>
+      </w:r>
+      <w:proofErr w:type="spellEnd"/>
+      <w:r>
+        <w:rPr>
+          <w:b/>
+          <w:bCs/>
+          <w:color w:val="4472C4" w:themeColor="accent1"/>
+        </w:rPr>
+        <w:t xml:space="preserve">, junto al comando se le añadió un </w:t>
+      </w:r>
+      <w:proofErr w:type="spellStart"/>
+      <w:r>
+        <w:rPr>
+          <w:b/>
+          <w:bCs/>
+          <w:color w:val="4472C4" w:themeColor="accent1"/>
+        </w:rPr>
+        <w:t>sleep</w:t>
+      </w:r>
+      <w:proofErr w:type="spellEnd"/>
+      <w:r>
+        <w:rPr>
+          <w:b/>
+          <w:bCs/>
+          <w:color w:val="4472C4" w:themeColor="accent1"/>
+        </w:rPr>
+        <w:t xml:space="preserve">, es decir un tiempo de 7 segundos para que diese el tiempo suficiente al dispositivo de conectarse y no de errores en la prueba de hacer ping, para el botón de generar informe se usó la librería de Apache PDFBOX y dentro de la misma clase se creó el método para generar el informe donde se viera el resultado de todas las pruebas y empleando también la clase </w:t>
+      </w:r>
+      <w:proofErr w:type="spellStart"/>
+      <w:r>
+        <w:rPr>
+          <w:b/>
+          <w:bCs/>
+          <w:color w:val="4472C4" w:themeColor="accent1"/>
+        </w:rPr>
+        <w:t>FileChooser</w:t>
+      </w:r>
+      <w:proofErr w:type="spellEnd"/>
+      <w:r>
+        <w:rPr>
+          <w:b/>
+          <w:bCs/>
+          <w:color w:val="4472C4" w:themeColor="accent1"/>
+        </w:rPr>
+        <w:t xml:space="preserve"> para q el usuario pueda escoger la ruta donde desee guardar el archivo generado, además </w:t>
+      </w:r>
+      <w:proofErr w:type="spellStart"/>
+      <w:r>
+        <w:rPr>
+          <w:b/>
+          <w:bCs/>
+          <w:color w:val="4472C4" w:themeColor="accent1"/>
+        </w:rPr>
+        <w:t>tb</w:t>
+      </w:r>
+      <w:proofErr w:type="spellEnd"/>
+      <w:r>
+        <w:rPr>
+          <w:b/>
+          <w:bCs/>
+          <w:color w:val="4472C4" w:themeColor="accent1"/>
+        </w:rPr>
+        <w:t xml:space="preserve"> se creó al archivo </w:t>
+      </w:r>
+      <w:proofErr w:type="spellStart"/>
+      <w:r>
+        <w:rPr>
+          <w:b/>
+          <w:bCs/>
+          <w:color w:val="4472C4" w:themeColor="accent1"/>
+        </w:rPr>
+        <w:t>vistaDiagnóstico.fxml</w:t>
+      </w:r>
+      <w:proofErr w:type="spellEnd"/>
+      <w:r>
+        <w:rPr>
+          <w:b/>
+          <w:bCs/>
+          <w:color w:val="4472C4" w:themeColor="accent1"/>
+        </w:rPr>
+        <w:t xml:space="preserve"> para colocar todo lo que el usuario ve, en caso de los botones empleamos un paquete de </w:t>
+      </w:r>
+      <w:proofErr w:type="spellStart"/>
+      <w:r>
+        <w:rPr>
+          <w:b/>
+          <w:bCs/>
+          <w:color w:val="4472C4" w:themeColor="accent1"/>
+        </w:rPr>
+        <w:t>íconosllamado</w:t>
+      </w:r>
+      <w:proofErr w:type="spellEnd"/>
+      <w:r>
+        <w:rPr>
+          <w:b/>
+          <w:bCs/>
+          <w:color w:val="4472C4" w:themeColor="accent1"/>
+        </w:rPr>
+        <w:t xml:space="preserve"> FontAwesome5 y se creó el archivo </w:t>
+      </w:r>
+      <w:proofErr w:type="spellStart"/>
+      <w:r>
+        <w:rPr>
+          <w:b/>
+          <w:bCs/>
+          <w:color w:val="4472C4" w:themeColor="accent1"/>
+        </w:rPr>
+        <w:t>css</w:t>
+      </w:r>
+      <w:proofErr w:type="spellEnd"/>
+      <w:r>
+        <w:rPr>
+          <w:b/>
+          <w:bCs/>
+          <w:color w:val="4472C4" w:themeColor="accent1"/>
+        </w:rPr>
+        <w:t xml:space="preserve"> para darle estilos y aplicamos el efecto </w:t>
+      </w:r>
+      <w:proofErr w:type="spellStart"/>
+      <w:r>
+        <w:rPr>
+          <w:b/>
+          <w:bCs/>
+          <w:color w:val="4472C4" w:themeColor="accent1"/>
+        </w:rPr>
+        <w:t>hover</w:t>
+      </w:r>
+      <w:proofErr w:type="spellEnd"/>
+      <w:r>
+        <w:rPr>
+          <w:b/>
+          <w:bCs/>
+          <w:color w:val="4472C4" w:themeColor="accent1"/>
+        </w:rPr>
+        <w:t xml:space="preserve"> para una mejor presentación.</w:t>
+      </w:r>
+    </w:p>
+    <w:p>
+      <w:pPr>
+        <w:rPr>
+          <w:b/>
+          <w:bCs/>
+        </w:rPr>
+      </w:pPr>
+    </w:p>
+    <w:p>
+      <w:pPr>
+        <w:rPr>
+          <w:b/>
+          <w:bCs/>
+        </w:rPr>
+      </w:pPr>
+    </w:p>
+    <w:p>
+      <w:pPr>
+        <w:rPr>
+          <w:b/>
+          <w:bCs/>
+        </w:rPr>
+      </w:pPr>
+    </w:p>
+    <w:p>
+      <w:pPr>
+        <w:rPr>
+          <w:b/>
+          <w:bCs/>
+        </w:rPr>
+      </w:pPr>
+    </w:p>
+    <w:p>
+      <w:pPr>
+        <w:rPr>
+          <w:b/>
+          <w:bCs/>
+        </w:rPr>
+      </w:pPr>
+    </w:p>
+    <w:p>
+      <w:pPr>
+        <w:rPr>
+          <w:b/>
+          <w:bCs/>
+        </w:rPr>
+      </w:pPr>
+    </w:p>
+    <w:p>
+      <w:pPr>
+        <w:rPr>
+          <w:b/>
+          <w:bCs/>
+        </w:rPr>
+      </w:pPr>
+    </w:p>
+    <w:p>
+      <w:pPr>
+        <w:rPr>
+          <w:b/>
+          <w:bCs/>
+        </w:rPr>
+      </w:pPr>
+    </w:p>
+    <w:p>
+      <w:pPr>
+        <w:rPr>
+          <w:b/>
+          <w:bCs/>
+        </w:rPr>
+      </w:pPr>
+    </w:p>
+    <w:p>
+      <w:pPr>
+        <w:rPr>
+          <w:b/>
+          <w:bCs/>
+        </w:rPr>
+      </w:pPr>
+      <w:r>
+        <w:rPr>
+          <w:b/>
+          <w:bCs/>
+        </w:rPr>
+        <w:lastRenderedPageBreak/>
         <w:t>BLOQUE 5: Análisis Energético y Rendimiento (</w:t>
       </w:r>
       <w:proofErr w:type="spellStart"/>
@@ -3019,64 +3899,317 @@
     </w:p>
     <w:p>
       <w:pPr>
-        <w:rPr>
-          <w:b/>
-          <w:bCs/>
-        </w:rPr>
-      </w:pPr>
-    </w:p>
-    <w:p>
-      <w:pPr>
-        <w:rPr>
-          <w:b/>
-          <w:bCs/>
-        </w:rPr>
-      </w:pPr>
-    </w:p>
-    <w:p>
-      <w:pPr>
-        <w:rPr>
-          <w:b/>
-          <w:bCs/>
-        </w:rPr>
-      </w:pPr>
-    </w:p>
-    <w:p>
-      <w:pPr>
-        <w:rPr>
-          <w:b/>
-          <w:bCs/>
-        </w:rPr>
-      </w:pPr>
-    </w:p>
-    <w:p>
-      <w:pPr>
-        <w:rPr>
-          <w:b/>
-          <w:bCs/>
-        </w:rPr>
-      </w:pPr>
-    </w:p>
-    <w:p>
-      <w:pPr>
-        <w:rPr>
-          <w:b/>
-          <w:bCs/>
-        </w:rPr>
-      </w:pPr>
-    </w:p>
-    <w:p>
-      <w:pPr>
-        <w:rPr>
-          <w:b/>
-          <w:bCs/>
-        </w:rPr>
-      </w:pPr>
-      <w:r>
-        <w:rPr>
-          <w:b/>
-          <w:bCs/>
-        </w:rPr>
+        <w:ind w:left="1080"/>
+      </w:pPr>
+    </w:p>
+    <w:p>
+      <w:pPr>
+        <w:rPr>
+          <w:b/>
+          <w:bCs/>
+          <w:color w:val="4472C4" w:themeColor="accent1"/>
+        </w:rPr>
+      </w:pPr>
+      <w:r>
+        <w:rPr>
+          <w:b/>
+          <w:bCs/>
+          <w:color w:val="4472C4" w:themeColor="accent1"/>
+        </w:rPr>
+        <w:t xml:space="preserve">Para este bloque se creó la clase </w:t>
+      </w:r>
+      <w:proofErr w:type="spellStart"/>
+      <w:r>
+        <w:rPr>
+          <w:b/>
+          <w:bCs/>
+          <w:color w:val="4472C4" w:themeColor="accent1"/>
+        </w:rPr>
+        <w:t>LaboratorioController</w:t>
+      </w:r>
+      <w:proofErr w:type="spellEnd"/>
+      <w:r>
+        <w:rPr>
+          <w:b/>
+          <w:bCs/>
+          <w:color w:val="4472C4" w:themeColor="accent1"/>
+        </w:rPr>
+        <w:t xml:space="preserve"> la cual contiene todos los métodos para obtener información del uso de la </w:t>
+      </w:r>
+      <w:proofErr w:type="spellStart"/>
+      <w:r>
+        <w:rPr>
+          <w:b/>
+          <w:bCs/>
+          <w:color w:val="4472C4" w:themeColor="accent1"/>
+        </w:rPr>
+        <w:t>cpu</w:t>
+      </w:r>
+      <w:proofErr w:type="spellEnd"/>
+      <w:r>
+        <w:rPr>
+          <w:b/>
+          <w:bCs/>
+          <w:color w:val="4472C4" w:themeColor="accent1"/>
+        </w:rPr>
+        <w:t xml:space="preserve">, la batería y el uso de la </w:t>
+      </w:r>
+      <w:proofErr w:type="spellStart"/>
+      <w:r>
+        <w:rPr>
+          <w:b/>
+          <w:bCs/>
+          <w:color w:val="4472C4" w:themeColor="accent1"/>
+        </w:rPr>
+        <w:t>ram</w:t>
+      </w:r>
+      <w:proofErr w:type="spellEnd"/>
+      <w:r>
+        <w:rPr>
+          <w:b/>
+          <w:bCs/>
+          <w:color w:val="4472C4" w:themeColor="accent1"/>
+        </w:rPr>
+        <w:t xml:space="preserve">, además se usó la dependencia de </w:t>
+      </w:r>
+      <w:proofErr w:type="spellStart"/>
+      <w:r>
+        <w:rPr>
+          <w:b/>
+          <w:bCs/>
+          <w:color w:val="4472C4" w:themeColor="accent1"/>
+        </w:rPr>
+        <w:t>LineChart</w:t>
+      </w:r>
+      <w:proofErr w:type="spellEnd"/>
+      <w:r>
+        <w:rPr>
+          <w:b/>
+          <w:bCs/>
+          <w:color w:val="4472C4" w:themeColor="accent1"/>
+        </w:rPr>
+        <w:t xml:space="preserve"> para graficar en tiempo real toda esta información, y también una función de iniciar un test para comparar la diferencia de drenaje de batería  del móvil en estado de reposo y en una llamada, para comparar se </w:t>
+      </w:r>
+      <w:proofErr w:type="spellStart"/>
+      <w:r>
+        <w:rPr>
+          <w:b/>
+          <w:bCs/>
+          <w:color w:val="4472C4" w:themeColor="accent1"/>
+        </w:rPr>
+        <w:t>uso</w:t>
+      </w:r>
+      <w:proofErr w:type="spellEnd"/>
+      <w:r>
+        <w:rPr>
+          <w:b/>
+          <w:bCs/>
+          <w:color w:val="4472C4" w:themeColor="accent1"/>
+        </w:rPr>
+        <w:t xml:space="preserve"> la unidad de medida  µA ya que sirve para medir la corriente instantánea que sale de la batería de un móvil y nos ofrece una gran precisión.</w:t>
+      </w:r>
+    </w:p>
+    <w:p>
+      <w:pPr>
+        <w:rPr>
+          <w:b/>
+          <w:bCs/>
+          <w:color w:val="4472C4" w:themeColor="accent1"/>
+        </w:rPr>
+      </w:pPr>
+      <w:r>
+        <w:rPr>
+          <w:b/>
+          <w:bCs/>
+          <w:color w:val="4472C4" w:themeColor="accent1"/>
+        </w:rPr>
+        <w:t xml:space="preserve">Para medir la corriente se usó una función la cual llama </w:t>
+      </w:r>
+      <w:proofErr w:type="spellStart"/>
+      <w:r>
+        <w:rPr>
+          <w:b/>
+          <w:bCs/>
+          <w:color w:val="4472C4" w:themeColor="accent1"/>
+        </w:rPr>
+        <w:t>ejecutarComandoADBShell</w:t>
+      </w:r>
+      <w:proofErr w:type="spellEnd"/>
+      <w:r>
+        <w:rPr>
+          <w:b/>
+          <w:bCs/>
+          <w:color w:val="4472C4" w:themeColor="accent1"/>
+        </w:rPr>
+        <w:t xml:space="preserve"> a la cual se le pasaba el comando para leer esta misma.</w:t>
+      </w:r>
+    </w:p>
+    <w:p>
+      <w:pPr>
+        <w:rPr>
+          <w:b/>
+          <w:bCs/>
+          <w:color w:val="4472C4" w:themeColor="accent1"/>
+        </w:rPr>
+      </w:pPr>
+      <w:r>
+        <w:rPr>
+          <w:b/>
+          <w:bCs/>
+          <w:color w:val="4472C4" w:themeColor="accent1"/>
+        </w:rPr>
+        <w:t>Se agregó un tiempo de 5 minutos para cada test.</w:t>
+      </w:r>
+    </w:p>
+    <w:p>
+      <w:pPr>
+        <w:rPr>
+          <w:b/>
+          <w:bCs/>
+          <w:color w:val="4472C4" w:themeColor="accent1"/>
+        </w:rPr>
+      </w:pPr>
+      <w:r>
+        <w:rPr>
+          <w:b/>
+          <w:bCs/>
+          <w:color w:val="4472C4" w:themeColor="accent1"/>
+        </w:rPr>
+        <w:t xml:space="preserve">Se creó el archivo </w:t>
+      </w:r>
+      <w:proofErr w:type="spellStart"/>
+      <w:r>
+        <w:rPr>
+          <w:b/>
+          <w:bCs/>
+          <w:color w:val="4472C4" w:themeColor="accent1"/>
+        </w:rPr>
+        <w:t>LaboratorioBateria.fxml</w:t>
+      </w:r>
+      <w:proofErr w:type="spellEnd"/>
+      <w:r>
+        <w:rPr>
+          <w:b/>
+          <w:bCs/>
+          <w:color w:val="4472C4" w:themeColor="accent1"/>
+        </w:rPr>
+        <w:t xml:space="preserve"> donde se puso todos los componentes necesarios para mostrar una vista que sea fácil de leer, se agregó un campo de teléfono y un botón de llamar que tenía un </w:t>
+      </w:r>
+      <w:proofErr w:type="spellStart"/>
+      <w:r>
+        <w:rPr>
+          <w:b/>
+          <w:bCs/>
+          <w:color w:val="4472C4" w:themeColor="accent1"/>
+        </w:rPr>
+        <w:t>onAction</w:t>
+      </w:r>
+      <w:proofErr w:type="spellEnd"/>
+      <w:r>
+        <w:rPr>
+          <w:b/>
+          <w:bCs/>
+          <w:color w:val="4472C4" w:themeColor="accent1"/>
+        </w:rPr>
+        <w:t xml:space="preserve"> que llamaba al método del controlador para iniciar una llamada al </w:t>
+      </w:r>
+      <w:proofErr w:type="spellStart"/>
+      <w:r>
+        <w:rPr>
+          <w:b/>
+          <w:bCs/>
+          <w:color w:val="4472C4" w:themeColor="accent1"/>
+        </w:rPr>
+        <w:t>numero</w:t>
+      </w:r>
+      <w:proofErr w:type="spellEnd"/>
+      <w:r>
+        <w:rPr>
+          <w:b/>
+          <w:bCs/>
+          <w:color w:val="4472C4" w:themeColor="accent1"/>
+        </w:rPr>
+        <w:t xml:space="preserve"> ingresado por el usuario y que se lanzaba en el momento que se acababa de medir la batería en reposo.</w:t>
+      </w:r>
+    </w:p>
+    <w:p/>
+    <w:p>
+      <w:pPr>
+        <w:rPr>
+          <w:b/>
+          <w:bCs/>
+        </w:rPr>
+      </w:pPr>
+    </w:p>
+    <w:p>
+      <w:pPr>
+        <w:rPr>
+          <w:b/>
+          <w:bCs/>
+        </w:rPr>
+      </w:pPr>
+    </w:p>
+    <w:p>
+      <w:pPr>
+        <w:rPr>
+          <w:b/>
+          <w:bCs/>
+        </w:rPr>
+      </w:pPr>
+    </w:p>
+    <w:p>
+      <w:pPr>
+        <w:rPr>
+          <w:b/>
+          <w:bCs/>
+        </w:rPr>
+      </w:pPr>
+    </w:p>
+    <w:p>
+      <w:pPr>
+        <w:rPr>
+          <w:b/>
+          <w:bCs/>
+        </w:rPr>
+      </w:pPr>
+    </w:p>
+    <w:p>
+      <w:pPr>
+        <w:rPr>
+          <w:b/>
+          <w:bCs/>
+        </w:rPr>
+      </w:pPr>
+    </w:p>
+    <w:p>
+      <w:pPr>
+        <w:rPr>
+          <w:b/>
+          <w:bCs/>
+        </w:rPr>
+      </w:pPr>
+    </w:p>
+    <w:p>
+      <w:pPr>
+        <w:rPr>
+          <w:b/>
+          <w:bCs/>
+        </w:rPr>
+      </w:pPr>
+    </w:p>
+    <w:p>
+      <w:pPr>
+        <w:rPr>
+          <w:b/>
+          <w:bCs/>
+        </w:rPr>
+      </w:pPr>
+      <w:r>
+        <w:rPr>
+          <w:b/>
+          <w:bCs/>
+        </w:rPr>
+        <w:lastRenderedPageBreak/>
         <w:t>BLOQUE 6: Seguridad, Extracción y Logs</w:t>
       </w:r>
     </w:p>
@@ -3259,131 +4392,692 @@
         <w:t xml:space="preserve"> RA5. Protección de aplicaciones y datos, definiendo criterios de seguridad en la transmisión.</w:t>
       </w:r>
     </w:p>
+    <w:p>
+      <w:pPr>
+        <w:rPr>
+          <w:b/>
+          <w:bCs/>
+          <w:color w:val="4472C4" w:themeColor="accent1"/>
+        </w:rPr>
+      </w:pPr>
+    </w:p>
+    <w:p>
+      <w:pPr>
+        <w:rPr>
+          <w:b/>
+          <w:bCs/>
+          <w:color w:val="4472C4" w:themeColor="accent1"/>
+        </w:rPr>
+      </w:pPr>
+      <w:r>
+        <w:rPr>
+          <w:b/>
+          <w:bCs/>
+          <w:color w:val="4472C4" w:themeColor="accent1"/>
+        </w:rPr>
+        <w:t xml:space="preserve">Integramos en </w:t>
+      </w:r>
+      <w:proofErr w:type="spellStart"/>
+      <w:r>
+        <w:rPr>
+          <w:b/>
+          <w:bCs/>
+          <w:color w:val="4472C4" w:themeColor="accent1"/>
+        </w:rPr>
+        <w:t>pane_ajustes_</w:t>
+      </w:r>
+      <w:proofErr w:type="gramStart"/>
+      <w:r>
+        <w:rPr>
+          <w:b/>
+          <w:bCs/>
+          <w:color w:val="4472C4" w:themeColor="accent1"/>
+        </w:rPr>
+        <w:t>rapidos.fxml</w:t>
+      </w:r>
+      <w:proofErr w:type="spellEnd"/>
+      <w:proofErr w:type="gramEnd"/>
+      <w:r>
+        <w:rPr>
+          <w:b/>
+          <w:bCs/>
+          <w:color w:val="4472C4" w:themeColor="accent1"/>
+        </w:rPr>
+        <w:t xml:space="preserve"> una barra de búsqueda, un botón de actualización y un componente </w:t>
+      </w:r>
+      <w:proofErr w:type="spellStart"/>
+      <w:r>
+        <w:rPr>
+          <w:b/>
+          <w:bCs/>
+          <w:color w:val="4472C4" w:themeColor="accent1"/>
+        </w:rPr>
+        <w:t>ListView</w:t>
+      </w:r>
+      <w:proofErr w:type="spellEnd"/>
+      <w:r>
+        <w:rPr>
+          <w:b/>
+          <w:bCs/>
+          <w:color w:val="4472C4" w:themeColor="accent1"/>
+        </w:rPr>
+        <w:t>.</w:t>
+      </w:r>
+    </w:p>
+    <w:p>
+      <w:pPr>
+        <w:rPr>
+          <w:b/>
+          <w:bCs/>
+          <w:color w:val="4472C4" w:themeColor="accent1"/>
+        </w:rPr>
+      </w:pPr>
+      <w:r>
+        <w:rPr>
+          <w:b/>
+          <w:bCs/>
+          <w:color w:val="4472C4" w:themeColor="accent1"/>
+        </w:rPr>
+        <w:t xml:space="preserve">Listamos la totalidad de los paquetes instalados mediante el comando </w:t>
+      </w:r>
+      <w:proofErr w:type="spellStart"/>
+      <w:r>
+        <w:rPr>
+          <w:b/>
+          <w:bCs/>
+          <w:color w:val="4472C4" w:themeColor="accent1"/>
+        </w:rPr>
+        <w:t>adb</w:t>
+      </w:r>
+      <w:proofErr w:type="spellEnd"/>
+      <w:r>
+        <w:rPr>
+          <w:b/>
+          <w:bCs/>
+          <w:color w:val="4472C4" w:themeColor="accent1"/>
+        </w:rPr>
+        <w:t xml:space="preserve"> -s serial </w:t>
+      </w:r>
+      <w:proofErr w:type="spellStart"/>
+      <w:r>
+        <w:rPr>
+          <w:b/>
+          <w:bCs/>
+          <w:color w:val="4472C4" w:themeColor="accent1"/>
+        </w:rPr>
+        <w:t>shell</w:t>
+      </w:r>
+      <w:proofErr w:type="spellEnd"/>
+      <w:r>
+        <w:rPr>
+          <w:b/>
+          <w:bCs/>
+          <w:color w:val="4472C4" w:themeColor="accent1"/>
+        </w:rPr>
+        <w:t xml:space="preserve"> pm </w:t>
+      </w:r>
+      <w:proofErr w:type="spellStart"/>
+      <w:r>
+        <w:rPr>
+          <w:b/>
+          <w:bCs/>
+          <w:color w:val="4472C4" w:themeColor="accent1"/>
+        </w:rPr>
+        <w:t>list</w:t>
+      </w:r>
+      <w:proofErr w:type="spellEnd"/>
+      <w:r>
+        <w:rPr>
+          <w:b/>
+          <w:bCs/>
+          <w:color w:val="4472C4" w:themeColor="accent1"/>
+        </w:rPr>
+        <w:t xml:space="preserve"> </w:t>
+      </w:r>
+      <w:proofErr w:type="spellStart"/>
+      <w:r>
+        <w:rPr>
+          <w:b/>
+          <w:bCs/>
+          <w:color w:val="4472C4" w:themeColor="accent1"/>
+        </w:rPr>
+        <w:t>packages</w:t>
+      </w:r>
+      <w:proofErr w:type="spellEnd"/>
+      <w:r>
+        <w:rPr>
+          <w:b/>
+          <w:bCs/>
+          <w:color w:val="4472C4" w:themeColor="accent1"/>
+        </w:rPr>
+        <w:t>. El botón de actualización</w:t>
+      </w:r>
+      <w:r>
+        <w:rPr>
+          <w:b/>
+          <w:bCs/>
+          <w:color w:val="4472C4" w:themeColor="accent1"/>
+        </w:rPr>
+        <w:t>,</w:t>
+      </w:r>
+      <w:r>
+        <w:rPr>
+          <w:b/>
+          <w:bCs/>
+          <w:color w:val="4472C4" w:themeColor="accent1"/>
+        </w:rPr>
+        <w:t xml:space="preserve"> recarga esta lista aplicando los filtros de texto definidos en la barra de búsqueda.</w:t>
+      </w:r>
+    </w:p>
+    <w:p>
+      <w:pPr>
+        <w:rPr>
+          <w:b/>
+          <w:bCs/>
+          <w:color w:val="4472C4" w:themeColor="accent1"/>
+        </w:rPr>
+      </w:pPr>
+      <w:r>
+        <w:rPr>
+          <w:b/>
+          <w:bCs/>
+          <w:color w:val="4472C4" w:themeColor="accent1"/>
+        </w:rPr>
+        <w:t xml:space="preserve">Asignamos un </w:t>
+      </w:r>
+      <w:proofErr w:type="spellStart"/>
+      <w:r>
+        <w:rPr>
+          <w:b/>
+          <w:bCs/>
+          <w:color w:val="4472C4" w:themeColor="accent1"/>
+        </w:rPr>
+        <w:t>Listener</w:t>
+      </w:r>
+      <w:proofErr w:type="spellEnd"/>
+      <w:r>
+        <w:rPr>
+          <w:b/>
+          <w:bCs/>
+          <w:color w:val="4472C4" w:themeColor="accent1"/>
+        </w:rPr>
+        <w:t xml:space="preserve"> a cada elemento de la </w:t>
+      </w:r>
+      <w:proofErr w:type="spellStart"/>
+      <w:r>
+        <w:rPr>
+          <w:b/>
+          <w:bCs/>
+          <w:color w:val="4472C4" w:themeColor="accent1"/>
+        </w:rPr>
+        <w:t>ListView</w:t>
+      </w:r>
+      <w:proofErr w:type="spellEnd"/>
+      <w:r>
+        <w:rPr>
+          <w:b/>
+          <w:bCs/>
+          <w:color w:val="4472C4" w:themeColor="accent1"/>
+        </w:rPr>
+        <w:t xml:space="preserve"> para gestionar eventos de doble clic. Al activarse, se despliega un </w:t>
+      </w:r>
+      <w:proofErr w:type="spellStart"/>
+      <w:r>
+        <w:rPr>
+          <w:b/>
+          <w:bCs/>
+          <w:color w:val="4472C4" w:themeColor="accent1"/>
+        </w:rPr>
+        <w:t>DirectoryChooser</w:t>
+      </w:r>
+      <w:proofErr w:type="spellEnd"/>
+      <w:r>
+        <w:rPr>
+          <w:b/>
+          <w:bCs/>
+          <w:color w:val="4472C4" w:themeColor="accent1"/>
+        </w:rPr>
+        <w:t xml:space="preserve"> que permite al usuario definir la ruta local para la descarga del paquete seleccionado.</w:t>
+      </w:r>
+    </w:p>
+    <w:p>
+      <w:pPr>
+        <w:rPr>
+          <w:b/>
+          <w:bCs/>
+          <w:color w:val="4472C4" w:themeColor="accent1"/>
+        </w:rPr>
+      </w:pPr>
+      <w:r>
+        <w:rPr>
+          <w:b/>
+          <w:bCs/>
+          <w:color w:val="4472C4" w:themeColor="accent1"/>
+        </w:rPr>
+        <w:t xml:space="preserve">Ampliamos la interfaz </w:t>
+      </w:r>
+      <w:proofErr w:type="spellStart"/>
+      <w:r>
+        <w:rPr>
+          <w:b/>
+          <w:bCs/>
+          <w:color w:val="4472C4" w:themeColor="accent1"/>
+        </w:rPr>
+        <w:t>pane_gestion_</w:t>
+      </w:r>
+      <w:proofErr w:type="gramStart"/>
+      <w:r>
+        <w:rPr>
+          <w:b/>
+          <w:bCs/>
+          <w:color w:val="4472C4" w:themeColor="accent1"/>
+        </w:rPr>
+        <w:t>pantalla.fxml</w:t>
+      </w:r>
+      <w:proofErr w:type="spellEnd"/>
+      <w:proofErr w:type="gramEnd"/>
+      <w:r>
+        <w:rPr>
+          <w:b/>
+          <w:bCs/>
+          <w:color w:val="4472C4" w:themeColor="accent1"/>
+        </w:rPr>
+        <w:t xml:space="preserve"> con tres controles: "Capturar pantalla", "Iniciar grabación" y "Detener".</w:t>
+      </w:r>
+    </w:p>
+    <w:p>
+      <w:pPr>
+        <w:rPr>
+          <w:b/>
+          <w:bCs/>
+          <w:color w:val="4472C4" w:themeColor="accent1"/>
+        </w:rPr>
+      </w:pPr>
+      <w:r>
+        <w:rPr>
+          <w:b/>
+          <w:bCs/>
+          <w:color w:val="4472C4" w:themeColor="accent1"/>
+        </w:rPr>
+        <w:t>E</w:t>
+      </w:r>
+      <w:r>
+        <w:rPr>
+          <w:b/>
+          <w:bCs/>
+          <w:color w:val="4472C4" w:themeColor="accent1"/>
+        </w:rPr>
+        <w:t>l sistema ejecuta la captura vía comandos en un directorio temporal del terminal, transfiere el archivo al PC mediante una ruta seleccionada por el usuario y procede al borrado del temporal en el dispositivo.</w:t>
+      </w:r>
+    </w:p>
+    <w:p>
+      <w:pPr>
+        <w:rPr>
+          <w:b/>
+          <w:bCs/>
+          <w:color w:val="4472C4" w:themeColor="accent1"/>
+        </w:rPr>
+      </w:pPr>
+      <w:r>
+        <w:rPr>
+          <w:b/>
+          <w:bCs/>
+          <w:color w:val="4472C4" w:themeColor="accent1"/>
+        </w:rPr>
+        <w:t xml:space="preserve">Desarrollamos la función de grabación de pantalla </w:t>
+      </w:r>
+      <w:r>
+        <w:rPr>
+          <w:b/>
+          <w:bCs/>
+          <w:color w:val="4472C4" w:themeColor="accent1"/>
+        </w:rPr>
+        <w:t>de forma</w:t>
+      </w:r>
+      <w:r>
+        <w:rPr>
+          <w:b/>
+          <w:bCs/>
+          <w:color w:val="4472C4" w:themeColor="accent1"/>
+        </w:rPr>
+        <w:t xml:space="preserve"> similar, aplicando una detención síncrona obligatoria antes de la selección de ruta para garantizar la integridad del archivo y evitar corrupciones de datos.</w:t>
+      </w:r>
+    </w:p>
+    <w:p>
+      <w:pPr>
+        <w:rPr>
+          <w:b/>
+          <w:bCs/>
+          <w:color w:val="4472C4" w:themeColor="accent1"/>
+        </w:rPr>
+      </w:pPr>
+      <w:r>
+        <w:rPr>
+          <w:b/>
+          <w:bCs/>
+          <w:color w:val="4472C4" w:themeColor="accent1"/>
+        </w:rPr>
+        <w:t xml:space="preserve">Desplegamos el módulo </w:t>
+      </w:r>
+      <w:proofErr w:type="spellStart"/>
+      <w:r>
+        <w:rPr>
+          <w:b/>
+          <w:bCs/>
+          <w:color w:val="4472C4" w:themeColor="accent1"/>
+        </w:rPr>
+        <w:t>Logcat</w:t>
+      </w:r>
+      <w:proofErr w:type="spellEnd"/>
+      <w:r>
+        <w:rPr>
+          <w:b/>
+          <w:bCs/>
+          <w:color w:val="4472C4" w:themeColor="accent1"/>
+        </w:rPr>
+        <w:t xml:space="preserve"> Manager en una nueva ventana </w:t>
+      </w:r>
+      <w:proofErr w:type="spellStart"/>
+      <w:proofErr w:type="gramStart"/>
+      <w:r>
+        <w:rPr>
+          <w:b/>
+          <w:bCs/>
+          <w:color w:val="4472C4" w:themeColor="accent1"/>
+        </w:rPr>
+        <w:t>logcat.fxml</w:t>
+      </w:r>
+      <w:proofErr w:type="spellEnd"/>
+      <w:proofErr w:type="gramEnd"/>
+      <w:r>
+        <w:rPr>
+          <w:b/>
+          <w:bCs/>
+          <w:color w:val="4472C4" w:themeColor="accent1"/>
+        </w:rPr>
+        <w:t xml:space="preserve">, accesible desde </w:t>
+      </w:r>
+      <w:proofErr w:type="spellStart"/>
+      <w:r>
+        <w:rPr>
+          <w:b/>
+          <w:bCs/>
+          <w:color w:val="4472C4" w:themeColor="accent1"/>
+        </w:rPr>
+        <w:t>ficha_</w:t>
+      </w:r>
+      <w:proofErr w:type="gramStart"/>
+      <w:r>
+        <w:rPr>
+          <w:b/>
+          <w:bCs/>
+          <w:color w:val="4472C4" w:themeColor="accent1"/>
+        </w:rPr>
+        <w:t>tecnica.fxml</w:t>
+      </w:r>
+      <w:proofErr w:type="spellEnd"/>
+      <w:proofErr w:type="gramEnd"/>
+      <w:r>
+        <w:rPr>
+          <w:b/>
+          <w:bCs/>
+          <w:color w:val="4472C4" w:themeColor="accent1"/>
+        </w:rPr>
+        <w:t>. La lógica de control se centraliza en las clases LogcatManager.java y LogcatController.java.</w:t>
+      </w:r>
+    </w:p>
+    <w:p>
+      <w:pPr>
+        <w:rPr>
+          <w:b/>
+          <w:bCs/>
+          <w:color w:val="4472C4" w:themeColor="accent1"/>
+        </w:rPr>
+      </w:pPr>
+      <w:r>
+        <w:rPr>
+          <w:b/>
+          <w:bCs/>
+          <w:color w:val="4472C4" w:themeColor="accent1"/>
+        </w:rPr>
+        <w:t xml:space="preserve">Configuramos el inicio automático del </w:t>
+      </w:r>
+      <w:proofErr w:type="spellStart"/>
+      <w:r>
+        <w:rPr>
+          <w:b/>
+          <w:bCs/>
+          <w:color w:val="4472C4" w:themeColor="accent1"/>
+        </w:rPr>
+        <w:t>Logcat</w:t>
+      </w:r>
+      <w:proofErr w:type="spellEnd"/>
+      <w:r>
+        <w:rPr>
+          <w:b/>
+          <w:bCs/>
+          <w:color w:val="4472C4" w:themeColor="accent1"/>
+        </w:rPr>
+        <w:t xml:space="preserve"> sobre el dispositivo activo</w:t>
+      </w:r>
+      <w:r>
+        <w:rPr>
+          <w:b/>
+          <w:bCs/>
+          <w:color w:val="4472C4" w:themeColor="accent1"/>
+        </w:rPr>
+        <w:t xml:space="preserve">, ignorando los logs de inicio usando la </w:t>
+      </w:r>
+      <w:proofErr w:type="spellStart"/>
+      <w:r>
+        <w:rPr>
+          <w:b/>
+          <w:bCs/>
+          <w:color w:val="4472C4" w:themeColor="accent1"/>
+        </w:rPr>
+        <w:t>flag</w:t>
+      </w:r>
+      <w:proofErr w:type="spellEnd"/>
+      <w:r>
+        <w:rPr>
+          <w:b/>
+          <w:bCs/>
+          <w:color w:val="4472C4" w:themeColor="accent1"/>
+        </w:rPr>
+        <w:t xml:space="preserve"> (-T 1).</w:t>
+      </w:r>
+    </w:p>
+    <w:p>
+      <w:pPr>
+        <w:rPr>
+          <w:b/>
+          <w:bCs/>
+          <w:color w:val="4472C4" w:themeColor="accent1"/>
+        </w:rPr>
+      </w:pPr>
+      <w:r>
+        <w:rPr>
+          <w:b/>
+          <w:bCs/>
+          <w:color w:val="4472C4" w:themeColor="accent1"/>
+        </w:rPr>
+        <w:t>A</w:t>
+      </w:r>
+      <w:r>
+        <w:rPr>
+          <w:b/>
+          <w:bCs/>
+          <w:color w:val="4472C4" w:themeColor="accent1"/>
+        </w:rPr>
+        <w:t>lmacena</w:t>
+      </w:r>
+      <w:r>
+        <w:rPr>
+          <w:b/>
+          <w:bCs/>
+          <w:color w:val="4472C4" w:themeColor="accent1"/>
+        </w:rPr>
+        <w:t>mos</w:t>
+      </w:r>
+      <w:r>
+        <w:rPr>
+          <w:b/>
+          <w:bCs/>
+          <w:color w:val="4472C4" w:themeColor="accent1"/>
+        </w:rPr>
+        <w:t xml:space="preserve"> las entradas en tiempo real en una lista viva. Al </w:t>
+      </w:r>
+      <w:r>
+        <w:rPr>
+          <w:b/>
+          <w:bCs/>
+          <w:color w:val="4472C4" w:themeColor="accent1"/>
+        </w:rPr>
+        <w:t xml:space="preserve">acceder a la ventana de </w:t>
+      </w:r>
+      <w:proofErr w:type="spellStart"/>
+      <w:r>
+        <w:rPr>
+          <w:b/>
+          <w:bCs/>
+          <w:color w:val="4472C4" w:themeColor="accent1"/>
+        </w:rPr>
+        <w:t>logcat</w:t>
+      </w:r>
+      <w:proofErr w:type="spellEnd"/>
+      <w:r>
+        <w:rPr>
+          <w:b/>
+          <w:bCs/>
+          <w:color w:val="4472C4" w:themeColor="accent1"/>
+        </w:rPr>
+        <w:t>, el sistema genera una copia instantánea de esta lista para que el usuario pueda aplicar filtros o discriminar logs que no sean advertencias o errores sin afectar el flujo de datos entrante.</w:t>
+      </w:r>
+    </w:p>
+    <w:p>
+      <w:pPr>
+        <w:rPr>
+          <w:b/>
+          <w:bCs/>
+          <w:color w:val="4472C4" w:themeColor="accent1"/>
+        </w:rPr>
+      </w:pPr>
+      <w:r>
+        <w:rPr>
+          <w:b/>
+          <w:bCs/>
+          <w:color w:val="4472C4" w:themeColor="accent1"/>
+        </w:rPr>
+        <w:lastRenderedPageBreak/>
+        <w:t xml:space="preserve">Habilitamos la actualización manual de la vista del usuario, permitiendo sincronizar la copia de trabajo con el estado actual de la lista viva desde la interfaz de </w:t>
+      </w:r>
+      <w:proofErr w:type="spellStart"/>
+      <w:proofErr w:type="gramStart"/>
+      <w:r>
+        <w:rPr>
+          <w:b/>
+          <w:bCs/>
+          <w:color w:val="4472C4" w:themeColor="accent1"/>
+        </w:rPr>
+        <w:t>logcat.fxml</w:t>
+      </w:r>
+      <w:proofErr w:type="spellEnd"/>
+      <w:proofErr w:type="gramEnd"/>
+      <w:r>
+        <w:rPr>
+          <w:b/>
+          <w:bCs/>
+          <w:color w:val="4472C4" w:themeColor="accent1"/>
+        </w:rPr>
+        <w:t>.</w:t>
+      </w:r>
+    </w:p>
+    <w:p>
+      <w:pPr>
+        <w:rPr>
+          <w:b/>
+          <w:bCs/>
+          <w:color w:val="4472C4" w:themeColor="accent1"/>
+        </w:rPr>
+      </w:pPr>
+      <w:r>
+        <w:rPr>
+          <w:b/>
+          <w:bCs/>
+          <w:color w:val="4472C4" w:themeColor="accent1"/>
+        </w:rPr>
+        <w:t xml:space="preserve">Incorporamos la exportación de logs filtrados utilizando la librería </w:t>
+      </w:r>
+      <w:proofErr w:type="spellStart"/>
+      <w:r>
+        <w:rPr>
+          <w:b/>
+          <w:bCs/>
+          <w:color w:val="4472C4" w:themeColor="accent1"/>
+        </w:rPr>
+        <w:t>Preferences</w:t>
+      </w:r>
+      <w:proofErr w:type="spellEnd"/>
+      <w:r>
+        <w:rPr>
+          <w:b/>
+          <w:bCs/>
+          <w:color w:val="4472C4" w:themeColor="accent1"/>
+        </w:rPr>
+        <w:t>, optimizando la experiencia de usuario al recordar el directorio de destino. El sistema organiza automáticamente los archivos bajo la estructura de carpetas logs/Modelo/</w:t>
+      </w:r>
+      <w:proofErr w:type="spellStart"/>
+      <w:r>
+        <w:rPr>
+          <w:b/>
+          <w:bCs/>
+          <w:color w:val="4472C4" w:themeColor="accent1"/>
+        </w:rPr>
+        <w:t>FechaActual</w:t>
+      </w:r>
+      <w:proofErr w:type="spellEnd"/>
+      <w:r>
+        <w:rPr>
+          <w:b/>
+          <w:bCs/>
+          <w:color w:val="4472C4" w:themeColor="accent1"/>
+        </w:rPr>
+        <w:t>/.</w:t>
+      </w:r>
+    </w:p>
     <w:p/>
     <w:p>
-      <w:r>
-        <w:lastRenderedPageBreak/>
-        <w:t xml:space="preserve">Añadimos en la interfaz </w:t>
-      </w:r>
-      <w:proofErr w:type="spellStart"/>
-      <w:r>
-        <w:t>pane_ajustes_rapidos.fxml</w:t>
-      </w:r>
-      <w:proofErr w:type="spellEnd"/>
-      <w:r>
-        <w:t xml:space="preserve"> una barra de búsqueda, un botón de “actualizar” y una </w:t>
-      </w:r>
-      <w:proofErr w:type="spellStart"/>
-      <w:r>
-        <w:t>ListView</w:t>
-      </w:r>
-      <w:proofErr w:type="spellEnd"/>
-      <w:r>
-        <w:t>.</w:t>
-      </w:r>
-    </w:p>
-    <w:p>
-      <w:r>
-        <w:t xml:space="preserve">Listamos todos los paquetes con el comando </w:t>
-      </w:r>
-      <w:r>
-        <w:t>"</w:t>
-      </w:r>
-      <w:proofErr w:type="spellStart"/>
-      <w:r>
-        <w:t>adb</w:t>
-      </w:r>
-      <w:proofErr w:type="spellEnd"/>
-      <w:r>
-        <w:t>", "-s", serial, "</w:t>
-      </w:r>
-      <w:proofErr w:type="spellStart"/>
-      <w:r>
-        <w:t>shell</w:t>
-      </w:r>
-      <w:proofErr w:type="spellEnd"/>
-      <w:r>
-        <w:t>", "pm", "</w:t>
-      </w:r>
-      <w:proofErr w:type="spellStart"/>
-      <w:r>
-        <w:t>list</w:t>
-      </w:r>
-      <w:proofErr w:type="spellEnd"/>
-      <w:r>
-        <w:t>", "</w:t>
-      </w:r>
-      <w:proofErr w:type="spellStart"/>
-      <w:r>
-        <w:t>packages</w:t>
-      </w:r>
-      <w:proofErr w:type="spellEnd"/>
-      <w:r>
-        <w:t>"</w:t>
-      </w:r>
-      <w:r>
-        <w:t xml:space="preserve"> y los enseñamos en la </w:t>
-      </w:r>
-      <w:proofErr w:type="spellStart"/>
-      <w:r>
-        <w:t>listView</w:t>
-      </w:r>
-      <w:proofErr w:type="spellEnd"/>
-      <w:r>
-        <w:t>, el botón de “actualizar” volverá a cargar los paquetes pero esta vez con cualquier filtro escrito en la barra de búsqueda.</w:t>
-      </w:r>
-    </w:p>
-    <w:p>
-      <w:r>
-        <w:t xml:space="preserve">Cada elemento de esta </w:t>
-      </w:r>
-      <w:proofErr w:type="spellStart"/>
-      <w:r>
-        <w:t>ListView</w:t>
-      </w:r>
-      <w:proofErr w:type="spellEnd"/>
-      <w:r>
-        <w:t xml:space="preserve"> tiene un </w:t>
-      </w:r>
-      <w:proofErr w:type="spellStart"/>
-      <w:r>
-        <w:t>listener</w:t>
-      </w:r>
-      <w:proofErr w:type="spellEnd"/>
-      <w:r>
-        <w:t xml:space="preserve"> asignado, si le as doble </w:t>
-      </w:r>
-      <w:proofErr w:type="spellStart"/>
-      <w:r>
-        <w:t>click</w:t>
-      </w:r>
-      <w:proofErr w:type="spellEnd"/>
-      <w:r>
-        <w:t xml:space="preserve"> se abrirá un </w:t>
-      </w:r>
-      <w:proofErr w:type="spellStart"/>
-      <w:r>
-        <w:t>DirectoryChooser</w:t>
-      </w:r>
-      <w:proofErr w:type="spellEnd"/>
-      <w:r>
-        <w:t xml:space="preserve"> para seleccionar una carpeta donde se descargará el paquete.</w:t>
-      </w:r>
-    </w:p>
-    <w:p>
-      <w:r>
-        <w:t xml:space="preserve">En la interfaz </w:t>
-      </w:r>
-      <w:proofErr w:type="spellStart"/>
-      <w:r>
-        <w:t>pane_gestion_pantalla.fxml</w:t>
-      </w:r>
-      <w:proofErr w:type="spellEnd"/>
-      <w:r>
-        <w:t xml:space="preserve"> </w:t>
-      </w:r>
-    </w:p>
-    <w:p/>
+      <w:pPr>
+        <w:rPr>
+          <w:b/>
+          <w:bCs/>
+        </w:rPr>
+      </w:pPr>
+    </w:p>
+    <w:p>
+      <w:pPr>
+        <w:rPr>
+          <w:b/>
+          <w:bCs/>
+        </w:rPr>
+      </w:pPr>
+    </w:p>
+    <w:p>
+      <w:pPr>
+        <w:rPr>
+          <w:b/>
+          <w:bCs/>
+        </w:rPr>
+      </w:pPr>
+    </w:p>
+    <w:p>
+      <w:pPr>
+        <w:rPr>
+          <w:b/>
+          <w:bCs/>
+        </w:rPr>
+      </w:pPr>
+    </w:p>
     <w:p>
       <w:pPr>
         <w:rPr>
@@ -3885,7 +5579,6 @@
         </w:pict>
       </w:r>
     </w:p>
-    <w:p/>
     <w:sectPr>
       <w:pgSz w:w="11906" w:h="16838"/>
       <w:pgMar w:top="1417" w:right="1701" w:bottom="1417" w:left="1701" w:header="708" w:footer="708" w:gutter="0"/>
